--- a/python notes.docx
+++ b/python notes.docx
@@ -453,7 +453,7 @@
     <w:p>
       <w:r>
         <w:pict w14:anchorId="2306B08E">
-          <v:rect id="_x0000_i1037" style="width:0;height:1.5pt" o:hralign="center" o:hrstd="t" o:hr="t" fillcolor="#a0a0a0" stroked="f"/>
+          <v:rect id="_x0000_i1025" style="width:0;height:1.5pt" o:hralign="center" o:hrstd="t" o:hr="t" fillcolor="#a0a0a0" stroked="f"/>
         </w:pict>
       </w:r>
     </w:p>
@@ -473,21 +473,8 @@
       </w:r>
     </w:p>
     <w:p>
-      <w:proofErr w:type="spellStart"/>
-      <w:r>
-        <w:t>word_counter</w:t>
-      </w:r>
-      <w:proofErr w:type="spellEnd"/>
-      <w:r>
-        <w:t xml:space="preserve"> = </w:t>
-      </w:r>
-      <w:proofErr w:type="spellStart"/>
-      <w:r>
-        <w:t>letter_counter</w:t>
-      </w:r>
-      <w:proofErr w:type="spellEnd"/>
-      <w:r>
-        <w:t xml:space="preserve"> = 0</w:t>
+      <w:r>
+        <w:t>word_counter = letter_counter = 0</w:t>
       </w:r>
     </w:p>
     <w:p>
@@ -497,27 +484,11 @@
     </w:p>
     <w:p>
       <w:r>
-        <w:t>print(id(</w:t>
-      </w:r>
-      <w:proofErr w:type="spellStart"/>
-      <w:r>
-        <w:t>word_counter</w:t>
-      </w:r>
-      <w:proofErr w:type="spellEnd"/>
-      <w:r>
-        <w:t>))</w:t>
-      </w:r>
-      <w:r>
-        <w:br/>
-        <w:t>print(id(</w:t>
-      </w:r>
-      <w:proofErr w:type="spellStart"/>
-      <w:r>
-        <w:t>letter_counter</w:t>
-      </w:r>
-      <w:proofErr w:type="spellEnd"/>
-      <w:r>
-        <w:t>))</w:t>
+        <w:t>print(id(word_counter))</w:t>
+      </w:r>
+      <w:r>
+        <w:br/>
+        <w:t>print(id(letter_counter))</w:t>
       </w:r>
     </w:p>
     <w:p>
@@ -531,77 +502,27 @@
       </w:r>
     </w:p>
     <w:p>
-      <w:proofErr w:type="spellStart"/>
-      <w:r>
-        <w:t>word_counter</w:t>
-      </w:r>
-      <w:proofErr w:type="spellEnd"/>
-      <w:r>
-        <w:t xml:space="preserve"> += 1</w:t>
-      </w:r>
-    </w:p>
-    <w:p>
-      <w:r>
-        <w:t xml:space="preserve">Python creates a new object 1 and makes </w:t>
-      </w:r>
-      <w:proofErr w:type="spellStart"/>
-      <w:r>
-        <w:t>word_counter</w:t>
-      </w:r>
-      <w:proofErr w:type="spellEnd"/>
-      <w:r>
-        <w:t xml:space="preserve"> point to it.</w:t>
-      </w:r>
-    </w:p>
-    <w:p>
-      <w:r>
-        <w:t>print(</w:t>
-      </w:r>
-      <w:proofErr w:type="spellStart"/>
-      <w:r>
-        <w:t>word_</w:t>
-      </w:r>
-      <w:proofErr w:type="gramStart"/>
-      <w:r>
-        <w:t>counter</w:t>
-      </w:r>
-      <w:proofErr w:type="spellEnd"/>
-      <w:r>
-        <w:t xml:space="preserve">)   </w:t>
-      </w:r>
-      <w:proofErr w:type="gramEnd"/>
-      <w:r>
-        <w:t xml:space="preserve"> #1</w:t>
-      </w:r>
-      <w:r>
-        <w:br/>
-        <w:t>print(</w:t>
-      </w:r>
-      <w:proofErr w:type="spellStart"/>
-      <w:r>
-        <w:t>letter_</w:t>
-      </w:r>
-      <w:proofErr w:type="gramStart"/>
-      <w:r>
-        <w:t>counter</w:t>
-      </w:r>
-      <w:proofErr w:type="spellEnd"/>
-      <w:r>
-        <w:t>)  #</w:t>
-      </w:r>
-      <w:proofErr w:type="gramEnd"/>
-      <w:r>
-        <w:t>0</w:t>
-      </w:r>
-    </w:p>
-    <w:p>
-      <w:proofErr w:type="spellStart"/>
-      <w:r>
-        <w:t>letter_counter</w:t>
-      </w:r>
-      <w:proofErr w:type="spellEnd"/>
-      <w:r>
-        <w:t xml:space="preserve"> still points to the original 0.</w:t>
+      <w:r>
+        <w:t>word_counter += 1</w:t>
+      </w:r>
+    </w:p>
+    <w:p>
+      <w:r>
+        <w:t>Python creates a new object 1 and makes word_counter point to it.</w:t>
+      </w:r>
+    </w:p>
+    <w:p>
+      <w:r>
+        <w:t>print(word_counter)    #1</w:t>
+      </w:r>
+      <w:r>
+        <w:br/>
+        <w:t>print(letter_counter)  #0</w:t>
+      </w:r>
+    </w:p>
+    <w:p>
+      <w:r>
+        <w:t>letter_counter still points to the original 0.</w:t>
       </w:r>
     </w:p>
     <w:p>
@@ -627,7 +548,7 @@
     <w:p>
       <w:r>
         <w:pict w14:anchorId="52B00DE7">
-          <v:rect id="_x0000_i1038" style="width:0;height:1.5pt" o:hralign="center" o:hrstd="t" o:hr="t" fillcolor="#a0a0a0" stroked="f"/>
+          <v:rect id="_x0000_i1026" style="width:0;height:1.5pt" o:hralign="center" o:hrstd="t" o:hr="t" fillcolor="#a0a0a0" stroked="f"/>
         </w:pict>
       </w:r>
     </w:p>
@@ -682,15 +603,7 @@
         </w:numPr>
       </w:pPr>
       <w:r>
-        <w:t xml:space="preserve">The </w:t>
-      </w:r>
-      <w:proofErr w:type="gramStart"/>
-      <w:r>
-        <w:t>id(</w:t>
-      </w:r>
-      <w:proofErr w:type="gramEnd"/>
-      <w:r>
-        <w:t xml:space="preserve">) function shows an object's identity (memory reference). </w:t>
+        <w:t xml:space="preserve">The id() function shows an object's identity (memory reference). </w:t>
       </w:r>
     </w:p>
     <w:p>
@@ -742,23 +655,7 @@
           <w:b/>
           <w:bCs/>
         </w:rPr>
-        <w:t xml:space="preserve">Numbers in Python are immutable. Once a number object is created, its value cannot be modified. When a variable is assigned a new number, Python creates a new object and makes the variable refer to it instead of changing the existing object. This </w:t>
-      </w:r>
-      <w:proofErr w:type="spellStart"/>
-      <w:r>
-        <w:rPr>
-          <w:b/>
-          <w:bCs/>
-        </w:rPr>
-        <w:t>behavior</w:t>
-      </w:r>
-      <w:proofErr w:type="spellEnd"/>
-      <w:r>
-        <w:rPr>
-          <w:b/>
-          <w:bCs/>
-        </w:rPr>
-        <w:t xml:space="preserve"> is the foundation of immutability in Python's numeric types.</w:t>
+        <w:t>Numbers in Python are immutable. Once a number object is created, its value cannot be modified. When a variable is assigned a new number, Python creates a new object and makes the variable refer to it instead of changing the existing object. This behavior is the foundation of immutability in Python's numeric types.</w:t>
       </w:r>
     </w:p>
     <w:p>
@@ -880,24 +777,12 @@
       </w:r>
     </w:p>
     <w:p>
-      <w:proofErr w:type="gramStart"/>
-      <w:r>
-        <w:t xml:space="preserve">int(True)   </w:t>
-      </w:r>
-      <w:proofErr w:type="gramEnd"/>
-      <w:r>
-        <w:t># 1</w:t>
-      </w:r>
-      <w:r>
-        <w:br/>
-      </w:r>
-      <w:proofErr w:type="gramStart"/>
-      <w:r>
-        <w:t>int(False)  #</w:t>
-      </w:r>
-      <w:proofErr w:type="gramEnd"/>
-      <w:r>
-        <w:t xml:space="preserve"> 0</w:t>
+      <w:r>
+        <w:t>int(True)   # 1</w:t>
+      </w:r>
+      <w:r>
+        <w:br/>
+        <w:t>int(False)  # 0</w:t>
       </w:r>
     </w:p>
     <w:p>
@@ -936,38 +821,18 @@
       </w:r>
     </w:p>
     <w:p>
-      <w:proofErr w:type="spellStart"/>
-      <w:r>
-        <w:t>has_permission</w:t>
-      </w:r>
-      <w:proofErr w:type="spellEnd"/>
-      <w:r>
-        <w:t xml:space="preserve"> = True</w:t>
-      </w:r>
-      <w:r>
-        <w:br/>
-      </w:r>
-      <w:proofErr w:type="spellStart"/>
-      <w:r>
-        <w:t>has_permission</w:t>
-      </w:r>
-      <w:proofErr w:type="spellEnd"/>
-      <w:r>
-        <w:t xml:space="preserve"> = False</w:t>
+      <w:r>
+        <w:t>has_permission = True</w:t>
+      </w:r>
+      <w:r>
+        <w:br/>
+        <w:t>has_permission = False</w:t>
       </w:r>
     </w:p>
     <w:p>
       <w:r>
         <w:lastRenderedPageBreak/>
-        <w:t xml:space="preserve">Here, Python does not change True into False. Instead, it creates a new object False and makes </w:t>
-      </w:r>
-      <w:proofErr w:type="spellStart"/>
-      <w:r>
-        <w:t>has_permission</w:t>
-      </w:r>
-      <w:proofErr w:type="spellEnd"/>
-      <w:r>
-        <w:t xml:space="preserve"> refer to it.</w:t>
+        <w:t>Here, Python does not change True into False. Instead, it creates a new object False and makes has_permission refer to it.</w:t>
       </w:r>
     </w:p>
     <w:p>
@@ -1172,7 +1037,7 @@
     <w:p>
       <w:r>
         <w:pict w14:anchorId="353DBF1C">
-          <v:rect id="_x0000_i1095" style="width:0;height:1.5pt" o:hralign="center" o:hrstd="t" o:hr="t" fillcolor="#a0a0a0" stroked="f"/>
+          <v:rect id="_x0000_i1027" style="width:0;height:1.5pt" o:hralign="center" o:hrstd="t" o:hr="t" fillcolor="#a0a0a0" stroked="f"/>
         </w:pict>
       </w:r>
     </w:p>
@@ -1215,63 +1080,15 @@
       </w:r>
       <w:r>
         <w:br/>
-        <w:t>print(</w:t>
-      </w:r>
-      <w:proofErr w:type="gramStart"/>
-      <w:r>
-        <w:t>greeting[</w:t>
-      </w:r>
-      <w:proofErr w:type="gramEnd"/>
-      <w:r>
-        <w:t>0</w:t>
-      </w:r>
-      <w:proofErr w:type="gramStart"/>
-      <w:r>
-        <w:t>])  #</w:t>
-      </w:r>
-      <w:proofErr w:type="gramEnd"/>
-      <w:r>
-        <w:t xml:space="preserve"> H</w:t>
-      </w:r>
-      <w:r>
-        <w:br/>
-        <w:t>print(</w:t>
-      </w:r>
-      <w:proofErr w:type="gramStart"/>
-      <w:r>
-        <w:t>greeting[</w:t>
-      </w:r>
-      <w:proofErr w:type="gramEnd"/>
-      <w:r>
-        <w:t>1</w:t>
-      </w:r>
-      <w:proofErr w:type="gramStart"/>
-      <w:r>
-        <w:t>])  #</w:t>
-      </w:r>
-      <w:proofErr w:type="gramEnd"/>
-      <w:r>
-        <w:t xml:space="preserve"> e</w:t>
-      </w:r>
-      <w:r>
-        <w:br/>
-        <w:t>print(</w:t>
-      </w:r>
-      <w:proofErr w:type="gramStart"/>
-      <w:r>
-        <w:t>greeting[</w:t>
-      </w:r>
-      <w:proofErr w:type="gramEnd"/>
-      <w:r>
-        <w:t>2</w:t>
-      </w:r>
-      <w:proofErr w:type="gramStart"/>
-      <w:r>
-        <w:t>])  #</w:t>
-      </w:r>
-      <w:proofErr w:type="gramEnd"/>
-      <w:r>
-        <w:t xml:space="preserve"> l</w:t>
+        <w:t>print(greeting[0])  # H</w:t>
+      </w:r>
+      <w:r>
+        <w:br/>
+        <w:t>print(greeting[1])  # e</w:t>
+      </w:r>
+      <w:r>
+        <w:br/>
+        <w:t>print(greeting[2])  # l</w:t>
       </w:r>
     </w:p>
     <w:p>
@@ -1592,7 +1409,7 @@
     <w:p>
       <w:r>
         <w:pict w14:anchorId="1CD95B15">
-          <v:rect id="_x0000_i1096" style="width:0;height:1.5pt" o:hralign="center" o:hrstd="t" o:hr="t" fillcolor="#a0a0a0" stroked="f"/>
+          <v:rect id="_x0000_i1028" style="width:0;height:1.5pt" o:hralign="center" o:hrstd="t" o:hr="t" fillcolor="#a0a0a0" stroked="f"/>
         </w:pict>
       </w:r>
     </w:p>
@@ -1637,14 +1454,7 @@
       </w:r>
       <w:r>
         <w:br/>
-      </w:r>
-      <w:proofErr w:type="gramStart"/>
-      <w:r>
-        <w:t>greeting[</w:t>
-      </w:r>
-      <w:proofErr w:type="gramEnd"/>
-      <w:r>
-        <w:t>1] = "E"</w:t>
+        <w:t>greeting[1] = "E"</w:t>
       </w:r>
     </w:p>
     <w:p>
@@ -1663,13 +1473,8 @@
       </w:r>
     </w:p>
     <w:p>
-      <w:proofErr w:type="spellStart"/>
-      <w:r>
-        <w:t>TypeError</w:t>
-      </w:r>
-      <w:proofErr w:type="spellEnd"/>
-      <w:r>
-        <w:t>: 'str' object does not support item assignment</w:t>
+      <w:r>
+        <w:t>TypeError: 'str' object does not support item assignment</w:t>
       </w:r>
     </w:p>
     <w:p>
@@ -1680,7 +1485,7 @@
     <w:p>
       <w:r>
         <w:pict w14:anchorId="5987FA29">
-          <v:rect id="_x0000_i1097" style="width:0;height:1.5pt" o:hralign="center" o:hrstd="t" o:hr="t" fillcolor="#a0a0a0" stroked="f"/>
+          <v:rect id="_x0000_i1029" style="width:0;height:1.5pt" o:hralign="center" o:hrstd="t" o:hr="t" fillcolor="#a0a0a0" stroked="f"/>
         </w:pict>
       </w:r>
     </w:p>
@@ -1720,15 +1525,7 @@
       </w:r>
       <w:r>
         <w:br/>
-        <w:t>greeting = "</w:t>
-      </w:r>
-      <w:proofErr w:type="spellStart"/>
-      <w:r>
-        <w:t>HEllo</w:t>
-      </w:r>
-      <w:proofErr w:type="spellEnd"/>
-      <w:r>
-        <w:t>!"</w:t>
+        <w:t>greeting = "HEllo!"</w:t>
       </w:r>
       <w:r>
         <w:br/>
@@ -1754,13 +1551,8 @@
       </w:r>
     </w:p>
     <w:p>
-      <w:proofErr w:type="spellStart"/>
-      <w:r>
-        <w:t>HEllo</w:t>
-      </w:r>
-      <w:proofErr w:type="spellEnd"/>
-      <w:r>
-        <w:t>!</w:t>
+      <w:r>
+        <w:t>HEllo!</w:t>
       </w:r>
     </w:p>
     <w:p>
@@ -1771,7 +1563,7 @@
     <w:p>
       <w:r>
         <w:pict w14:anchorId="5094E650">
-          <v:rect id="_x0000_i1098" style="width:0;height:1.5pt" o:hralign="center" o:hrstd="t" o:hr="t" fillcolor="#a0a0a0" stroked="f"/>
+          <v:rect id="_x0000_i1030" style="width:0;height:1.5pt" o:hralign="center" o:hrstd="t" o:hr="t" fillcolor="#a0a0a0" stroked="f"/>
         </w:pict>
       </w:r>
     </w:p>
@@ -1793,62 +1585,22 @@
     <w:p>
       <w:r>
         <w:lastRenderedPageBreak/>
-        <w:t xml:space="preserve">Methods like </w:t>
-      </w:r>
-      <w:proofErr w:type="gramStart"/>
-      <w:r>
-        <w:t>upper(</w:t>
-      </w:r>
-      <w:proofErr w:type="gramEnd"/>
-      <w:r>
-        <w:t xml:space="preserve">), </w:t>
-      </w:r>
-      <w:proofErr w:type="gramStart"/>
-      <w:r>
-        <w:t>lower(</w:t>
-      </w:r>
-      <w:proofErr w:type="gramEnd"/>
-      <w:r>
-        <w:t xml:space="preserve">), and </w:t>
-      </w:r>
-      <w:proofErr w:type="gramStart"/>
-      <w:r>
-        <w:t>title(</w:t>
-      </w:r>
-      <w:proofErr w:type="gramEnd"/>
-      <w:r>
-        <w:t>) do not modify the original string. They return a new string.</w:t>
-      </w:r>
-    </w:p>
-    <w:p>
-      <w:pPr>
-        <w:rPr>
-          <w:b/>
-          <w:bCs/>
-        </w:rPr>
-      </w:pPr>
-      <w:r>
-        <w:rPr>
-          <w:b/>
-          <w:bCs/>
-        </w:rPr>
-        <w:t xml:space="preserve">Example 1: </w:t>
-      </w:r>
-      <w:proofErr w:type="gramStart"/>
-      <w:r>
-        <w:rPr>
-          <w:b/>
-          <w:bCs/>
-        </w:rPr>
-        <w:t>upper(</w:t>
-      </w:r>
-      <w:proofErr w:type="gramEnd"/>
-      <w:r>
-        <w:rPr>
-          <w:b/>
-          <w:bCs/>
-        </w:rPr>
-        <w:t>)</w:t>
+        <w:t>Methods like upper(), lower(), and title() do not modify the original string. They return a new string.</w:t>
+      </w:r>
+    </w:p>
+    <w:p>
+      <w:pPr>
+        <w:rPr>
+          <w:b/>
+          <w:bCs/>
+        </w:rPr>
+      </w:pPr>
+      <w:r>
+        <w:rPr>
+          <w:b/>
+          <w:bCs/>
+        </w:rPr>
+        <w:t>Example 1: upper()</w:t>
       </w:r>
     </w:p>
     <w:p>
@@ -1860,39 +1612,14 @@
       </w:r>
       <w:r>
         <w:br/>
-      </w:r>
-      <w:proofErr w:type="spellStart"/>
-      <w:r>
-        <w:t>new_greeting</w:t>
-      </w:r>
-      <w:proofErr w:type="spellEnd"/>
-      <w:r>
-        <w:t xml:space="preserve"> = </w:t>
-      </w:r>
-      <w:proofErr w:type="spellStart"/>
-      <w:proofErr w:type="gramStart"/>
-      <w:r>
-        <w:t>greeting.upper</w:t>
-      </w:r>
-      <w:proofErr w:type="spellEnd"/>
-      <w:proofErr w:type="gramEnd"/>
-      <w:r>
-        <w:t>()</w:t>
-      </w:r>
-      <w:r>
-        <w:br/>
-      </w:r>
-      <w:r>
-        <w:br/>
-        <w:t>print(</w:t>
-      </w:r>
-      <w:proofErr w:type="spellStart"/>
-      <w:r>
-        <w:t>new_greeting</w:t>
-      </w:r>
-      <w:proofErr w:type="spellEnd"/>
-      <w:r>
-        <w:t>)</w:t>
+        <w:t>new_greeting = greeting.upper()</w:t>
+      </w:r>
+      <w:r>
+        <w:br/>
+      </w:r>
+      <w:r>
+        <w:br/>
+        <w:t>print(new_greeting)</w:t>
       </w:r>
     </w:p>
     <w:p>
@@ -1918,7 +1645,7 @@
     <w:p>
       <w:r>
         <w:pict w14:anchorId="7B5468B8">
-          <v:rect id="_x0000_i1099" style="width:0;height:1.5pt" o:hralign="center" o:hrstd="t" o:hr="t" fillcolor="#a0a0a0" stroked="f"/>
+          <v:rect id="_x0000_i1031" style="width:0;height:1.5pt" o:hralign="center" o:hrstd="t" o:hr="t" fillcolor="#a0a0a0" stroked="f"/>
         </w:pict>
       </w:r>
     </w:p>
@@ -1934,23 +1661,7 @@
           <w:b/>
           <w:bCs/>
         </w:rPr>
-        <w:t xml:space="preserve">Example 2: </w:t>
-      </w:r>
-      <w:proofErr w:type="gramStart"/>
-      <w:r>
-        <w:rPr>
-          <w:b/>
-          <w:bCs/>
-        </w:rPr>
-        <w:t>lower(</w:t>
-      </w:r>
-      <w:proofErr w:type="gramEnd"/>
-      <w:r>
-        <w:rPr>
-          <w:b/>
-          <w:bCs/>
-        </w:rPr>
-        <w:t>)</w:t>
+        <w:t>Example 2: lower()</w:t>
       </w:r>
     </w:p>
     <w:p>
@@ -1962,17 +1673,7 @@
       </w:r>
       <w:r>
         <w:br/>
-        <w:t>print(</w:t>
-      </w:r>
-      <w:proofErr w:type="spellStart"/>
-      <w:proofErr w:type="gramStart"/>
-      <w:r>
-        <w:t>greeting.lower</w:t>
-      </w:r>
-      <w:proofErr w:type="spellEnd"/>
-      <w:proofErr w:type="gramEnd"/>
-      <w:r>
-        <w:t>())</w:t>
+        <w:t>print(greeting.lower())</w:t>
       </w:r>
     </w:p>
     <w:p>
@@ -1992,21 +1693,13 @@
     </w:p>
     <w:p>
       <w:r>
-        <w:t xml:space="preserve">hello, </w:t>
-      </w:r>
-      <w:proofErr w:type="spellStart"/>
-      <w:r>
-        <w:t>pythonistas</w:t>
-      </w:r>
-      <w:proofErr w:type="spellEnd"/>
-      <w:r>
-        <w:t>!</w:t>
+        <w:t>hello, pythonistas!</w:t>
       </w:r>
     </w:p>
     <w:p>
       <w:r>
         <w:pict w14:anchorId="70425CFE">
-          <v:rect id="_x0000_i1100" style="width:0;height:1.5pt" o:hralign="center" o:hrstd="t" o:hr="t" fillcolor="#a0a0a0" stroked="f"/>
+          <v:rect id="_x0000_i1032" style="width:0;height:1.5pt" o:hralign="center" o:hrstd="t" o:hr="t" fillcolor="#a0a0a0" stroked="f"/>
         </w:pict>
       </w:r>
     </w:p>
@@ -2022,53 +1715,19 @@
           <w:b/>
           <w:bCs/>
         </w:rPr>
-        <w:t xml:space="preserve">Example 3: </w:t>
-      </w:r>
-      <w:proofErr w:type="gramStart"/>
-      <w:r>
-        <w:rPr>
-          <w:b/>
-          <w:bCs/>
-        </w:rPr>
-        <w:t>title(</w:t>
-      </w:r>
-      <w:proofErr w:type="gramEnd"/>
-      <w:r>
-        <w:rPr>
-          <w:b/>
-          <w:bCs/>
-        </w:rPr>
-        <w:t>)</w:t>
-      </w:r>
-    </w:p>
-    <w:p>
-      <w:r>
-        <w:t xml:space="preserve">greeting = "hello, </w:t>
-      </w:r>
-      <w:proofErr w:type="spellStart"/>
-      <w:r>
-        <w:t>pythonistas</w:t>
-      </w:r>
-      <w:proofErr w:type="spellEnd"/>
-      <w:r>
-        <w:t>!"</w:t>
-      </w:r>
-      <w:r>
-        <w:br/>
-      </w:r>
-      <w:r>
-        <w:br/>
-        <w:t>print(</w:t>
-      </w:r>
-      <w:proofErr w:type="spellStart"/>
-      <w:proofErr w:type="gramStart"/>
-      <w:r>
-        <w:t>greeting.title</w:t>
-      </w:r>
-      <w:proofErr w:type="spellEnd"/>
-      <w:proofErr w:type="gramEnd"/>
-      <w:r>
-        <w:t>())</w:t>
+        <w:t>Example 3: title()</w:t>
+      </w:r>
+    </w:p>
+    <w:p>
+      <w:r>
+        <w:t>greeting = "hello, pythonistas!"</w:t>
+      </w:r>
+      <w:r>
+        <w:br/>
+      </w:r>
+      <w:r>
+        <w:br/>
+        <w:t>print(greeting.title())</w:t>
       </w:r>
     </w:p>
     <w:p>
@@ -2094,7 +1753,7 @@
     <w:p>
       <w:r>
         <w:pict w14:anchorId="3CF669BF">
-          <v:rect id="_x0000_i1101" style="width:0;height:1.5pt" o:hralign="center" o:hrstd="t" o:hr="t" fillcolor="#a0a0a0" stroked="f"/>
+          <v:rect id="_x0000_i1033" style="width:0;height:1.5pt" o:hralign="center" o:hrstd="t" o:hr="t" fillcolor="#a0a0a0" stroked="f"/>
         </w:pict>
       </w:r>
     </w:p>
@@ -2149,7 +1808,7 @@
     <w:p>
       <w:r>
         <w:pict w14:anchorId="54438666">
-          <v:rect id="_x0000_i1102" style="width:0;height:1.5pt" o:hralign="center" o:hrstd="t" o:hr="t" fillcolor="#a0a0a0" stroked="f"/>
+          <v:rect id="_x0000_i1034" style="width:0;height:1.5pt" o:hralign="center" o:hrstd="t" o:hr="t" fillcolor="#a0a0a0" stroked="f"/>
         </w:pict>
       </w:r>
     </w:p>
@@ -2232,36 +1891,966 @@
         </w:numPr>
       </w:pPr>
       <w:r>
-        <w:t xml:space="preserve">Methods like </w:t>
-      </w:r>
-      <w:proofErr w:type="gramStart"/>
-      <w:r>
-        <w:t>upper(</w:t>
-      </w:r>
-      <w:proofErr w:type="gramEnd"/>
-      <w:r>
-        <w:t xml:space="preserve">), </w:t>
-      </w:r>
-      <w:proofErr w:type="gramStart"/>
-      <w:r>
-        <w:t>lower(</w:t>
-      </w:r>
-      <w:proofErr w:type="gramEnd"/>
-      <w:r>
-        <w:t xml:space="preserve">), and </w:t>
-      </w:r>
-      <w:proofErr w:type="gramStart"/>
-      <w:r>
-        <w:t>title(</w:t>
-      </w:r>
-      <w:proofErr w:type="gramEnd"/>
-      <w:r>
-        <w:t xml:space="preserve">) return new strings. </w:t>
+        <w:t xml:space="preserve">Methods like upper(), lower(), and title() return new strings. </w:t>
       </w:r>
     </w:p>
     <w:p>
       <w:r>
         <w:pict w14:anchorId="3D87D1DE">
+          <v:rect id="_x0000_i1035" style="width:0;height:1.5pt" o:hralign="center" o:hrstd="t" o:hr="t" fillcolor="#a0a0a0" stroked="f"/>
+        </w:pict>
+      </w:r>
+    </w:p>
+    <w:p>
+      <w:pPr>
+        <w:rPr>
+          <w:b/>
+          <w:bCs/>
+        </w:rPr>
+      </w:pPr>
+      <w:r>
+        <w:rPr>
+          <w:b/>
+          <w:bCs/>
+        </w:rPr>
+        <w:t>Short Note</w:t>
+      </w:r>
+    </w:p>
+    <w:p>
+      <w:pPr>
+        <w:rPr>
+          <w:b/>
+          <w:bCs/>
+        </w:rPr>
+      </w:pPr>
+      <w:r>
+        <w:rPr>
+          <w:b/>
+          <w:bCs/>
+        </w:rPr>
+        <w:t>Strings (str) in Python are immutable, which means their contents cannot be changed after creation. Individual characters can be accessed using indexing, but they cannot be modified. Any operation that changes a string creates a new string object. Methods such as upper(), lower(), and title() return new modified strings instead of changing the original string.</w:t>
+      </w:r>
+    </w:p>
+    <w:p>
+      <w:pPr>
+        <w:rPr>
+          <w:b/>
+          <w:bCs/>
+          <w:sz w:val="28"/>
+          <w:szCs w:val="28"/>
+          <w:u w:val="single"/>
+        </w:rPr>
+      </w:pPr>
+    </w:p>
+    <w:p>
+      <w:pPr>
+        <w:rPr>
+          <w:b/>
+          <w:bCs/>
+          <w:sz w:val="28"/>
+          <w:szCs w:val="28"/>
+          <w:u w:val="single"/>
+        </w:rPr>
+      </w:pPr>
+      <w:r>
+        <w:rPr>
+          <w:b/>
+          <w:bCs/>
+          <w:sz w:val="28"/>
+          <w:szCs w:val="28"/>
+          <w:u w:val="single"/>
+        </w:rPr>
+        <w:t xml:space="preserve"> </w:t>
+      </w:r>
+      <w:r>
+        <w:rPr>
+          <w:b/>
+          <w:bCs/>
+          <w:sz w:val="28"/>
+          <w:szCs w:val="28"/>
+          <w:u w:val="single"/>
+        </w:rPr>
+        <w:t>BYTES</w:t>
+      </w:r>
+    </w:p>
+    <w:p>
+      <w:pPr>
+        <w:rPr>
+          <w:b/>
+          <w:bCs/>
+        </w:rPr>
+      </w:pPr>
+      <w:r>
+        <w:rPr>
+          <w:b/>
+          <w:bCs/>
+        </w:rPr>
+        <w:t>B</w:t>
+      </w:r>
+      <w:r>
+        <w:rPr>
+          <w:b/>
+          <w:bCs/>
+        </w:rPr>
+        <w:t>ytes as Immutable Data Types in Python</w:t>
+      </w:r>
+    </w:p>
+    <w:p>
+      <w:r>
+        <w:rPr>
+          <w:b/>
+          <w:bCs/>
+        </w:rPr>
+        <w:t>Bytes</w:t>
+      </w:r>
+      <w:r>
+        <w:t xml:space="preserve"> is a built-in Python data type used to store </w:t>
+      </w:r>
+      <w:r>
+        <w:rPr>
+          <w:b/>
+          <w:bCs/>
+        </w:rPr>
+        <w:t>binary data</w:t>
+      </w:r>
+      <w:r>
+        <w:t>.</w:t>
+      </w:r>
+    </w:p>
+    <w:p>
+      <w:r>
+        <w:t xml:space="preserve">A bytes object looks similar to a string, but it starts with </w:t>
+      </w:r>
+      <w:r>
+        <w:rPr>
+          <w:b/>
+          <w:bCs/>
+        </w:rPr>
+        <w:t>b</w:t>
+      </w:r>
+      <w:r>
+        <w:t xml:space="preserve"> before the quotes.</w:t>
+      </w:r>
+    </w:p>
+    <w:p>
+      <w:pPr>
+        <w:rPr>
+          <w:b/>
+          <w:bCs/>
+        </w:rPr>
+      </w:pPr>
+      <w:r>
+        <w:rPr>
+          <w:b/>
+          <w:bCs/>
+        </w:rPr>
+        <w:t>Example</w:t>
+      </w:r>
+    </w:p>
+    <w:p>
+      <w:r>
+        <w:t>greeting_str = "Hello, World!"</w:t>
+      </w:r>
+      <w:r>
+        <w:br/>
+        <w:t>print(type(greeting_str))</w:t>
+      </w:r>
+    </w:p>
+    <w:p>
+      <w:r>
+        <w:rPr>
+          <w:b/>
+          <w:bCs/>
+        </w:rPr>
+        <w:t>Output:</w:t>
+      </w:r>
+    </w:p>
+    <w:p>
+      <w:r>
+        <w:t>&lt;class 'str'&gt;</w:t>
+      </w:r>
+    </w:p>
+    <w:p>
+      <w:r>
+        <w:t>greeting_bytes = b"Hello, World!"</w:t>
+      </w:r>
+      <w:r>
+        <w:br/>
+        <w:t>print(type(greeting_bytes))</w:t>
+      </w:r>
+    </w:p>
+    <w:p>
+      <w:r>
+        <w:rPr>
+          <w:b/>
+          <w:bCs/>
+        </w:rPr>
+        <w:t>Output:</w:t>
+      </w:r>
+      <w:r>
+        <w:rPr>
+          <w:b/>
+          <w:bCs/>
+        </w:rPr>
+        <w:t xml:space="preserve"> </w:t>
+      </w:r>
+      <w:r>
+        <w:rPr>
+          <w:b/>
+          <w:bCs/>
+        </w:rPr>
+        <w:t xml:space="preserve"> </w:t>
+      </w:r>
+    </w:p>
+    <w:p>
+      <w:r>
+        <w:t>&lt;class 'bytes'&gt;</w:t>
+      </w:r>
+    </w:p>
+    <w:p>
+      <w:r>
+        <w:t>Here:</w:t>
+      </w:r>
+    </w:p>
+    <w:p>
+      <w:pPr>
+        <w:numPr>
+          <w:ilvl w:val="0"/>
+          <w:numId w:val="10"/>
+        </w:numPr>
+      </w:pPr>
+      <w:r>
+        <w:t xml:space="preserve">"Hello, World!" is a string. </w:t>
+      </w:r>
+    </w:p>
+    <w:p>
+      <w:pPr>
+        <w:numPr>
+          <w:ilvl w:val="0"/>
+          <w:numId w:val="10"/>
+        </w:numPr>
+      </w:pPr>
+      <w:r>
+        <w:t xml:space="preserve">b"Hello, World!" is a bytes object. </w:t>
+      </w:r>
+    </w:p>
+    <w:p>
+      <w:r>
+        <w:lastRenderedPageBreak/>
+        <w:pict w14:anchorId="006A0FD5">
+          <v:rect id="_x0000_i1060" style="width:0;height:1.5pt" o:hralign="center" o:hrstd="t" o:hr="t" fillcolor="#a0a0a0" stroked="f"/>
+        </w:pict>
+      </w:r>
+    </w:p>
+    <w:p>
+      <w:pPr>
+        <w:rPr>
+          <w:b/>
+          <w:bCs/>
+        </w:rPr>
+      </w:pPr>
+      <w:r>
+        <w:rPr>
+          <w:b/>
+          <w:bCs/>
+        </w:rPr>
+        <w:t>Converting String to Bytes</w:t>
+      </w:r>
+    </w:p>
+    <w:p>
+      <w:r>
+        <w:t xml:space="preserve">If a string contains special characters, it can be converted into bytes using </w:t>
+      </w:r>
+      <w:r>
+        <w:rPr>
+          <w:b/>
+          <w:bCs/>
+        </w:rPr>
+        <w:t>encode()</w:t>
+      </w:r>
+      <w:r>
+        <w:t>.</w:t>
+      </w:r>
+    </w:p>
+    <w:p>
+      <w:pPr>
+        <w:rPr>
+          <w:b/>
+          <w:bCs/>
+        </w:rPr>
+      </w:pPr>
+      <w:r>
+        <w:rPr>
+          <w:b/>
+          <w:bCs/>
+        </w:rPr>
+        <w:t>Example</w:t>
+      </w:r>
+    </w:p>
+    <w:p>
+      <w:r>
+        <w:t>text = "Español"</w:t>
+      </w:r>
+      <w:r>
+        <w:br/>
+      </w:r>
+      <w:r>
+        <w:br/>
+        <w:t>byte_text = text.encode("utf-8")</w:t>
+      </w:r>
+      <w:r>
+        <w:br/>
+        <w:t>print(byte_text)</w:t>
+      </w:r>
+    </w:p>
+    <w:p>
+      <w:r>
+        <w:rPr>
+          <w:b/>
+          <w:bCs/>
+        </w:rPr>
+        <w:t>Output:</w:t>
+      </w:r>
+    </w:p>
+    <w:p>
+      <w:r>
+        <w:t>b'Espa\xc3\xb1ol'</w:t>
+      </w:r>
+    </w:p>
+    <w:p>
+      <w:r>
+        <w:pict w14:anchorId="7FEE08DC">
+          <v:rect id="_x0000_i1061" style="width:0;height:1.5pt" o:hralign="center" o:hrstd="t" o:hr="t" fillcolor="#a0a0a0" stroked="f"/>
+        </w:pict>
+      </w:r>
+    </w:p>
+    <w:p>
+      <w:pPr>
+        <w:rPr>
+          <w:b/>
+          <w:bCs/>
+        </w:rPr>
+      </w:pPr>
+      <w:r>
+        <w:rPr>
+          <w:b/>
+          <w:bCs/>
+        </w:rPr>
+        <w:t>Bytes Are Immutable</w:t>
+      </w:r>
+    </w:p>
+    <w:p>
+      <w:r>
+        <w:t>Like strings, bytes cannot be changed after they are created.</w:t>
+      </w:r>
+    </w:p>
+    <w:p>
+      <w:pPr>
+        <w:rPr>
+          <w:b/>
+          <w:bCs/>
+        </w:rPr>
+      </w:pPr>
+      <w:r>
+        <w:rPr>
+          <w:b/>
+          <w:bCs/>
+        </w:rPr>
+        <w:t>Example</w:t>
+      </w:r>
+    </w:p>
+    <w:p>
+      <w:r>
+        <w:t>greeting_bytes = b"Hello, World!"</w:t>
+      </w:r>
+      <w:r>
+        <w:br/>
+      </w:r>
+      <w:r>
+        <w:br/>
+        <w:t>greeting_bytes[0] = b"h"</w:t>
+      </w:r>
+    </w:p>
+    <w:p>
+      <w:r>
+        <w:rPr>
+          <w:b/>
+          <w:bCs/>
+        </w:rPr>
+        <w:t>Output:</w:t>
+      </w:r>
+    </w:p>
+    <w:p>
+      <w:r>
+        <w:t>TypeError: 'bytes' object does not support item assignment</w:t>
+      </w:r>
+    </w:p>
+    <w:p>
+      <w:r>
+        <w:t>This error occurs because bytes are immutable.</w:t>
+      </w:r>
+    </w:p>
+    <w:p>
+      <w:r>
+        <w:pict w14:anchorId="69D6DFC0">
+          <v:rect id="_x0000_i1062" style="width:0;height:1.5pt" o:hralign="center" o:hrstd="t" o:hr="t" fillcolor="#a0a0a0" stroked="f"/>
+        </w:pict>
+      </w:r>
+    </w:p>
+    <w:p>
+      <w:pPr>
+        <w:rPr>
+          <w:b/>
+          <w:bCs/>
+        </w:rPr>
+      </w:pPr>
+      <w:r>
+        <w:rPr>
+          <w:b/>
+          <w:bCs/>
+        </w:rPr>
+        <w:t>Key Points</w:t>
+      </w:r>
+    </w:p>
+    <w:p>
+      <w:pPr>
+        <w:numPr>
+          <w:ilvl w:val="0"/>
+          <w:numId w:val="11"/>
+        </w:numPr>
+      </w:pPr>
+      <w:r>
+        <w:t xml:space="preserve">bytes is used to store binary data. </w:t>
+      </w:r>
+    </w:p>
+    <w:p>
+      <w:pPr>
+        <w:numPr>
+          <w:ilvl w:val="0"/>
+          <w:numId w:val="11"/>
+        </w:numPr>
+      </w:pPr>
+      <w:r>
+        <w:t xml:space="preserve">A bytes object starts with b. </w:t>
+      </w:r>
+    </w:p>
+    <w:p>
+      <w:pPr>
+        <w:numPr>
+          <w:ilvl w:val="0"/>
+          <w:numId w:val="11"/>
+        </w:numPr>
+      </w:pPr>
+      <w:r>
+        <w:t xml:space="preserve">Bytes are immutable. </w:t>
+      </w:r>
+    </w:p>
+    <w:p>
+      <w:pPr>
+        <w:numPr>
+          <w:ilvl w:val="0"/>
+          <w:numId w:val="11"/>
+        </w:numPr>
+      </w:pPr>
+      <w:r>
+        <w:t xml:space="preserve">Once created, their contents cannot be changed. </w:t>
+      </w:r>
+    </w:p>
+    <w:p>
+      <w:pPr>
+        <w:numPr>
+          <w:ilvl w:val="0"/>
+          <w:numId w:val="11"/>
+        </w:numPr>
+      </w:pPr>
+      <w:r>
+        <w:t xml:space="preserve">Special characters must be encoded before storing as bytes. </w:t>
+      </w:r>
+    </w:p>
+    <w:p>
+      <w:pPr>
+        <w:numPr>
+          <w:ilvl w:val="0"/>
+          <w:numId w:val="11"/>
+        </w:numPr>
+      </w:pPr>
+      <w:r>
+        <w:t xml:space="preserve">Trying to modify a bytes object gives a TypeError. </w:t>
+      </w:r>
+    </w:p>
+    <w:p>
+      <w:r>
+        <w:pict w14:anchorId="7352AC54">
+          <v:rect id="_x0000_i1063" style="width:0;height:1.5pt" o:hralign="center" o:hrstd="t" o:hr="t" fillcolor="#a0a0a0" stroked="f"/>
+        </w:pict>
+      </w:r>
+    </w:p>
+    <w:p>
+      <w:pPr>
+        <w:rPr>
+          <w:b/>
+          <w:bCs/>
+        </w:rPr>
+      </w:pPr>
+      <w:r>
+        <w:rPr>
+          <w:b/>
+          <w:bCs/>
+        </w:rPr>
+        <w:lastRenderedPageBreak/>
+        <w:t>Short Note</w:t>
+      </w:r>
+    </w:p>
+    <w:p>
+      <w:pPr>
+        <w:rPr>
+          <w:b/>
+          <w:bCs/>
+        </w:rPr>
+      </w:pPr>
+      <w:r>
+        <w:rPr>
+          <w:b/>
+          <w:bCs/>
+        </w:rPr>
+        <w:t>Bytes (bytes) are immutable data types in Python used for storing binary data. They are created by adding b before a string. Once a bytes object is created, its contents cannot be modified. Any attempt to change its values results in a TypeError, making bytes an immutable data type similar to strings.</w:t>
+      </w:r>
+    </w:p>
+    <w:p>
+      <w:pPr>
+        <w:rPr>
+          <w:b/>
+          <w:bCs/>
+          <w:u w:val="single"/>
+        </w:rPr>
+      </w:pPr>
+    </w:p>
+    <w:p>
+      <w:pPr>
+        <w:rPr>
+          <w:b/>
+          <w:bCs/>
+          <w:sz w:val="28"/>
+          <w:szCs w:val="28"/>
+          <w:u w:val="single"/>
+        </w:rPr>
+      </w:pPr>
+      <w:r>
+        <w:rPr>
+          <w:b/>
+          <w:bCs/>
+          <w:sz w:val="28"/>
+          <w:szCs w:val="28"/>
+          <w:u w:val="single"/>
+        </w:rPr>
+        <w:t>TUPLES</w:t>
+      </w:r>
+    </w:p>
+    <w:p>
+      <w:pPr>
+        <w:rPr>
+          <w:b/>
+          <w:bCs/>
+        </w:rPr>
+      </w:pPr>
+      <w:r>
+        <w:rPr>
+          <w:b/>
+          <w:bCs/>
+        </w:rPr>
+        <w:t>Tuples Are Immutable</w:t>
+      </w:r>
+    </w:p>
+    <w:p>
+      <w:r>
+        <w:t xml:space="preserve">A tuple is </w:t>
+      </w:r>
+      <w:r>
+        <w:rPr>
+          <w:b/>
+          <w:bCs/>
+        </w:rPr>
+        <w:t>immutable</w:t>
+      </w:r>
+      <w:r>
+        <w:t>, which means its contents cannot be changed after it is created.</w:t>
+      </w:r>
+    </w:p>
+    <w:p>
+      <w:r>
+        <w:t>You can access items in a tuple using indexes, but you cannot modify them.</w:t>
+      </w:r>
+    </w:p>
+    <w:p>
+      <w:pPr>
+        <w:rPr>
+          <w:b/>
+          <w:bCs/>
+        </w:rPr>
+      </w:pPr>
+      <w:r>
+        <w:rPr>
+          <w:b/>
+          <w:bCs/>
+        </w:rPr>
+        <w:t>Example</w:t>
+      </w:r>
+    </w:p>
+    <w:p>
+      <w:r>
+        <w:t>letters = ("a", "b", "c", "d")</w:t>
+      </w:r>
+      <w:r>
+        <w:br/>
+      </w:r>
+      <w:r>
+        <w:br/>
+        <w:t>print(letters[0])</w:t>
+      </w:r>
+      <w:r>
+        <w:br/>
+        <w:t>print(letters[1])</w:t>
+      </w:r>
+    </w:p>
+    <w:p>
+      <w:r>
+        <w:rPr>
+          <w:b/>
+          <w:bCs/>
+        </w:rPr>
+        <w:t>Output:</w:t>
+      </w:r>
+    </w:p>
+    <w:p>
+      <w:r>
+        <w:t>a</w:t>
+      </w:r>
+      <w:r>
+        <w:br/>
+        <w:t>b</w:t>
+      </w:r>
+    </w:p>
+    <w:p>
+      <w:r>
+        <w:t>Trying to change an item causes an error:</w:t>
+      </w:r>
+    </w:p>
+    <w:p>
+      <w:r>
+        <w:t>letters[0] = "A"</w:t>
+      </w:r>
+    </w:p>
+    <w:p>
+      <w:r>
+        <w:rPr>
+          <w:b/>
+          <w:bCs/>
+        </w:rPr>
+        <w:t>Output:</w:t>
+      </w:r>
+    </w:p>
+    <w:p>
+      <w:r>
+        <w:t>TypeError: 'tuple' object does not support item assignment</w:t>
+      </w:r>
+    </w:p>
+    <w:p>
+      <w:r>
+        <w:t>This happens because tuples do not allow changes after creation.</w:t>
+      </w:r>
+    </w:p>
+    <w:p>
+      <w:r>
+        <w:pict w14:anchorId="1F913918">
+          <v:rect id="_x0000_i1100" style="width:0;height:1.5pt" o:hralign="center" o:hrstd="t" o:hr="t" fillcolor="#a0a0a0" stroked="f"/>
+        </w:pict>
+      </w:r>
+    </w:p>
+    <w:p>
+      <w:pPr>
+        <w:rPr>
+          <w:b/>
+          <w:bCs/>
+        </w:rPr>
+      </w:pPr>
+      <w:r>
+        <w:rPr>
+          <w:b/>
+          <w:bCs/>
+        </w:rPr>
+        <w:t>Why Use Tuples?</w:t>
+      </w:r>
+    </w:p>
+    <w:p>
+      <w:r>
+        <w:t>Tuples are useful when you have data that should not change.</w:t>
+      </w:r>
+    </w:p>
+    <w:p>
+      <w:r>
+        <w:t>Examples:</w:t>
+      </w:r>
+    </w:p>
+    <w:p>
+      <w:pPr>
+        <w:numPr>
+          <w:ilvl w:val="0"/>
+          <w:numId w:val="12"/>
+        </w:numPr>
+      </w:pPr>
+      <w:r>
+        <w:t xml:space="preserve">Database records </w:t>
+      </w:r>
+    </w:p>
+    <w:p>
+      <w:pPr>
+        <w:numPr>
+          <w:ilvl w:val="0"/>
+          <w:numId w:val="12"/>
+        </w:numPr>
+      </w:pPr>
+      <w:r>
+        <w:t xml:space="preserve">CSV file rows </w:t>
+      </w:r>
+    </w:p>
+    <w:p>
+      <w:pPr>
+        <w:numPr>
+          <w:ilvl w:val="0"/>
+          <w:numId w:val="12"/>
+        </w:numPr>
+      </w:pPr>
+      <w:r>
+        <w:t xml:space="preserve">Fixed information such as dates or coordinates </w:t>
+      </w:r>
+    </w:p>
+    <w:p>
+      <w:r>
+        <w:lastRenderedPageBreak/>
+        <w:t>Using a tuple tells other programmers that the data should remain unchanged.</w:t>
+      </w:r>
+    </w:p>
+    <w:p>
+      <w:r>
+        <w:pict w14:anchorId="2148058B">
+          <v:rect id="_x0000_i1101" style="width:0;height:1.5pt" o:hralign="center" o:hrstd="t" o:hr="t" fillcolor="#a0a0a0" stroked="f"/>
+        </w:pict>
+      </w:r>
+    </w:p>
+    <w:p>
+      <w:pPr>
+        <w:rPr>
+          <w:b/>
+          <w:bCs/>
+        </w:rPr>
+      </w:pPr>
+      <w:r>
+        <w:rPr>
+          <w:b/>
+          <w:bCs/>
+        </w:rPr>
+        <w:t>Tuple Methods</w:t>
+      </w:r>
+    </w:p>
+    <w:p>
+      <w:r>
+        <w:t>Since tuples are immutable, they have only a few methods.</w:t>
+      </w:r>
+    </w:p>
+    <w:p>
+      <w:pPr>
+        <w:rPr>
+          <w:b/>
+          <w:bCs/>
+        </w:rPr>
+      </w:pPr>
+      <w:r>
+        <w:rPr>
+          <w:b/>
+          <w:bCs/>
+        </w:rPr>
+        <w:t>1. count()</w:t>
+      </w:r>
+    </w:p>
+    <w:p>
+      <w:r>
+        <w:t>Returns the number of times an item appears.</w:t>
+      </w:r>
+    </w:p>
+    <w:p>
+      <w:r>
+        <w:t>numbers = (1, 2, 2, 3)</w:t>
+      </w:r>
+      <w:r>
+        <w:br/>
+      </w:r>
+      <w:r>
+        <w:br/>
+        <w:t>print(numbers.count(2))</w:t>
+      </w:r>
+    </w:p>
+    <w:p>
+      <w:r>
+        <w:rPr>
+          <w:b/>
+          <w:bCs/>
+        </w:rPr>
+        <w:t>Output:</w:t>
+      </w:r>
+    </w:p>
+    <w:p>
+      <w:r>
+        <w:t>2</w:t>
+      </w:r>
+    </w:p>
+    <w:p>
+      <w:pPr>
+        <w:rPr>
+          <w:b/>
+          <w:bCs/>
+        </w:rPr>
+      </w:pPr>
+      <w:r>
+        <w:rPr>
+          <w:b/>
+          <w:bCs/>
+        </w:rPr>
+        <w:t>2. index()</w:t>
+      </w:r>
+    </w:p>
+    <w:p>
+      <w:r>
+        <w:t>Returns the position of an item.</w:t>
+      </w:r>
+    </w:p>
+    <w:p>
+      <w:r>
+        <w:t>numbers = (1, 2, 3)</w:t>
+      </w:r>
+      <w:r>
+        <w:br/>
+      </w:r>
+      <w:r>
+        <w:br/>
+        <w:t>print(numbers.index(2))</w:t>
+      </w:r>
+    </w:p>
+    <w:p>
+      <w:r>
+        <w:rPr>
+          <w:b/>
+          <w:bCs/>
+        </w:rPr>
+        <w:t>Output:</w:t>
+      </w:r>
+    </w:p>
+    <w:p>
+      <w:r>
+        <w:t>1</w:t>
+      </w:r>
+    </w:p>
+    <w:p>
+      <w:r>
+        <w:pict w14:anchorId="630970D6">
+          <v:rect id="_x0000_i1102" style="width:0;height:1.5pt" o:hralign="center" o:hrstd="t" o:hr="t" fillcolor="#a0a0a0" stroked="f"/>
+        </w:pict>
+      </w:r>
+    </w:p>
+    <w:p>
+      <w:pPr>
+        <w:rPr>
+          <w:b/>
+          <w:bCs/>
+        </w:rPr>
+      </w:pPr>
+      <w:r>
+        <w:rPr>
+          <w:b/>
+          <w:bCs/>
+        </w:rPr>
+        <w:t>Key Points</w:t>
+      </w:r>
+    </w:p>
+    <w:p>
+      <w:pPr>
+        <w:numPr>
+          <w:ilvl w:val="0"/>
+          <w:numId w:val="13"/>
+        </w:numPr>
+      </w:pPr>
+      <w:r>
+        <w:t xml:space="preserve">A tuple is an ordered collection of items. </w:t>
+      </w:r>
+    </w:p>
+    <w:p>
+      <w:pPr>
+        <w:numPr>
+          <w:ilvl w:val="0"/>
+          <w:numId w:val="13"/>
+        </w:numPr>
+      </w:pPr>
+      <w:r>
+        <w:t xml:space="preserve">Tuples can store different data types. </w:t>
+      </w:r>
+    </w:p>
+    <w:p>
+      <w:pPr>
+        <w:numPr>
+          <w:ilvl w:val="0"/>
+          <w:numId w:val="13"/>
+        </w:numPr>
+      </w:pPr>
+      <w:r>
+        <w:t xml:space="preserve">Tuples are created using parentheses (). </w:t>
+      </w:r>
+    </w:p>
+    <w:p>
+      <w:pPr>
+        <w:numPr>
+          <w:ilvl w:val="0"/>
+          <w:numId w:val="13"/>
+        </w:numPr>
+      </w:pPr>
+      <w:r>
+        <w:t xml:space="preserve">Tuples are immutable. </w:t>
+      </w:r>
+    </w:p>
+    <w:p>
+      <w:pPr>
+        <w:numPr>
+          <w:ilvl w:val="0"/>
+          <w:numId w:val="13"/>
+        </w:numPr>
+      </w:pPr>
+      <w:r>
+        <w:t xml:space="preserve">Items can be accessed using indexes. </w:t>
+      </w:r>
+    </w:p>
+    <w:p>
+      <w:pPr>
+        <w:numPr>
+          <w:ilvl w:val="0"/>
+          <w:numId w:val="13"/>
+        </w:numPr>
+      </w:pPr>
+      <w:r>
+        <w:t xml:space="preserve">Items cannot be added, removed, or modified. </w:t>
+      </w:r>
+    </w:p>
+    <w:p>
+      <w:pPr>
+        <w:numPr>
+          <w:ilvl w:val="0"/>
+          <w:numId w:val="13"/>
+        </w:numPr>
+      </w:pPr>
+      <w:r>
+        <w:t xml:space="preserve">Tuples provide only two main methods: count() and index(). </w:t>
+      </w:r>
+    </w:p>
+    <w:p>
+      <w:r>
+        <w:pict w14:anchorId="7C3AA0EF">
           <v:rect id="_x0000_i1103" style="width:0;height:1.5pt" o:hralign="center" o:hrstd="t" o:hr="t" fillcolor="#a0a0a0" stroked="f"/>
         </w:pict>
       </w:r>
@@ -2287,55 +2876,2602 @@
           <w:b/>
           <w:bCs/>
         </w:rPr>
-        <w:t xml:space="preserve">Strings (str) in Python are immutable, which means their contents cannot be changed after creation. Individual characters can be accessed using indexing, but they cannot be modified. Any operation that changes a string creates a new string object. Methods such as </w:t>
-      </w:r>
-      <w:proofErr w:type="gramStart"/>
-      <w:r>
-        <w:rPr>
-          <w:b/>
-          <w:bCs/>
-        </w:rPr>
-        <w:t>upper(</w:t>
-      </w:r>
-      <w:proofErr w:type="gramEnd"/>
-      <w:r>
-        <w:rPr>
-          <w:b/>
-          <w:bCs/>
-        </w:rPr>
-        <w:t xml:space="preserve">), </w:t>
-      </w:r>
-      <w:proofErr w:type="gramStart"/>
-      <w:r>
-        <w:rPr>
-          <w:b/>
-          <w:bCs/>
-        </w:rPr>
-        <w:t>lower(</w:t>
-      </w:r>
-      <w:proofErr w:type="gramEnd"/>
-      <w:r>
-        <w:rPr>
-          <w:b/>
-          <w:bCs/>
-        </w:rPr>
-        <w:t xml:space="preserve">), and </w:t>
-      </w:r>
-      <w:proofErr w:type="gramStart"/>
-      <w:r>
-        <w:rPr>
-          <w:b/>
-          <w:bCs/>
-        </w:rPr>
-        <w:t>title(</w:t>
-      </w:r>
-      <w:proofErr w:type="gramEnd"/>
-      <w:r>
-        <w:rPr>
-          <w:b/>
-          <w:bCs/>
-        </w:rPr>
-        <w:t>) return new modified strings instead of changing the original string.</w:t>
+        <w:lastRenderedPageBreak/>
+        <w:t>Tuples (tuple) are immutable data types in Python used to store an ordered collection of items. They can contain different types of data, but once created, their contents cannot be changed. Items can be accessed using indexes, but modification is not allowed. Because tuples are immutable, they provide only two methods: count() and index().</w:t>
+      </w:r>
+    </w:p>
+    <w:p/>
+    <w:p>
+      <w:pPr>
+        <w:rPr>
+          <w:b/>
+          <w:bCs/>
+          <w:sz w:val="28"/>
+          <w:szCs w:val="28"/>
+          <w:u w:val="single"/>
+        </w:rPr>
+      </w:pPr>
+      <w:r>
+        <w:rPr>
+          <w:b/>
+          <w:bCs/>
+          <w:sz w:val="28"/>
+          <w:szCs w:val="28"/>
+          <w:u w:val="single"/>
+        </w:rPr>
+        <w:t>Mutable Built-in Data Types in Python</w:t>
+      </w:r>
+    </w:p>
+    <w:p>
+      <w:r>
+        <w:rPr>
+          <w:b/>
+          <w:bCs/>
+        </w:rPr>
+        <w:t>Mutable</w:t>
+      </w:r>
+      <w:r>
+        <w:t xml:space="preserve"> means that an object's value </w:t>
+      </w:r>
+      <w:r>
+        <w:rPr>
+          <w:b/>
+          <w:bCs/>
+        </w:rPr>
+        <w:t>can be changed after it is created</w:t>
+      </w:r>
+      <w:r>
+        <w:t>.</w:t>
+      </w:r>
+    </w:p>
+    <w:p>
+      <w:r>
+        <w:t>Unlike immutable data types, mutable data types allow you to add, remove, or modify their contents without creating a new object.</w:t>
+      </w:r>
+    </w:p>
+    <w:p>
+      <w:r>
+        <w:t>Python provides several mutable built-in data types, such as:</w:t>
+      </w:r>
+    </w:p>
+    <w:p>
+      <w:pPr>
+        <w:numPr>
+          <w:ilvl w:val="0"/>
+          <w:numId w:val="14"/>
+        </w:numPr>
+      </w:pPr>
+      <w:r>
+        <w:rPr>
+          <w:b/>
+          <w:bCs/>
+        </w:rPr>
+        <w:t>List (list)</w:t>
+      </w:r>
+      <w:r>
+        <w:t xml:space="preserve"> </w:t>
+      </w:r>
+    </w:p>
+    <w:p>
+      <w:pPr>
+        <w:numPr>
+          <w:ilvl w:val="0"/>
+          <w:numId w:val="14"/>
+        </w:numPr>
+      </w:pPr>
+      <w:r>
+        <w:rPr>
+          <w:b/>
+          <w:bCs/>
+        </w:rPr>
+        <w:t>Dictionary (dict)</w:t>
+      </w:r>
+      <w:r>
+        <w:t xml:space="preserve"> </w:t>
+      </w:r>
+    </w:p>
+    <w:p>
+      <w:pPr>
+        <w:numPr>
+          <w:ilvl w:val="0"/>
+          <w:numId w:val="14"/>
+        </w:numPr>
+      </w:pPr>
+      <w:r>
+        <w:rPr>
+          <w:b/>
+          <w:bCs/>
+        </w:rPr>
+        <w:t>Set (set)</w:t>
+      </w:r>
+      <w:r>
+        <w:t xml:space="preserve"> </w:t>
+      </w:r>
+    </w:p>
+    <w:p>
+      <w:r>
+        <w:t>These data types allow you to change individual items while keeping the same object identity.</w:t>
+      </w:r>
+    </w:p>
+    <w:p>
+      <w:pPr>
+        <w:rPr>
+          <w:b/>
+          <w:bCs/>
+        </w:rPr>
+      </w:pPr>
+      <w:r>
+        <w:rPr>
+          <w:b/>
+          <w:bCs/>
+        </w:rPr>
+        <w:t>Example</w:t>
+      </w:r>
+    </w:p>
+    <w:p>
+      <w:r>
+        <w:t>A list can be modified after creation:</w:t>
+      </w:r>
+    </w:p>
+    <w:p>
+      <w:r>
+        <w:t>numbers = [1, 2, 3]</w:t>
+      </w:r>
+      <w:r>
+        <w:br/>
+        <w:t>numbers[0] = 10</w:t>
+      </w:r>
+      <w:r>
+        <w:br/>
+      </w:r>
+      <w:r>
+        <w:br/>
+        <w:t>print(numbers)</w:t>
+      </w:r>
+    </w:p>
+    <w:p>
+      <w:r>
+        <w:rPr>
+          <w:b/>
+          <w:bCs/>
+        </w:rPr>
+        <w:t>Output:</w:t>
+      </w:r>
+    </w:p>
+    <w:p>
+      <w:r>
+        <w:t>[10, 2, 3]</w:t>
+      </w:r>
+    </w:p>
+    <w:p>
+      <w:r>
+        <w:t>Here, the list object remains the same, but one of its elements is changed.</w:t>
+      </w:r>
+    </w:p>
+    <w:p>
+      <w:r>
+        <w:pict w14:anchorId="5CB6F208">
+          <v:rect id="_x0000_i1144" style="width:0;height:1.5pt" o:hralign="center" o:hrstd="t" o:hr="t" fillcolor="#a0a0a0" stroked="f"/>
+        </w:pict>
+      </w:r>
+    </w:p>
+    <w:p>
+      <w:pPr>
+        <w:rPr>
+          <w:b/>
+          <w:bCs/>
+        </w:rPr>
+      </w:pPr>
+      <w:r>
+        <w:rPr>
+          <w:b/>
+          <w:bCs/>
+        </w:rPr>
+        <w:t>Why Are Mutable Types Useful?</w:t>
+      </w:r>
+    </w:p>
+    <w:p>
+      <w:r>
+        <w:t>Mutable types are useful when data needs to change during program execution.</w:t>
+      </w:r>
+    </w:p>
+    <w:p>
+      <w:r>
+        <w:t>For example:</w:t>
+      </w:r>
+    </w:p>
+    <w:p>
+      <w:pPr>
+        <w:numPr>
+          <w:ilvl w:val="0"/>
+          <w:numId w:val="15"/>
+        </w:numPr>
+      </w:pPr>
+      <w:r>
+        <w:t xml:space="preserve">Updating a shopping cart </w:t>
+      </w:r>
+    </w:p>
+    <w:p>
+      <w:pPr>
+        <w:numPr>
+          <w:ilvl w:val="0"/>
+          <w:numId w:val="15"/>
+        </w:numPr>
+      </w:pPr>
+      <w:r>
+        <w:t xml:space="preserve">Storing student records </w:t>
+      </w:r>
+    </w:p>
+    <w:p>
+      <w:pPr>
+        <w:numPr>
+          <w:ilvl w:val="0"/>
+          <w:numId w:val="15"/>
+        </w:numPr>
+      </w:pPr>
+      <w:r>
+        <w:lastRenderedPageBreak/>
+        <w:t xml:space="preserve">Managing user information </w:t>
+      </w:r>
+    </w:p>
+    <w:p>
+      <w:pPr>
+        <w:numPr>
+          <w:ilvl w:val="0"/>
+          <w:numId w:val="15"/>
+        </w:numPr>
+      </w:pPr>
+      <w:r>
+        <w:t xml:space="preserve">Adding or removing items from a collection </w:t>
+      </w:r>
+    </w:p>
+    <w:p>
+      <w:r>
+        <w:pict w14:anchorId="71701577">
+          <v:rect id="_x0000_i1145" style="width:0;height:1.5pt" o:hralign="center" o:hrstd="t" o:hr="t" fillcolor="#a0a0a0" stroked="f"/>
+        </w:pict>
+      </w:r>
+    </w:p>
+    <w:p>
+      <w:pPr>
+        <w:rPr>
+          <w:b/>
+          <w:bCs/>
+        </w:rPr>
+      </w:pPr>
+      <w:r>
+        <w:rPr>
+          <w:b/>
+          <w:bCs/>
+        </w:rPr>
+        <w:t>Main Mutable Data Types</w:t>
+      </w:r>
+    </w:p>
+    <w:p>
+      <w:pPr>
+        <w:rPr>
+          <w:b/>
+          <w:bCs/>
+        </w:rPr>
+      </w:pPr>
+      <w:r>
+        <w:rPr>
+          <w:b/>
+          <w:bCs/>
+        </w:rPr>
+        <w:t>1. List (list)</w:t>
+      </w:r>
+    </w:p>
+    <w:p>
+      <w:r>
+        <w:t>Stores an ordered collection of items that can be modified.</w:t>
+      </w:r>
+    </w:p>
+    <w:p>
+      <w:pPr>
+        <w:rPr>
+          <w:b/>
+          <w:bCs/>
+        </w:rPr>
+      </w:pPr>
+      <w:r>
+        <w:rPr>
+          <w:b/>
+          <w:bCs/>
+        </w:rPr>
+        <w:t>2. Dictionary (dict)</w:t>
+      </w:r>
+    </w:p>
+    <w:p>
+      <w:r>
+        <w:t xml:space="preserve">Stores data as </w:t>
+      </w:r>
+      <w:r>
+        <w:rPr>
+          <w:b/>
+          <w:bCs/>
+        </w:rPr>
+        <w:t>key-value pairs</w:t>
+      </w:r>
+      <w:r>
+        <w:t xml:space="preserve"> and allows updates.</w:t>
+      </w:r>
+    </w:p>
+    <w:p>
+      <w:pPr>
+        <w:rPr>
+          <w:b/>
+          <w:bCs/>
+        </w:rPr>
+      </w:pPr>
+      <w:r>
+        <w:rPr>
+          <w:b/>
+          <w:bCs/>
+        </w:rPr>
+        <w:t>3. Set (set)</w:t>
+      </w:r>
+    </w:p>
+    <w:p>
+      <w:r>
+        <w:t>Stores unique items and allows adding or removing elements.</w:t>
+      </w:r>
+    </w:p>
+    <w:p>
+      <w:r>
+        <w:pict w14:anchorId="73F45A08">
+          <v:rect id="_x0000_i1146" style="width:0;height:1.5pt" o:hralign="center" o:hrstd="t" o:hr="t" fillcolor="#a0a0a0" stroked="f"/>
+        </w:pict>
+      </w:r>
+    </w:p>
+    <w:p>
+      <w:pPr>
+        <w:rPr>
+          <w:b/>
+          <w:bCs/>
+        </w:rPr>
+      </w:pPr>
+      <w:r>
+        <w:rPr>
+          <w:b/>
+          <w:bCs/>
+        </w:rPr>
+        <w:t>Key Points</w:t>
+      </w:r>
+    </w:p>
+    <w:p>
+      <w:pPr>
+        <w:numPr>
+          <w:ilvl w:val="0"/>
+          <w:numId w:val="16"/>
+        </w:numPr>
+      </w:pPr>
+      <w:r>
+        <w:t xml:space="preserve">Mutable objects can be changed after creation. </w:t>
+      </w:r>
+    </w:p>
+    <w:p>
+      <w:pPr>
+        <w:numPr>
+          <w:ilvl w:val="0"/>
+          <w:numId w:val="16"/>
+        </w:numPr>
+      </w:pPr>
+      <w:r>
+        <w:t xml:space="preserve">Their contents can be modified without creating a new object. </w:t>
+      </w:r>
+    </w:p>
+    <w:p>
+      <w:pPr>
+        <w:numPr>
+          <w:ilvl w:val="0"/>
+          <w:numId w:val="16"/>
+        </w:numPr>
+      </w:pPr>
+      <w:r>
+        <w:t xml:space="preserve">Lists, dictionaries, and sets are mutable. </w:t>
+      </w:r>
+    </w:p>
+    <w:p>
+      <w:pPr>
+        <w:numPr>
+          <w:ilvl w:val="0"/>
+          <w:numId w:val="16"/>
+        </w:numPr>
+      </w:pPr>
+      <w:r>
+        <w:t xml:space="preserve">Mutable types are useful when data needs frequent updates. </w:t>
+      </w:r>
+    </w:p>
+    <w:p>
+      <w:pPr>
+        <w:numPr>
+          <w:ilvl w:val="0"/>
+          <w:numId w:val="16"/>
+        </w:numPr>
+      </w:pPr>
+      <w:r>
+        <w:t xml:space="preserve">The object's identity usually remains the same when its contents change. </w:t>
+      </w:r>
+    </w:p>
+    <w:p>
+      <w:r>
+        <w:pict w14:anchorId="002EE304">
+          <v:rect id="_x0000_i1147" style="width:0;height:1.5pt" o:hralign="center" o:hrstd="t" o:hr="t" fillcolor="#a0a0a0" stroked="f"/>
+        </w:pict>
+      </w:r>
+    </w:p>
+    <w:p>
+      <w:pPr>
+        <w:rPr>
+          <w:b/>
+          <w:bCs/>
+        </w:rPr>
+      </w:pPr>
+      <w:r>
+        <w:rPr>
+          <w:b/>
+          <w:bCs/>
+        </w:rPr>
+        <w:t>Short Note</w:t>
+      </w:r>
+    </w:p>
+    <w:p>
+      <w:pPr>
+        <w:rPr>
+          <w:b/>
+          <w:bCs/>
+        </w:rPr>
+      </w:pPr>
+      <w:r>
+        <w:rPr>
+          <w:b/>
+          <w:bCs/>
+        </w:rPr>
+        <w:t>Mutable built-in data types in Python are data types whose contents can be changed after creation. Python provides mutable collection types such as list, dict, and set. These data types allow items to be added, removed, or modified without changing the identity of the object, making them useful for handling dynamic and frequently changing data.</w:t>
+      </w:r>
+    </w:p>
+    <w:p>
+      <w:pPr>
+        <w:rPr>
+          <w:sz w:val="28"/>
+          <w:szCs w:val="28"/>
+          <w:u w:val="single"/>
+        </w:rPr>
+      </w:pPr>
+      <w:r>
+        <w:rPr>
+          <w:b/>
+          <w:bCs/>
+          <w:sz w:val="28"/>
+          <w:szCs w:val="28"/>
+          <w:u w:val="single"/>
+        </w:rPr>
+        <w:t>LIST</w:t>
+      </w:r>
+      <w:r>
+        <w:rPr>
+          <w:b/>
+          <w:bCs/>
+          <w:sz w:val="28"/>
+          <w:szCs w:val="28"/>
+          <w:u w:val="single"/>
+        </w:rPr>
+        <w:t>S</w:t>
+      </w:r>
+    </w:p>
+    <w:p>
+      <w:pPr>
+        <w:rPr>
+          <w:b/>
+          <w:bCs/>
+        </w:rPr>
+      </w:pPr>
+      <w:r>
+        <w:rPr>
+          <w:b/>
+          <w:bCs/>
+        </w:rPr>
+        <w:t>Lists as Mutable Data Types in Python</w:t>
+      </w:r>
+    </w:p>
+    <w:p>
+      <w:r>
+        <w:t xml:space="preserve">A </w:t>
+      </w:r>
+      <w:r>
+        <w:rPr>
+          <w:b/>
+          <w:bCs/>
+        </w:rPr>
+        <w:t>list</w:t>
+      </w:r>
+      <w:r>
+        <w:t xml:space="preserve"> is an ordered collection of items in Python. Lists can store different types of data such as numbers, strings, and Boolean values.</w:t>
+      </w:r>
+    </w:p>
+    <w:p>
+      <w:r>
+        <w:t xml:space="preserve">Lists are </w:t>
+      </w:r>
+      <w:r>
+        <w:rPr>
+          <w:b/>
+          <w:bCs/>
+        </w:rPr>
+        <w:t>mutable</w:t>
+      </w:r>
+      <w:r>
+        <w:t>, which means their contents can be changed after creation.</w:t>
+      </w:r>
+    </w:p>
+    <w:p>
+      <w:r>
+        <w:lastRenderedPageBreak/>
+        <w:t>Unlike tuples, you can add, remove, or modify items in a list without creating a new list.</w:t>
+      </w:r>
+    </w:p>
+    <w:p>
+      <w:pPr>
+        <w:rPr>
+          <w:b/>
+          <w:bCs/>
+        </w:rPr>
+      </w:pPr>
+      <w:r>
+        <w:rPr>
+          <w:b/>
+          <w:bCs/>
+        </w:rPr>
+        <w:t>Creating a List</w:t>
+      </w:r>
+    </w:p>
+    <w:p>
+      <w:r>
+        <w:t>numbers = [1, 2, 3, 4, 5]</w:t>
+      </w:r>
+    </w:p>
+    <w:p>
+      <w:r>
+        <w:pict w14:anchorId="488793C4">
+          <v:rect id="_x0000_i1242" style="width:0;height:1.5pt" o:hralign="center" o:hrstd="t" o:hr="t" fillcolor="#a0a0a0" stroked="f"/>
+        </w:pict>
+      </w:r>
+    </w:p>
+    <w:p>
+      <w:pPr>
+        <w:rPr>
+          <w:b/>
+          <w:bCs/>
+        </w:rPr>
+      </w:pPr>
+      <w:r>
+        <w:rPr>
+          <w:b/>
+          <w:bCs/>
+        </w:rPr>
+        <w:t>Accessing List Items</w:t>
+      </w:r>
+    </w:p>
+    <w:p>
+      <w:r>
+        <w:t>You can access items using indexing.</w:t>
+      </w:r>
+    </w:p>
+    <w:p>
+      <w:r>
+        <w:t>numbers = [10, 20, 30, 40]</w:t>
+      </w:r>
+      <w:r>
+        <w:br/>
+      </w:r>
+      <w:r>
+        <w:br/>
+        <w:t>print(numbers[0])  # 10</w:t>
+      </w:r>
+      <w:r>
+        <w:br/>
+        <w:t>print(numbers[2])  # 30</w:t>
+      </w:r>
+    </w:p>
+    <w:p>
+      <w:r>
+        <w:pict w14:anchorId="143CB241">
+          <v:rect id="_x0000_i1243" style="width:0;height:1.5pt" o:hralign="center" o:hrstd="t" o:hr="t" fillcolor="#a0a0a0" stroked="f"/>
+        </w:pict>
+      </w:r>
+    </w:p>
+    <w:p>
+      <w:pPr>
+        <w:rPr>
+          <w:b/>
+          <w:bCs/>
+        </w:rPr>
+      </w:pPr>
+      <w:r>
+        <w:rPr>
+          <w:b/>
+          <w:bCs/>
+        </w:rPr>
+        <w:t>Modifying List Items</w:t>
+      </w:r>
+    </w:p>
+    <w:p>
+      <w:r>
+        <w:t>Since lists are mutable, you can change any item.</w:t>
+      </w:r>
+    </w:p>
+    <w:p>
+      <w:r>
+        <w:t>numbers = [1, 2, 314]</w:t>
+      </w:r>
+      <w:r>
+        <w:br/>
+      </w:r>
+      <w:r>
+        <w:br/>
+        <w:t>numbers[2] = 3</w:t>
+      </w:r>
+      <w:r>
+        <w:br/>
+      </w:r>
+      <w:r>
+        <w:br/>
+        <w:t>print(numbers)</w:t>
+      </w:r>
+    </w:p>
+    <w:p>
+      <w:pPr>
+        <w:rPr>
+          <w:b/>
+          <w:bCs/>
+        </w:rPr>
+      </w:pPr>
+      <w:r>
+        <w:rPr>
+          <w:b/>
+          <w:bCs/>
+        </w:rPr>
+        <w:t>Output</w:t>
+      </w:r>
+    </w:p>
+    <w:p>
+      <w:r>
+        <w:t>[1, 2, 3]</w:t>
+      </w:r>
+    </w:p>
+    <w:p>
+      <w:r>
+        <w:t>The list remains the same object, but its content changes.</w:t>
+      </w:r>
+    </w:p>
+    <w:p>
+      <w:r>
+        <w:pict w14:anchorId="778F183D">
+          <v:rect id="_x0000_i1244" style="width:0;height:1.5pt" o:hralign="center" o:hrstd="t" o:hr="t" fillcolor="#a0a0a0" stroked="f"/>
+        </w:pict>
+      </w:r>
+    </w:p>
+    <w:p>
+      <w:pPr>
+        <w:rPr>
+          <w:b/>
+          <w:bCs/>
+        </w:rPr>
+      </w:pPr>
+      <w:r>
+        <w:rPr>
+          <w:b/>
+          <w:bCs/>
+        </w:rPr>
+        <w:t>Modifying Multiple Items (Slice Assignment)</w:t>
+      </w:r>
+    </w:p>
+    <w:p>
+      <w:r>
+        <w:t>letters = ["A", "B", "c", "d"]</w:t>
+      </w:r>
+      <w:r>
+        <w:br/>
+      </w:r>
+      <w:r>
+        <w:br/>
+        <w:t>letters[2:] = ["C", "D"]</w:t>
+      </w:r>
+      <w:r>
+        <w:br/>
+      </w:r>
+      <w:r>
+        <w:br/>
+        <w:t>print(letters)</w:t>
+      </w:r>
+    </w:p>
+    <w:p>
+      <w:pPr>
+        <w:rPr>
+          <w:b/>
+          <w:bCs/>
+        </w:rPr>
+      </w:pPr>
+      <w:r>
+        <w:rPr>
+          <w:b/>
+          <w:bCs/>
+        </w:rPr>
+        <w:t>Output</w:t>
+      </w:r>
+    </w:p>
+    <w:p>
+      <w:r>
+        <w:t>['A', 'B', 'C', 'D']</w:t>
+      </w:r>
+    </w:p>
+    <w:p>
+      <w:r>
+        <w:pict w14:anchorId="47A1D7F1">
+          <v:rect id="_x0000_i1245" style="width:0;height:1.5pt" o:hralign="center" o:hrstd="t" o:hr="t" fillcolor="#a0a0a0" stroked="f"/>
+        </w:pict>
+      </w:r>
+    </w:p>
+    <w:p>
+      <w:pPr>
+        <w:rPr>
+          <w:b/>
+          <w:bCs/>
+        </w:rPr>
+      </w:pPr>
+      <w:r>
+        <w:rPr>
+          <w:b/>
+          <w:bCs/>
+        </w:rPr>
+        <w:lastRenderedPageBreak/>
+        <w:t>Common List Mutations</w:t>
+      </w:r>
+    </w:p>
+    <w:p>
+      <w:pPr>
+        <w:rPr>
+          <w:b/>
+          <w:bCs/>
+        </w:rPr>
+      </w:pPr>
+      <w:r>
+        <w:rPr>
+          <w:b/>
+          <w:bCs/>
+        </w:rPr>
+        <w:t>1. Add an Item</w:t>
+      </w:r>
+    </w:p>
+    <w:p>
+      <w:r>
+        <w:t>numbers = [1, 2, 3]</w:t>
+      </w:r>
+      <w:r>
+        <w:br/>
+      </w:r>
+      <w:r>
+        <w:br/>
+        <w:t>numbers.append(4)</w:t>
+      </w:r>
+      <w:r>
+        <w:br/>
+      </w:r>
+      <w:r>
+        <w:br/>
+        <w:t>print(numbers)</w:t>
+      </w:r>
+    </w:p>
+    <w:p>
+      <w:pPr>
+        <w:rPr>
+          <w:b/>
+          <w:bCs/>
+        </w:rPr>
+      </w:pPr>
+      <w:r>
+        <w:rPr>
+          <w:b/>
+          <w:bCs/>
+        </w:rPr>
+        <w:t>Output</w:t>
+      </w:r>
+    </w:p>
+    <w:p>
+      <w:r>
+        <w:t>[1, 2, 3, 4]</w:t>
+      </w:r>
+    </w:p>
+    <w:p>
+      <w:r>
+        <w:pict w14:anchorId="26E61517">
+          <v:rect id="_x0000_i1246" style="width:0;height:1.5pt" o:hralign="center" o:hrstd="t" o:hr="t" fillcolor="#a0a0a0" stroked="f"/>
+        </w:pict>
+      </w:r>
+    </w:p>
+    <w:p>
+      <w:pPr>
+        <w:rPr>
+          <w:b/>
+          <w:bCs/>
+        </w:rPr>
+      </w:pPr>
+      <w:r>
+        <w:rPr>
+          <w:b/>
+          <w:bCs/>
+        </w:rPr>
+        <w:t>2. Insert an Item</w:t>
+      </w:r>
+    </w:p>
+    <w:p>
+      <w:r>
+        <w:t>numbers = [1, 3]</w:t>
+      </w:r>
+      <w:r>
+        <w:br/>
+      </w:r>
+      <w:r>
+        <w:br/>
+        <w:t>numbers.insert(1, 2)</w:t>
+      </w:r>
+      <w:r>
+        <w:br/>
+      </w:r>
+      <w:r>
+        <w:br/>
+        <w:t>print(numbers)</w:t>
+      </w:r>
+    </w:p>
+    <w:p>
+      <w:pPr>
+        <w:rPr>
+          <w:b/>
+          <w:bCs/>
+        </w:rPr>
+      </w:pPr>
+      <w:r>
+        <w:rPr>
+          <w:b/>
+          <w:bCs/>
+        </w:rPr>
+        <w:t>Output</w:t>
+      </w:r>
+    </w:p>
+    <w:p>
+      <w:r>
+        <w:t>[1, 2, 3]</w:t>
+      </w:r>
+    </w:p>
+    <w:p>
+      <w:r>
+        <w:pict w14:anchorId="63C3D358">
+          <v:rect id="_x0000_i1247" style="width:0;height:1.5pt" o:hralign="center" o:hrstd="t" o:hr="t" fillcolor="#a0a0a0" stroked="f"/>
+        </w:pict>
+      </w:r>
+    </w:p>
+    <w:p>
+      <w:pPr>
+        <w:rPr>
+          <w:b/>
+          <w:bCs/>
+        </w:rPr>
+      </w:pPr>
+      <w:r>
+        <w:rPr>
+          <w:b/>
+          <w:bCs/>
+        </w:rPr>
+        <w:t>3. Remove an Item</w:t>
+      </w:r>
+    </w:p>
+    <w:p>
+      <w:r>
+        <w:t>numbers = [1, 2, 3]</w:t>
+      </w:r>
+      <w:r>
+        <w:br/>
+      </w:r>
+      <w:r>
+        <w:br/>
+        <w:t>numbers.remove(2)</w:t>
+      </w:r>
+      <w:r>
+        <w:br/>
+      </w:r>
+      <w:r>
+        <w:br/>
+        <w:t>print(numbers)</w:t>
+      </w:r>
+    </w:p>
+    <w:p>
+      <w:pPr>
+        <w:rPr>
+          <w:b/>
+          <w:bCs/>
+        </w:rPr>
+      </w:pPr>
+      <w:r>
+        <w:rPr>
+          <w:b/>
+          <w:bCs/>
+        </w:rPr>
+        <w:t>Output</w:t>
+      </w:r>
+    </w:p>
+    <w:p>
+      <w:r>
+        <w:t>[1, 3]</w:t>
+      </w:r>
+    </w:p>
+    <w:p>
+      <w:r>
+        <w:pict w14:anchorId="6A8FB573">
+          <v:rect id="_x0000_i1248" style="width:0;height:1.5pt" o:hralign="center" o:hrstd="t" o:hr="t" fillcolor="#a0a0a0" stroked="f"/>
+        </w:pict>
+      </w:r>
+    </w:p>
+    <w:p>
+      <w:pPr>
+        <w:rPr>
+          <w:b/>
+          <w:bCs/>
+        </w:rPr>
+      </w:pPr>
+      <w:r>
+        <w:rPr>
+          <w:b/>
+          <w:bCs/>
+        </w:rPr>
+        <w:t>4. Remove Last Item</w:t>
+      </w:r>
+    </w:p>
+    <w:p>
+      <w:r>
+        <w:t>numbers = [1, 2, 3]</w:t>
+      </w:r>
+      <w:r>
+        <w:br/>
+      </w:r>
+      <w:r>
+        <w:br/>
+        <w:t>numbers.pop()</w:t>
+      </w:r>
+      <w:r>
+        <w:br/>
+      </w:r>
+      <w:r>
+        <w:lastRenderedPageBreak/>
+        <w:br/>
+        <w:t>print(numbers)</w:t>
+      </w:r>
+    </w:p>
+    <w:p>
+      <w:pPr>
+        <w:rPr>
+          <w:b/>
+          <w:bCs/>
+        </w:rPr>
+      </w:pPr>
+      <w:r>
+        <w:rPr>
+          <w:b/>
+          <w:bCs/>
+        </w:rPr>
+        <w:t>Output</w:t>
+      </w:r>
+    </w:p>
+    <w:p>
+      <w:r>
+        <w:t>[1, 2]</w:t>
+      </w:r>
+    </w:p>
+    <w:p>
+      <w:r>
+        <w:pict w14:anchorId="2630FEDB">
+          <v:rect id="_x0000_i1249" style="width:0;height:1.5pt" o:hralign="center" o:hrstd="t" o:hr="t" fillcolor="#a0a0a0" stroked="f"/>
+        </w:pict>
+      </w:r>
+    </w:p>
+    <w:p>
+      <w:pPr>
+        <w:rPr>
+          <w:b/>
+          <w:bCs/>
+        </w:rPr>
+      </w:pPr>
+      <w:r>
+        <w:rPr>
+          <w:b/>
+          <w:bCs/>
+        </w:rPr>
+        <w:t>5. Clear All Items</w:t>
+      </w:r>
+    </w:p>
+    <w:p>
+      <w:r>
+        <w:t>numbers = [1, 2, 3]</w:t>
+      </w:r>
+      <w:r>
+        <w:br/>
+      </w:r>
+      <w:r>
+        <w:br/>
+        <w:t>numbers.clear()</w:t>
+      </w:r>
+      <w:r>
+        <w:br/>
+      </w:r>
+      <w:r>
+        <w:br/>
+        <w:t>print(numbers)</w:t>
+      </w:r>
+    </w:p>
+    <w:p>
+      <w:pPr>
+        <w:rPr>
+          <w:b/>
+          <w:bCs/>
+        </w:rPr>
+      </w:pPr>
+      <w:r>
+        <w:rPr>
+          <w:b/>
+          <w:bCs/>
+        </w:rPr>
+        <w:t>Output</w:t>
+      </w:r>
+    </w:p>
+    <w:p>
+      <w:r>
+        <w:t>[]</w:t>
+      </w:r>
+    </w:p>
+    <w:p>
+      <w:r>
+        <w:pict w14:anchorId="40ADD79F">
+          <v:rect id="_x0000_i1250" style="width:0;height:1.5pt" o:hralign="center" o:hrstd="t" o:hr="t" fillcolor="#a0a0a0" stroked="f"/>
+        </w:pict>
+      </w:r>
+    </w:p>
+    <w:p>
+      <w:pPr>
+        <w:rPr>
+          <w:b/>
+          <w:bCs/>
+        </w:rPr>
+      </w:pPr>
+      <w:r>
+        <w:rPr>
+          <w:b/>
+          <w:bCs/>
+        </w:rPr>
+        <w:t>Sorting a List</w:t>
+      </w:r>
+    </w:p>
+    <w:p>
+      <w:r>
+        <w:t>numbers = [4, 2, 5, 1]</w:t>
+      </w:r>
+      <w:r>
+        <w:br/>
+      </w:r>
+      <w:r>
+        <w:br/>
+        <w:t>numbers.sort()</w:t>
+      </w:r>
+      <w:r>
+        <w:br/>
+      </w:r>
+      <w:r>
+        <w:br/>
+        <w:t>print(numbers)</w:t>
+      </w:r>
+    </w:p>
+    <w:p>
+      <w:pPr>
+        <w:rPr>
+          <w:b/>
+          <w:bCs/>
+        </w:rPr>
+      </w:pPr>
+      <w:r>
+        <w:rPr>
+          <w:b/>
+          <w:bCs/>
+        </w:rPr>
+        <w:t>Output</w:t>
+      </w:r>
+    </w:p>
+    <w:p>
+      <w:r>
+        <w:t>[1, 2, 4, 5]</w:t>
+      </w:r>
+    </w:p>
+    <w:p>
+      <w:r>
+        <w:pict w14:anchorId="6835D436">
+          <v:rect id="_x0000_i1251" style="width:0;height:1.5pt" o:hralign="center" o:hrstd="t" o:hr="t" fillcolor="#a0a0a0" stroked="f"/>
+        </w:pict>
+      </w:r>
+    </w:p>
+    <w:p>
+      <w:pPr>
+        <w:rPr>
+          <w:b/>
+          <w:bCs/>
+        </w:rPr>
+      </w:pPr>
+      <w:r>
+        <w:rPr>
+          <w:b/>
+          <w:bCs/>
+        </w:rPr>
+        <w:t>Reversing a List</w:t>
+      </w:r>
+    </w:p>
+    <w:p>
+      <w:r>
+        <w:t>numbers = [1, 2, 3]</w:t>
+      </w:r>
+      <w:r>
+        <w:br/>
+      </w:r>
+      <w:r>
+        <w:br/>
+        <w:t>numbers.reverse()</w:t>
+      </w:r>
+      <w:r>
+        <w:br/>
+      </w:r>
+      <w:r>
+        <w:br/>
+        <w:t>print(numbers)</w:t>
+      </w:r>
+    </w:p>
+    <w:p>
+      <w:pPr>
+        <w:rPr>
+          <w:b/>
+          <w:bCs/>
+        </w:rPr>
+      </w:pPr>
+      <w:r>
+        <w:rPr>
+          <w:b/>
+          <w:bCs/>
+        </w:rPr>
+        <w:t>Output</w:t>
+      </w:r>
+    </w:p>
+    <w:p>
+      <w:r>
+        <w:t>[3, 2, 1]</w:t>
+      </w:r>
+    </w:p>
+    <w:p>
+      <w:r>
+        <w:pict w14:anchorId="741B1992">
+          <v:rect id="_x0000_i1252" style="width:0;height:1.5pt" o:hralign="center" o:hrstd="t" o:hr="t" fillcolor="#a0a0a0" stroked="f"/>
+        </w:pict>
+      </w:r>
+    </w:p>
+    <w:p>
+      <w:pPr>
+        <w:rPr>
+          <w:b/>
+          <w:bCs/>
+        </w:rPr>
+      </w:pPr>
+      <w:r>
+        <w:rPr>
+          <w:b/>
+          <w:bCs/>
+        </w:rPr>
+        <w:lastRenderedPageBreak/>
+        <w:t>List Concatenation</w:t>
+      </w:r>
+    </w:p>
+    <w:p>
+      <w:r>
+        <w:t>Joining two lists together.</w:t>
+      </w:r>
+    </w:p>
+    <w:p>
+      <w:r>
+        <w:t>numbers = [1, 2, 3] + [4, 5, 6]</w:t>
+      </w:r>
+      <w:r>
+        <w:br/>
+      </w:r>
+      <w:r>
+        <w:br/>
+        <w:t>print(numbers)</w:t>
+      </w:r>
+    </w:p>
+    <w:p>
+      <w:pPr>
+        <w:rPr>
+          <w:b/>
+          <w:bCs/>
+        </w:rPr>
+      </w:pPr>
+      <w:r>
+        <w:rPr>
+          <w:b/>
+          <w:bCs/>
+        </w:rPr>
+        <w:t>Output</w:t>
+      </w:r>
+    </w:p>
+    <w:p>
+      <w:r>
+        <w:t>[1, 2, 3, 4, 5, 6]</w:t>
+      </w:r>
+    </w:p>
+    <w:p>
+      <w:r>
+        <w:pict w14:anchorId="4EB0DCD7">
+          <v:rect id="_x0000_i1253" style="width:0;height:1.5pt" o:hralign="center" o:hrstd="t" o:hr="t" fillcolor="#a0a0a0" stroked="f"/>
+        </w:pict>
+      </w:r>
+    </w:p>
+    <w:p>
+      <w:pPr>
+        <w:rPr>
+          <w:b/>
+          <w:bCs/>
+        </w:rPr>
+      </w:pPr>
+      <w:r>
+        <w:rPr>
+          <w:b/>
+          <w:bCs/>
+        </w:rPr>
+        <w:t>List Repetition</w:t>
+      </w:r>
+    </w:p>
+    <w:p>
+      <w:r>
+        <w:t>Repeating list items multiple times.</w:t>
+      </w:r>
+    </w:p>
+    <w:p>
+      <w:r>
+        <w:t>letters = ["A", "B", "C"] * 3</w:t>
+      </w:r>
+      <w:r>
+        <w:br/>
+      </w:r>
+      <w:r>
+        <w:br/>
+        <w:t>print(letters)</w:t>
+      </w:r>
+    </w:p>
+    <w:p>
+      <w:pPr>
+        <w:rPr>
+          <w:b/>
+          <w:bCs/>
+        </w:rPr>
+      </w:pPr>
+      <w:r>
+        <w:rPr>
+          <w:b/>
+          <w:bCs/>
+        </w:rPr>
+        <w:t>Output</w:t>
+      </w:r>
+    </w:p>
+    <w:p>
+      <w:r>
+        <w:t>['A', 'B', 'C', 'A', 'B', 'C', 'A', 'B', 'C']</w:t>
+      </w:r>
+    </w:p>
+    <w:p>
+      <w:r>
+        <w:pict w14:anchorId="72150609">
+          <v:rect id="_x0000_i1254" style="width:0;height:1.5pt" o:hralign="center" o:hrstd="t" o:hr="t" fillcolor="#a0a0a0" stroked="f"/>
+        </w:pict>
+      </w:r>
+    </w:p>
+    <w:p>
+      <w:pPr>
+        <w:rPr>
+          <w:b/>
+          <w:bCs/>
+        </w:rPr>
+      </w:pPr>
+      <w:r>
+        <w:rPr>
+          <w:b/>
+          <w:bCs/>
+        </w:rPr>
+        <w:t>Important Point</w:t>
+      </w:r>
+    </w:p>
+    <w:p>
+      <w:r>
+        <w:t>Most list methods such as:</w:t>
+      </w:r>
+    </w:p>
+    <w:p>
+      <w:pPr>
+        <w:numPr>
+          <w:ilvl w:val="0"/>
+          <w:numId w:val="17"/>
+        </w:numPr>
+      </w:pPr>
+      <w:r>
+        <w:t xml:space="preserve">append() </w:t>
+      </w:r>
+    </w:p>
+    <w:p>
+      <w:pPr>
+        <w:numPr>
+          <w:ilvl w:val="0"/>
+          <w:numId w:val="17"/>
+        </w:numPr>
+      </w:pPr>
+      <w:r>
+        <w:t xml:space="preserve">insert() </w:t>
+      </w:r>
+    </w:p>
+    <w:p>
+      <w:pPr>
+        <w:numPr>
+          <w:ilvl w:val="0"/>
+          <w:numId w:val="17"/>
+        </w:numPr>
+      </w:pPr>
+      <w:r>
+        <w:t xml:space="preserve">remove() </w:t>
+      </w:r>
+    </w:p>
+    <w:p>
+      <w:pPr>
+        <w:numPr>
+          <w:ilvl w:val="0"/>
+          <w:numId w:val="17"/>
+        </w:numPr>
+      </w:pPr>
+      <w:r>
+        <w:t xml:space="preserve">sort() </w:t>
+      </w:r>
+    </w:p>
+    <w:p>
+      <w:pPr>
+        <w:numPr>
+          <w:ilvl w:val="0"/>
+          <w:numId w:val="17"/>
+        </w:numPr>
+      </w:pPr>
+      <w:r>
+        <w:t xml:space="preserve">reverse() </w:t>
+      </w:r>
+    </w:p>
+    <w:p>
+      <w:r>
+        <w:t xml:space="preserve">change the original list directly and return </w:t>
+      </w:r>
+      <w:r>
+        <w:rPr>
+          <w:b/>
+          <w:bCs/>
+        </w:rPr>
+        <w:t>None</w:t>
+      </w:r>
+      <w:r>
+        <w:t>.</w:t>
+      </w:r>
+    </w:p>
+    <w:p>
+      <w:r>
+        <w:pict w14:anchorId="2B95709F">
+          <v:rect id="_x0000_i1255" style="width:0;height:1.5pt" o:hralign="center" o:hrstd="t" o:hr="t" fillcolor="#a0a0a0" stroked="f"/>
+        </w:pict>
+      </w:r>
+    </w:p>
+    <w:p>
+      <w:pPr>
+        <w:rPr>
+          <w:b/>
+          <w:bCs/>
+        </w:rPr>
+      </w:pPr>
+      <w:r>
+        <w:rPr>
+          <w:b/>
+          <w:bCs/>
+        </w:rPr>
+        <w:t>Key Points</w:t>
+      </w:r>
+    </w:p>
+    <w:p>
+      <w:pPr>
+        <w:numPr>
+          <w:ilvl w:val="0"/>
+          <w:numId w:val="18"/>
+        </w:numPr>
+      </w:pPr>
+      <w:r>
+        <w:t xml:space="preserve">Lists are ordered collections of items. </w:t>
+      </w:r>
+    </w:p>
+    <w:p>
+      <w:pPr>
+        <w:numPr>
+          <w:ilvl w:val="0"/>
+          <w:numId w:val="18"/>
+        </w:numPr>
+      </w:pPr>
+      <w:r>
+        <w:t xml:space="preserve">Lists are mutable. </w:t>
+      </w:r>
+    </w:p>
+    <w:p>
+      <w:pPr>
+        <w:numPr>
+          <w:ilvl w:val="0"/>
+          <w:numId w:val="18"/>
+        </w:numPr>
+      </w:pPr>
+      <w:r>
+        <w:t xml:space="preserve">Items can be added, removed, or modified. </w:t>
+      </w:r>
+    </w:p>
+    <w:p>
+      <w:pPr>
+        <w:numPr>
+          <w:ilvl w:val="0"/>
+          <w:numId w:val="18"/>
+        </w:numPr>
+      </w:pPr>
+      <w:r>
+        <w:lastRenderedPageBreak/>
+        <w:t xml:space="preserve">Indexing is used to access items. </w:t>
+      </w:r>
+    </w:p>
+    <w:p>
+      <w:pPr>
+        <w:numPr>
+          <w:ilvl w:val="0"/>
+          <w:numId w:val="18"/>
+        </w:numPr>
+      </w:pPr>
+      <w:r>
+        <w:t xml:space="preserve">Slicing can access or modify multiple items. </w:t>
+      </w:r>
+    </w:p>
+    <w:p>
+      <w:pPr>
+        <w:numPr>
+          <w:ilvl w:val="0"/>
+          <w:numId w:val="18"/>
+        </w:numPr>
+      </w:pPr>
+      <w:r>
+        <w:t xml:space="preserve">Common methods include append(), insert(), remove(), pop(), sort(), and reverse(). </w:t>
+      </w:r>
+    </w:p>
+    <w:p>
+      <w:pPr>
+        <w:numPr>
+          <w:ilvl w:val="0"/>
+          <w:numId w:val="18"/>
+        </w:numPr>
+      </w:pPr>
+      <w:r>
+        <w:t xml:space="preserve">List methods modify the original list in place. </w:t>
+      </w:r>
+    </w:p>
+    <w:p>
+      <w:r>
+        <w:pict w14:anchorId="1F0E463A">
+          <v:rect id="_x0000_i1256" style="width:0;height:1.5pt" o:hralign="center" o:hrstd="t" o:hr="t" fillcolor="#a0a0a0" stroked="f"/>
+        </w:pict>
+      </w:r>
+    </w:p>
+    <w:p>
+      <w:pPr>
+        <w:rPr>
+          <w:b/>
+          <w:bCs/>
+        </w:rPr>
+      </w:pPr>
+      <w:r>
+        <w:rPr>
+          <w:b/>
+          <w:bCs/>
+        </w:rPr>
+        <w:t>Short Note</w:t>
+      </w:r>
+    </w:p>
+    <w:p>
+      <w:r>
+        <w:rPr>
+          <w:b/>
+          <w:bCs/>
+        </w:rPr>
+        <w:t>Lists (list) are mutable data types in Python that store an ordered collection of items. Unlike tuples, list elements can be modified, added, or removed after creation. Lists support indexing, slicing, and many useful methods such as append(), insert(), remove(), sort(), and reverse(). Because lists are mutable, changes are made directly to the original list without creating a new object.</w:t>
+      </w:r>
+    </w:p>
+    <w:p>
+      <w:pPr>
+        <w:rPr>
+          <w:b/>
+          <w:bCs/>
+        </w:rPr>
+      </w:pPr>
+      <w:r>
+        <w:rPr>
+          <w:b/>
+          <w:bCs/>
+        </w:rPr>
+        <w:t>Lists as Mutable Data Types in Python</w:t>
+      </w:r>
+    </w:p>
+    <w:p>
+      <w:pPr>
+        <w:rPr>
+          <w:b/>
+          <w:bCs/>
+        </w:rPr>
+      </w:pPr>
+      <w:r>
+        <w:rPr>
+          <w:b/>
+          <w:bCs/>
+        </w:rPr>
+        <w:t>Easy Explanation</w:t>
+      </w:r>
+    </w:p>
+    <w:p>
+      <w:r>
+        <w:t xml:space="preserve">A </w:t>
+      </w:r>
+      <w:r>
+        <w:rPr>
+          <w:b/>
+          <w:bCs/>
+        </w:rPr>
+        <w:t>list</w:t>
+      </w:r>
+      <w:r>
+        <w:t xml:space="preserve"> is an ordered collection of items in Python. Lists can store different types of data such as numbers, strings, and Boolean values.</w:t>
+      </w:r>
+    </w:p>
+    <w:p>
+      <w:r>
+        <w:t xml:space="preserve">Lists are </w:t>
+      </w:r>
+      <w:r>
+        <w:rPr>
+          <w:b/>
+          <w:bCs/>
+        </w:rPr>
+        <w:t>mutable</w:t>
+      </w:r>
+      <w:r>
+        <w:t>, which means their contents can be changed after creation.</w:t>
+      </w:r>
+    </w:p>
+    <w:p>
+      <w:r>
+        <w:t>Unlike tuples, you can add, remove, or modify items in a list without creating a new list.</w:t>
+      </w:r>
+    </w:p>
+    <w:p>
+      <w:pPr>
+        <w:rPr>
+          <w:b/>
+          <w:bCs/>
+        </w:rPr>
+      </w:pPr>
+      <w:r>
+        <w:rPr>
+          <w:b/>
+          <w:bCs/>
+        </w:rPr>
+        <w:t>Creating a List</w:t>
+      </w:r>
+    </w:p>
+    <w:p>
+      <w:r>
+        <w:t>numbers = [1, 2, 3, 4, 5]</w:t>
+      </w:r>
+    </w:p>
+    <w:p>
+      <w:r>
+        <w:pict w14:anchorId="1BDE4E5C">
+          <v:rect id="_x0000_i1362" style="width:0;height:1.5pt" o:hralign="center" o:hrstd="t" o:hr="t" fillcolor="#a0a0a0" stroked="f"/>
+        </w:pict>
+      </w:r>
+    </w:p>
+    <w:p>
+      <w:pPr>
+        <w:rPr>
+          <w:b/>
+          <w:bCs/>
+        </w:rPr>
+      </w:pPr>
+      <w:r>
+        <w:rPr>
+          <w:b/>
+          <w:bCs/>
+        </w:rPr>
+        <w:t>Accessing List Items</w:t>
+      </w:r>
+    </w:p>
+    <w:p>
+      <w:r>
+        <w:t>You can access items using indexing.</w:t>
+      </w:r>
+    </w:p>
+    <w:p>
+      <w:r>
+        <w:t>numbers = [10, 20, 30, 40]</w:t>
+      </w:r>
+      <w:r>
+        <w:br/>
+      </w:r>
+      <w:r>
+        <w:br/>
+        <w:t>print(numbers[0])  # 10</w:t>
+      </w:r>
+      <w:r>
+        <w:br/>
+        <w:t>print(numbers[2])  # 30</w:t>
+      </w:r>
+    </w:p>
+    <w:p>
+      <w:r>
+        <w:pict w14:anchorId="3A70D991">
+          <v:rect id="_x0000_i1363" style="width:0;height:1.5pt" o:hralign="center" o:hrstd="t" o:hr="t" fillcolor="#a0a0a0" stroked="f"/>
+        </w:pict>
+      </w:r>
+    </w:p>
+    <w:p>
+      <w:pPr>
+        <w:rPr>
+          <w:b/>
+          <w:bCs/>
+        </w:rPr>
+      </w:pPr>
+      <w:r>
+        <w:rPr>
+          <w:b/>
+          <w:bCs/>
+        </w:rPr>
+        <w:t>Modifying List Items</w:t>
+      </w:r>
+    </w:p>
+    <w:p>
+      <w:r>
+        <w:t>Since lists are mutable, you can change any item.</w:t>
+      </w:r>
+    </w:p>
+    <w:p>
+      <w:r>
+        <w:lastRenderedPageBreak/>
+        <w:t>numbers = [1, 2, 314]</w:t>
+      </w:r>
+      <w:r>
+        <w:br/>
+      </w:r>
+      <w:r>
+        <w:br/>
+        <w:t>numbers[2] = 3</w:t>
+      </w:r>
+      <w:r>
+        <w:br/>
+      </w:r>
+      <w:r>
+        <w:br/>
+        <w:t>print(numbers)</w:t>
+      </w:r>
+    </w:p>
+    <w:p>
+      <w:pPr>
+        <w:rPr>
+          <w:b/>
+          <w:bCs/>
+        </w:rPr>
+      </w:pPr>
+      <w:r>
+        <w:rPr>
+          <w:b/>
+          <w:bCs/>
+        </w:rPr>
+        <w:t>Output</w:t>
+      </w:r>
+    </w:p>
+    <w:p>
+      <w:r>
+        <w:t>[1, 2, 3]</w:t>
+      </w:r>
+    </w:p>
+    <w:p>
+      <w:r>
+        <w:t>The list remains the same object, but its content changes.</w:t>
+      </w:r>
+    </w:p>
+    <w:p>
+      <w:r>
+        <w:pict w14:anchorId="16577339">
+          <v:rect id="_x0000_i1364" style="width:0;height:1.5pt" o:hralign="center" o:hrstd="t" o:hr="t" fillcolor="#a0a0a0" stroked="f"/>
+        </w:pict>
+      </w:r>
+    </w:p>
+    <w:p>
+      <w:pPr>
+        <w:rPr>
+          <w:b/>
+          <w:bCs/>
+        </w:rPr>
+      </w:pPr>
+      <w:r>
+        <w:rPr>
+          <w:b/>
+          <w:bCs/>
+        </w:rPr>
+        <w:t>Modifying Multiple Items (Slice Assignment)</w:t>
+      </w:r>
+    </w:p>
+    <w:p>
+      <w:r>
+        <w:t>letters = ["A", "B", "c", "d"]</w:t>
+      </w:r>
+      <w:r>
+        <w:br/>
+      </w:r>
+      <w:r>
+        <w:br/>
+        <w:t>letters[2:] = ["C", "D"]</w:t>
+      </w:r>
+      <w:r>
+        <w:br/>
+      </w:r>
+      <w:r>
+        <w:br/>
+        <w:t>print(letters)</w:t>
+      </w:r>
+    </w:p>
+    <w:p>
+      <w:pPr>
+        <w:rPr>
+          <w:b/>
+          <w:bCs/>
+        </w:rPr>
+      </w:pPr>
+      <w:r>
+        <w:rPr>
+          <w:b/>
+          <w:bCs/>
+        </w:rPr>
+        <w:t>Output</w:t>
+      </w:r>
+    </w:p>
+    <w:p>
+      <w:r>
+        <w:t>['A', 'B', 'C', 'D']</w:t>
+      </w:r>
+    </w:p>
+    <w:p>
+      <w:r>
+        <w:pict w14:anchorId="33EBFDEA">
+          <v:rect id="_x0000_i1365" style="width:0;height:1.5pt" o:hralign="center" o:hrstd="t" o:hr="t" fillcolor="#a0a0a0" stroked="f"/>
+        </w:pict>
+      </w:r>
+    </w:p>
+    <w:p>
+      <w:pPr>
+        <w:rPr>
+          <w:b/>
+          <w:bCs/>
+        </w:rPr>
+      </w:pPr>
+      <w:r>
+        <w:rPr>
+          <w:b/>
+          <w:bCs/>
+        </w:rPr>
+        <w:t>Common List Mutations</w:t>
+      </w:r>
+    </w:p>
+    <w:p>
+      <w:pPr>
+        <w:rPr>
+          <w:b/>
+          <w:bCs/>
+        </w:rPr>
+      </w:pPr>
+      <w:r>
+        <w:rPr>
+          <w:b/>
+          <w:bCs/>
+        </w:rPr>
+        <w:t>1. Add an Item</w:t>
+      </w:r>
+    </w:p>
+    <w:p>
+      <w:r>
+        <w:t>numbers = [1, 2, 3]</w:t>
+      </w:r>
+      <w:r>
+        <w:br/>
+      </w:r>
+      <w:r>
+        <w:br/>
+        <w:t>numbers.append(4)</w:t>
+      </w:r>
+      <w:r>
+        <w:br/>
+      </w:r>
+      <w:r>
+        <w:br/>
+        <w:t>print(numbers)</w:t>
+      </w:r>
+    </w:p>
+    <w:p>
+      <w:pPr>
+        <w:rPr>
+          <w:b/>
+          <w:bCs/>
+        </w:rPr>
+      </w:pPr>
+      <w:r>
+        <w:rPr>
+          <w:b/>
+          <w:bCs/>
+        </w:rPr>
+        <w:t>Output</w:t>
+      </w:r>
+    </w:p>
+    <w:p>
+      <w:r>
+        <w:t>[1, 2, 3, 4]</w:t>
+      </w:r>
+    </w:p>
+    <w:p>
+      <w:r>
+        <w:pict w14:anchorId="7F78DA4A">
+          <v:rect id="_x0000_i1366" style="width:0;height:1.5pt" o:hralign="center" o:hrstd="t" o:hr="t" fillcolor="#a0a0a0" stroked="f"/>
+        </w:pict>
+      </w:r>
+    </w:p>
+    <w:p>
+      <w:pPr>
+        <w:rPr>
+          <w:b/>
+          <w:bCs/>
+        </w:rPr>
+      </w:pPr>
+      <w:r>
+        <w:rPr>
+          <w:b/>
+          <w:bCs/>
+        </w:rPr>
+        <w:t>2. Insert an Item</w:t>
+      </w:r>
+    </w:p>
+    <w:p>
+      <w:r>
+        <w:t>numbers = [1, 3]</w:t>
+      </w:r>
+      <w:r>
+        <w:br/>
+      </w:r>
+      <w:r>
+        <w:br/>
+        <w:t>numbers.insert(1, 2)</w:t>
+      </w:r>
+      <w:r>
+        <w:br/>
+      </w:r>
+      <w:r>
+        <w:lastRenderedPageBreak/>
+        <w:br/>
+        <w:t>print(numbers)</w:t>
+      </w:r>
+    </w:p>
+    <w:p>
+      <w:pPr>
+        <w:rPr>
+          <w:b/>
+          <w:bCs/>
+        </w:rPr>
+      </w:pPr>
+      <w:r>
+        <w:rPr>
+          <w:b/>
+          <w:bCs/>
+        </w:rPr>
+        <w:t>Output</w:t>
+      </w:r>
+    </w:p>
+    <w:p>
+      <w:r>
+        <w:t>[1, 2, 3]</w:t>
+      </w:r>
+    </w:p>
+    <w:p>
+      <w:r>
+        <w:pict w14:anchorId="5A5B3261">
+          <v:rect id="_x0000_i1367" style="width:0;height:1.5pt" o:hralign="center" o:hrstd="t" o:hr="t" fillcolor="#a0a0a0" stroked="f"/>
+        </w:pict>
+      </w:r>
+    </w:p>
+    <w:p>
+      <w:pPr>
+        <w:rPr>
+          <w:b/>
+          <w:bCs/>
+        </w:rPr>
+      </w:pPr>
+      <w:r>
+        <w:rPr>
+          <w:b/>
+          <w:bCs/>
+        </w:rPr>
+        <w:t>3. Remove an Item</w:t>
+      </w:r>
+    </w:p>
+    <w:p>
+      <w:r>
+        <w:t>numbers = [1, 2, 3]</w:t>
+      </w:r>
+      <w:r>
+        <w:br/>
+      </w:r>
+      <w:r>
+        <w:br/>
+        <w:t>numbers.remove(2)</w:t>
+      </w:r>
+      <w:r>
+        <w:br/>
+      </w:r>
+      <w:r>
+        <w:br/>
+        <w:t>print(numbers)</w:t>
+      </w:r>
+    </w:p>
+    <w:p>
+      <w:pPr>
+        <w:rPr>
+          <w:b/>
+          <w:bCs/>
+        </w:rPr>
+      </w:pPr>
+      <w:r>
+        <w:rPr>
+          <w:b/>
+          <w:bCs/>
+        </w:rPr>
+        <w:t>Output</w:t>
+      </w:r>
+    </w:p>
+    <w:p>
+      <w:r>
+        <w:t>[1, 3]</w:t>
+      </w:r>
+    </w:p>
+    <w:p>
+      <w:r>
+        <w:pict w14:anchorId="77A8A9D9">
+          <v:rect id="_x0000_i1368" style="width:0;height:1.5pt" o:hralign="center" o:hrstd="t" o:hr="t" fillcolor="#a0a0a0" stroked="f"/>
+        </w:pict>
+      </w:r>
+    </w:p>
+    <w:p>
+      <w:pPr>
+        <w:rPr>
+          <w:b/>
+          <w:bCs/>
+        </w:rPr>
+      </w:pPr>
+      <w:r>
+        <w:rPr>
+          <w:b/>
+          <w:bCs/>
+        </w:rPr>
+        <w:t>4. Remove Last Item</w:t>
+      </w:r>
+    </w:p>
+    <w:p>
+      <w:r>
+        <w:t>numbers = [1, 2, 3]</w:t>
+      </w:r>
+      <w:r>
+        <w:br/>
+      </w:r>
+      <w:r>
+        <w:br/>
+        <w:t>numbers.pop()</w:t>
+      </w:r>
+      <w:r>
+        <w:br/>
+      </w:r>
+      <w:r>
+        <w:br/>
+        <w:t>print(numbers)</w:t>
+      </w:r>
+    </w:p>
+    <w:p>
+      <w:pPr>
+        <w:rPr>
+          <w:b/>
+          <w:bCs/>
+        </w:rPr>
+      </w:pPr>
+      <w:r>
+        <w:rPr>
+          <w:b/>
+          <w:bCs/>
+        </w:rPr>
+        <w:t>Output</w:t>
+      </w:r>
+    </w:p>
+    <w:p>
+      <w:r>
+        <w:t>[1, 2]</w:t>
+      </w:r>
+    </w:p>
+    <w:p>
+      <w:r>
+        <w:pict w14:anchorId="1C88D847">
+          <v:rect id="_x0000_i1369" style="width:0;height:1.5pt" o:hralign="center" o:hrstd="t" o:hr="t" fillcolor="#a0a0a0" stroked="f"/>
+        </w:pict>
+      </w:r>
+    </w:p>
+    <w:p>
+      <w:pPr>
+        <w:rPr>
+          <w:b/>
+          <w:bCs/>
+        </w:rPr>
+      </w:pPr>
+      <w:r>
+        <w:rPr>
+          <w:b/>
+          <w:bCs/>
+        </w:rPr>
+        <w:t>5. Clear All Items</w:t>
+      </w:r>
+    </w:p>
+    <w:p>
+      <w:r>
+        <w:t>numbers = [1, 2, 3]</w:t>
+      </w:r>
+      <w:r>
+        <w:br/>
+      </w:r>
+      <w:r>
+        <w:br/>
+        <w:t>numbers.clear()</w:t>
+      </w:r>
+      <w:r>
+        <w:br/>
+      </w:r>
+      <w:r>
+        <w:br/>
+        <w:t>print(numbers)</w:t>
+      </w:r>
+    </w:p>
+    <w:p>
+      <w:pPr>
+        <w:rPr>
+          <w:b/>
+          <w:bCs/>
+        </w:rPr>
+      </w:pPr>
+      <w:r>
+        <w:rPr>
+          <w:b/>
+          <w:bCs/>
+        </w:rPr>
+        <w:t>Output</w:t>
+      </w:r>
+    </w:p>
+    <w:p>
+      <w:r>
+        <w:t>[]</w:t>
+      </w:r>
+    </w:p>
+    <w:p>
+      <w:r>
+        <w:pict w14:anchorId="48DDEBBE">
+          <v:rect id="_x0000_i1370" style="width:0;height:1.5pt" o:hralign="center" o:hrstd="t" o:hr="t" fillcolor="#a0a0a0" stroked="f"/>
+        </w:pict>
+      </w:r>
+    </w:p>
+    <w:p>
+      <w:pPr>
+        <w:rPr>
+          <w:b/>
+          <w:bCs/>
+        </w:rPr>
+      </w:pPr>
+      <w:r>
+        <w:rPr>
+          <w:b/>
+          <w:bCs/>
+        </w:rPr>
+        <w:lastRenderedPageBreak/>
+        <w:t>Sorting a List</w:t>
+      </w:r>
+    </w:p>
+    <w:p>
+      <w:r>
+        <w:t>numbers = [4, 2, 5, 1]</w:t>
+      </w:r>
+      <w:r>
+        <w:br/>
+      </w:r>
+      <w:r>
+        <w:br/>
+        <w:t>numbers.sort()</w:t>
+      </w:r>
+      <w:r>
+        <w:br/>
+      </w:r>
+      <w:r>
+        <w:br/>
+        <w:t>print(numbers)</w:t>
+      </w:r>
+    </w:p>
+    <w:p>
+      <w:pPr>
+        <w:rPr>
+          <w:b/>
+          <w:bCs/>
+        </w:rPr>
+      </w:pPr>
+      <w:r>
+        <w:rPr>
+          <w:b/>
+          <w:bCs/>
+        </w:rPr>
+        <w:t>Output</w:t>
+      </w:r>
+    </w:p>
+    <w:p>
+      <w:r>
+        <w:t>[1, 2, 4, 5]</w:t>
+      </w:r>
+    </w:p>
+    <w:p>
+      <w:r>
+        <w:pict w14:anchorId="04A9AA99">
+          <v:rect id="_x0000_i1371" style="width:0;height:1.5pt" o:hralign="center" o:hrstd="t" o:hr="t" fillcolor="#a0a0a0" stroked="f"/>
+        </w:pict>
+      </w:r>
+    </w:p>
+    <w:p>
+      <w:pPr>
+        <w:rPr>
+          <w:b/>
+          <w:bCs/>
+        </w:rPr>
+      </w:pPr>
+      <w:r>
+        <w:rPr>
+          <w:b/>
+          <w:bCs/>
+        </w:rPr>
+        <w:t>Reversing a List</w:t>
+      </w:r>
+    </w:p>
+    <w:p>
+      <w:r>
+        <w:t>numbers = [1, 2, 3]</w:t>
+      </w:r>
+      <w:r>
+        <w:br/>
+      </w:r>
+      <w:r>
+        <w:br/>
+        <w:t>numbers.reverse()</w:t>
+      </w:r>
+      <w:r>
+        <w:br/>
+      </w:r>
+      <w:r>
+        <w:br/>
+        <w:t>print(numbers)</w:t>
+      </w:r>
+    </w:p>
+    <w:p>
+      <w:pPr>
+        <w:rPr>
+          <w:b/>
+          <w:bCs/>
+        </w:rPr>
+      </w:pPr>
+      <w:r>
+        <w:rPr>
+          <w:b/>
+          <w:bCs/>
+        </w:rPr>
+        <w:t>Output</w:t>
+      </w:r>
+    </w:p>
+    <w:p>
+      <w:r>
+        <w:t>[3, 2, 1]</w:t>
+      </w:r>
+    </w:p>
+    <w:p>
+      <w:r>
+        <w:pict w14:anchorId="7C026980">
+          <v:rect id="_x0000_i1372" style="width:0;height:1.5pt" o:hralign="center" o:hrstd="t" o:hr="t" fillcolor="#a0a0a0" stroked="f"/>
+        </w:pict>
+      </w:r>
+    </w:p>
+    <w:p>
+      <w:pPr>
+        <w:rPr>
+          <w:b/>
+          <w:bCs/>
+        </w:rPr>
+      </w:pPr>
+      <w:r>
+        <w:rPr>
+          <w:b/>
+          <w:bCs/>
+        </w:rPr>
+        <w:t>List Concatenation</w:t>
+      </w:r>
+    </w:p>
+    <w:p>
+      <w:r>
+        <w:t>Joining two lists together.</w:t>
+      </w:r>
+    </w:p>
+    <w:p>
+      <w:r>
+        <w:t>numbers = [1, 2, 3] + [4, 5, 6]</w:t>
+      </w:r>
+      <w:r>
+        <w:br/>
+      </w:r>
+      <w:r>
+        <w:br/>
+        <w:t>print(numbers)</w:t>
+      </w:r>
+    </w:p>
+    <w:p>
+      <w:pPr>
+        <w:rPr>
+          <w:b/>
+          <w:bCs/>
+        </w:rPr>
+      </w:pPr>
+      <w:r>
+        <w:rPr>
+          <w:b/>
+          <w:bCs/>
+        </w:rPr>
+        <w:t>Output</w:t>
+      </w:r>
+    </w:p>
+    <w:p>
+      <w:r>
+        <w:t>[1, 2, 3, 4, 5, 6]</w:t>
+      </w:r>
+    </w:p>
+    <w:p>
+      <w:r>
+        <w:pict w14:anchorId="03963D01">
+          <v:rect id="_x0000_i1373" style="width:0;height:1.5pt" o:hralign="center" o:hrstd="t" o:hr="t" fillcolor="#a0a0a0" stroked="f"/>
+        </w:pict>
+      </w:r>
+    </w:p>
+    <w:p>
+      <w:pPr>
+        <w:rPr>
+          <w:b/>
+          <w:bCs/>
+        </w:rPr>
+      </w:pPr>
+      <w:r>
+        <w:rPr>
+          <w:b/>
+          <w:bCs/>
+        </w:rPr>
+        <w:t>List Repetition</w:t>
+      </w:r>
+    </w:p>
+    <w:p>
+      <w:r>
+        <w:t>Repeating list items multiple times.</w:t>
+      </w:r>
+    </w:p>
+    <w:p>
+      <w:r>
+        <w:t>letters = ["A", "B", "C"] * 3</w:t>
+      </w:r>
+      <w:r>
+        <w:br/>
+      </w:r>
+      <w:r>
+        <w:br/>
+        <w:t>print(letters)</w:t>
+      </w:r>
+    </w:p>
+    <w:p>
+      <w:pPr>
+        <w:rPr>
+          <w:b/>
+          <w:bCs/>
+        </w:rPr>
+      </w:pPr>
+      <w:r>
+        <w:rPr>
+          <w:b/>
+          <w:bCs/>
+        </w:rPr>
+        <w:t>Output</w:t>
+      </w:r>
+    </w:p>
+    <w:p>
+      <w:r>
+        <w:lastRenderedPageBreak/>
+        <w:t>['A', 'B', 'C', 'A', 'B', 'C', 'A', 'B', 'C']</w:t>
+      </w:r>
+    </w:p>
+    <w:p>
+      <w:r>
+        <w:pict w14:anchorId="35AEF940">
+          <v:rect id="_x0000_i1374" style="width:0;height:1.5pt" o:hralign="center" o:hrstd="t" o:hr="t" fillcolor="#a0a0a0" stroked="f"/>
+        </w:pict>
+      </w:r>
+    </w:p>
+    <w:p>
+      <w:pPr>
+        <w:rPr>
+          <w:b/>
+          <w:bCs/>
+        </w:rPr>
+      </w:pPr>
+      <w:r>
+        <w:rPr>
+          <w:b/>
+          <w:bCs/>
+        </w:rPr>
+        <w:t>Important Point</w:t>
+      </w:r>
+    </w:p>
+    <w:p>
+      <w:r>
+        <w:t>Most list methods such as:</w:t>
+      </w:r>
+    </w:p>
+    <w:p>
+      <w:pPr>
+        <w:numPr>
+          <w:ilvl w:val="0"/>
+          <w:numId w:val="19"/>
+        </w:numPr>
+      </w:pPr>
+      <w:r>
+        <w:t xml:space="preserve">append() </w:t>
+      </w:r>
+    </w:p>
+    <w:p>
+      <w:pPr>
+        <w:numPr>
+          <w:ilvl w:val="0"/>
+          <w:numId w:val="19"/>
+        </w:numPr>
+      </w:pPr>
+      <w:r>
+        <w:t xml:space="preserve">insert() </w:t>
+      </w:r>
+    </w:p>
+    <w:p>
+      <w:pPr>
+        <w:numPr>
+          <w:ilvl w:val="0"/>
+          <w:numId w:val="19"/>
+        </w:numPr>
+      </w:pPr>
+      <w:r>
+        <w:t xml:space="preserve">remove() </w:t>
+      </w:r>
+    </w:p>
+    <w:p>
+      <w:pPr>
+        <w:numPr>
+          <w:ilvl w:val="0"/>
+          <w:numId w:val="19"/>
+        </w:numPr>
+      </w:pPr>
+      <w:r>
+        <w:t xml:space="preserve">sort() </w:t>
+      </w:r>
+    </w:p>
+    <w:p>
+      <w:pPr>
+        <w:numPr>
+          <w:ilvl w:val="0"/>
+          <w:numId w:val="19"/>
+        </w:numPr>
+      </w:pPr>
+      <w:r>
+        <w:t xml:space="preserve">reverse() </w:t>
+      </w:r>
+    </w:p>
+    <w:p>
+      <w:r>
+        <w:t xml:space="preserve">change the original list directly and return </w:t>
+      </w:r>
+      <w:r>
+        <w:rPr>
+          <w:b/>
+          <w:bCs/>
+        </w:rPr>
+        <w:t>None</w:t>
+      </w:r>
+      <w:r>
+        <w:t>.</w:t>
+      </w:r>
+    </w:p>
+    <w:p>
+      <w:r>
+        <w:pict w14:anchorId="149CD456">
+          <v:rect id="_x0000_i1375" style="width:0;height:1.5pt" o:hralign="center" o:hrstd="t" o:hr="t" fillcolor="#a0a0a0" stroked="f"/>
+        </w:pict>
+      </w:r>
+    </w:p>
+    <w:p>
+      <w:pPr>
+        <w:rPr>
+          <w:b/>
+          <w:bCs/>
+        </w:rPr>
+      </w:pPr>
+      <w:r>
+        <w:rPr>
+          <w:b/>
+          <w:bCs/>
+        </w:rPr>
+        <w:t>Key Points</w:t>
+      </w:r>
+    </w:p>
+    <w:p>
+      <w:pPr>
+        <w:numPr>
+          <w:ilvl w:val="0"/>
+          <w:numId w:val="20"/>
+        </w:numPr>
+      </w:pPr>
+      <w:r>
+        <w:t xml:space="preserve">Lists are ordered collections of items. </w:t>
+      </w:r>
+    </w:p>
+    <w:p>
+      <w:pPr>
+        <w:numPr>
+          <w:ilvl w:val="0"/>
+          <w:numId w:val="20"/>
+        </w:numPr>
+      </w:pPr>
+      <w:r>
+        <w:t xml:space="preserve">Lists are mutable. </w:t>
+      </w:r>
+    </w:p>
+    <w:p>
+      <w:pPr>
+        <w:numPr>
+          <w:ilvl w:val="0"/>
+          <w:numId w:val="20"/>
+        </w:numPr>
+      </w:pPr>
+      <w:r>
+        <w:t xml:space="preserve">Items can be added, removed, or modified. </w:t>
+      </w:r>
+    </w:p>
+    <w:p>
+      <w:pPr>
+        <w:numPr>
+          <w:ilvl w:val="0"/>
+          <w:numId w:val="20"/>
+        </w:numPr>
+      </w:pPr>
+      <w:r>
+        <w:t xml:space="preserve">Indexing is used to access items. </w:t>
+      </w:r>
+    </w:p>
+    <w:p>
+      <w:pPr>
+        <w:numPr>
+          <w:ilvl w:val="0"/>
+          <w:numId w:val="20"/>
+        </w:numPr>
+      </w:pPr>
+      <w:r>
+        <w:t xml:space="preserve">Slicing can access or modify multiple items. </w:t>
+      </w:r>
+    </w:p>
+    <w:p>
+      <w:pPr>
+        <w:numPr>
+          <w:ilvl w:val="0"/>
+          <w:numId w:val="20"/>
+        </w:numPr>
+      </w:pPr>
+      <w:r>
+        <w:t xml:space="preserve">Common methods include append(), insert(), remove(), pop(), sort(), and reverse(). </w:t>
+      </w:r>
+    </w:p>
+    <w:p>
+      <w:pPr>
+        <w:numPr>
+          <w:ilvl w:val="0"/>
+          <w:numId w:val="20"/>
+        </w:numPr>
+      </w:pPr>
+      <w:r>
+        <w:t xml:space="preserve">List methods modify the original list in place. </w:t>
+      </w:r>
+    </w:p>
+    <w:p>
+      <w:r>
+        <w:pict w14:anchorId="5F8A90AD">
+          <v:rect id="_x0000_i1376" style="width:0;height:1.5pt" o:hralign="center" o:hrstd="t" o:hr="t" fillcolor="#a0a0a0" stroked="f"/>
+        </w:pict>
+      </w:r>
+    </w:p>
+    <w:p>
+      <w:pPr>
+        <w:rPr>
+          <w:b/>
+          <w:bCs/>
+        </w:rPr>
+      </w:pPr>
+      <w:r>
+        <w:rPr>
+          <w:b/>
+          <w:bCs/>
+        </w:rPr>
+        <w:t>Short Note</w:t>
+      </w:r>
+    </w:p>
+    <w:p>
+      <w:r>
+        <w:rPr>
+          <w:b/>
+          <w:bCs/>
+        </w:rPr>
+        <w:t>Lists (list) are mutable data types in Python that store an ordered collection of items. Unlike tuples, list elements can be modified, added, or removed after creation. Lists support indexing, slicing, and many useful methods such as append(), insert(), remove(), sort(), and reverse(). Because lists are mutable, changes are made directly to the original list without creating a new object.</w:t>
+      </w:r>
+    </w:p>
+    <w:p>
+      <w:pPr>
+        <w:rPr>
+          <w:vanish/>
+        </w:rPr>
+      </w:pPr>
+      <w:r>
+        <w:rPr>
+          <w:vanish/>
+        </w:rPr>
+        <w:t>Top of Form</w:t>
+      </w:r>
+    </w:p>
+    <w:p>
+      <w:pPr>
+        <w:rPr>
+          <w:vanish/>
+        </w:rPr>
+      </w:pPr>
+      <w:r>
+        <w:rPr>
+          <w:vanish/>
+        </w:rPr>
+        <w:t>Bottom of Form</w:t>
       </w:r>
     </w:p>
     <w:p>
@@ -2415,6 +5551,304 @@
 <file path=word/numbering.xml><?xml version="1.0" encoding="utf-8"?>
 <w:numbering xmlns:wpc="http://schemas.microsoft.com/office/word/2010/wordprocessingCanvas" xmlns:cx="http://schemas.microsoft.com/office/drawing/2014/chartex" xmlns:cx1="http://schemas.microsoft.com/office/drawing/2015/9/8/chartex" xmlns:cx2="http://schemas.microsoft.com/office/drawing/2015/10/21/chartex" xmlns:cx3="http://schemas.microsoft.com/office/drawing/2016/5/9/chartex" xmlns:cx4="http://schemas.microsoft.com/office/drawing/2016/5/10/chartex" xmlns:cx5="http://schemas.microsoft.com/office/drawing/2016/5/11/chartex" xmlns:cx6="http://schemas.microsoft.com/office/drawing/2016/5/12/chartex" xmlns:cx7="http://schemas.microsoft.com/office/drawing/2016/5/13/chartex" xmlns:cx8="http://schemas.microsoft.com/office/drawing/2016/5/14/chartex" xmlns:mc="http://schemas.openxmlformats.org/markup-compatibility/2006" xmlns:aink="http://schemas.microsoft.com/office/drawing/2016/ink" xmlns:am3d="http://schemas.microsoft.com/office/drawing/2017/model3d" xmlns:o="urn:schemas-microsoft-com:office:office" xmlns:oel="http://schemas.microsoft.com/office/2019/extlst" xmlns:r="http://schemas.openxmlformats.org/officeDocument/2006/relationships" xmlns:m="http://schemas.openxmlformats.org/officeDocument/2006/math" xmlns:v="urn:schemas-microsoft-com:vml" xmlns:wp14="http://schemas.microsoft.com/office/word/2010/wordprocessingDrawing" xmlns:wp="http://schemas.openxmlformats.org/drawingml/2006/wordprocessingDrawing" xmlns:w10="urn:schemas-microsoft-com:office:word" xmlns:w="http://schemas.openxmlformats.org/wordprocessingml/2006/main" xmlns:w14="http://schemas.microsoft.com/office/word/2010/wordml" xmlns:w15="http://schemas.microsoft.com/office/word/2012/wordml" xmlns:w16cex="http://schemas.microsoft.com/office/word/2018/wordml/cex" xmlns:w16cid="http://schemas.microsoft.com/office/word/2016/wordml/cid" xmlns:w16="http://schemas.microsoft.com/office/word/2018/wordml" xmlns:w16du="http://schemas.microsoft.com/office/word/2023/wordml/word16du" xmlns:w16sdtdh="http://schemas.microsoft.com/office/word/2020/wordml/sdtdatahash" xmlns:w16sdtfl="http://schemas.microsoft.com/office/word/2024/wordml/sdtformatlock" xmlns:w16se="http://schemas.microsoft.com/office/word/2015/wordml/symex" xmlns:wpg="http://schemas.microsoft.com/office/word/2010/wordprocessingGroup" xmlns:wpi="http://schemas.microsoft.com/office/word/2010/wordprocessingInk" xmlns:wne="http://schemas.microsoft.com/office/word/2006/wordml" xmlns:wps="http://schemas.microsoft.com/office/word/2010/wordprocessingShape" mc:Ignorable="w14 w15 w16se w16cid w16 w16cex w16sdtdh w16sdtfl w16du wp14">
   <w:abstractNum w:abstractNumId="0" w15:restartNumberingAfterBreak="0">
+    <w:nsid w:val="00764D29"/>
+    <w:multiLevelType w:val="multilevel"/>
+    <w:tmpl w:val="CA5E24E2"/>
+    <w:lvl w:ilvl="0">
+      <w:start w:val="1"/>
+      <w:numFmt w:val="bullet"/>
+      <w:lvlText w:val=""/>
+      <w:lvlJc w:val="left"/>
+      <w:pPr>
+        <w:tabs>
+          <w:tab w:val="num" w:pos="720"/>
+        </w:tabs>
+        <w:ind w:left="720" w:hanging="360"/>
+      </w:pPr>
+      <w:rPr>
+        <w:rFonts w:ascii="Symbol" w:hAnsi="Symbol" w:hint="default"/>
+        <w:sz w:val="20"/>
+      </w:rPr>
+    </w:lvl>
+    <w:lvl w:ilvl="1" w:tentative="1">
+      <w:start w:val="1"/>
+      <w:numFmt w:val="bullet"/>
+      <w:lvlText w:val="o"/>
+      <w:lvlJc w:val="left"/>
+      <w:pPr>
+        <w:tabs>
+          <w:tab w:val="num" w:pos="1440"/>
+        </w:tabs>
+        <w:ind w:left="1440" w:hanging="360"/>
+      </w:pPr>
+      <w:rPr>
+        <w:rFonts w:ascii="Courier New" w:hAnsi="Courier New" w:hint="default"/>
+        <w:sz w:val="20"/>
+      </w:rPr>
+    </w:lvl>
+    <w:lvl w:ilvl="2" w:tentative="1">
+      <w:start w:val="1"/>
+      <w:numFmt w:val="bullet"/>
+      <w:lvlText w:val=""/>
+      <w:lvlJc w:val="left"/>
+      <w:pPr>
+        <w:tabs>
+          <w:tab w:val="num" w:pos="2160"/>
+        </w:tabs>
+        <w:ind w:left="2160" w:hanging="360"/>
+      </w:pPr>
+      <w:rPr>
+        <w:rFonts w:ascii="Wingdings" w:hAnsi="Wingdings" w:hint="default"/>
+        <w:sz w:val="20"/>
+      </w:rPr>
+    </w:lvl>
+    <w:lvl w:ilvl="3" w:tentative="1">
+      <w:start w:val="1"/>
+      <w:numFmt w:val="bullet"/>
+      <w:lvlText w:val=""/>
+      <w:lvlJc w:val="left"/>
+      <w:pPr>
+        <w:tabs>
+          <w:tab w:val="num" w:pos="2880"/>
+        </w:tabs>
+        <w:ind w:left="2880" w:hanging="360"/>
+      </w:pPr>
+      <w:rPr>
+        <w:rFonts w:ascii="Wingdings" w:hAnsi="Wingdings" w:hint="default"/>
+        <w:sz w:val="20"/>
+      </w:rPr>
+    </w:lvl>
+    <w:lvl w:ilvl="4" w:tentative="1">
+      <w:start w:val="1"/>
+      <w:numFmt w:val="bullet"/>
+      <w:lvlText w:val=""/>
+      <w:lvlJc w:val="left"/>
+      <w:pPr>
+        <w:tabs>
+          <w:tab w:val="num" w:pos="3600"/>
+        </w:tabs>
+        <w:ind w:left="3600" w:hanging="360"/>
+      </w:pPr>
+      <w:rPr>
+        <w:rFonts w:ascii="Wingdings" w:hAnsi="Wingdings" w:hint="default"/>
+        <w:sz w:val="20"/>
+      </w:rPr>
+    </w:lvl>
+    <w:lvl w:ilvl="5" w:tentative="1">
+      <w:start w:val="1"/>
+      <w:numFmt w:val="bullet"/>
+      <w:lvlText w:val=""/>
+      <w:lvlJc w:val="left"/>
+      <w:pPr>
+        <w:tabs>
+          <w:tab w:val="num" w:pos="4320"/>
+        </w:tabs>
+        <w:ind w:left="4320" w:hanging="360"/>
+      </w:pPr>
+      <w:rPr>
+        <w:rFonts w:ascii="Wingdings" w:hAnsi="Wingdings" w:hint="default"/>
+        <w:sz w:val="20"/>
+      </w:rPr>
+    </w:lvl>
+    <w:lvl w:ilvl="6" w:tentative="1">
+      <w:start w:val="1"/>
+      <w:numFmt w:val="bullet"/>
+      <w:lvlText w:val=""/>
+      <w:lvlJc w:val="left"/>
+      <w:pPr>
+        <w:tabs>
+          <w:tab w:val="num" w:pos="5040"/>
+        </w:tabs>
+        <w:ind w:left="5040" w:hanging="360"/>
+      </w:pPr>
+      <w:rPr>
+        <w:rFonts w:ascii="Wingdings" w:hAnsi="Wingdings" w:hint="default"/>
+        <w:sz w:val="20"/>
+      </w:rPr>
+    </w:lvl>
+    <w:lvl w:ilvl="7" w:tentative="1">
+      <w:start w:val="1"/>
+      <w:numFmt w:val="bullet"/>
+      <w:lvlText w:val=""/>
+      <w:lvlJc w:val="left"/>
+      <w:pPr>
+        <w:tabs>
+          <w:tab w:val="num" w:pos="5760"/>
+        </w:tabs>
+        <w:ind w:left="5760" w:hanging="360"/>
+      </w:pPr>
+      <w:rPr>
+        <w:rFonts w:ascii="Wingdings" w:hAnsi="Wingdings" w:hint="default"/>
+        <w:sz w:val="20"/>
+      </w:rPr>
+    </w:lvl>
+    <w:lvl w:ilvl="8" w:tentative="1">
+      <w:start w:val="1"/>
+      <w:numFmt w:val="bullet"/>
+      <w:lvlText w:val=""/>
+      <w:lvlJc w:val="left"/>
+      <w:pPr>
+        <w:tabs>
+          <w:tab w:val="num" w:pos="6480"/>
+        </w:tabs>
+        <w:ind w:left="6480" w:hanging="360"/>
+      </w:pPr>
+      <w:rPr>
+        <w:rFonts w:ascii="Wingdings" w:hAnsi="Wingdings" w:hint="default"/>
+        <w:sz w:val="20"/>
+      </w:rPr>
+    </w:lvl>
+  </w:abstractNum>
+  <w:abstractNum w:abstractNumId="1" w15:restartNumberingAfterBreak="0">
+    <w:nsid w:val="02A81DEF"/>
+    <w:multiLevelType w:val="multilevel"/>
+    <w:tmpl w:val="3A2409D6"/>
+    <w:lvl w:ilvl="0">
+      <w:start w:val="1"/>
+      <w:numFmt w:val="bullet"/>
+      <w:lvlText w:val=""/>
+      <w:lvlJc w:val="left"/>
+      <w:pPr>
+        <w:tabs>
+          <w:tab w:val="num" w:pos="720"/>
+        </w:tabs>
+        <w:ind w:left="720" w:hanging="360"/>
+      </w:pPr>
+      <w:rPr>
+        <w:rFonts w:ascii="Symbol" w:hAnsi="Symbol" w:hint="default"/>
+        <w:sz w:val="20"/>
+      </w:rPr>
+    </w:lvl>
+    <w:lvl w:ilvl="1" w:tentative="1">
+      <w:start w:val="1"/>
+      <w:numFmt w:val="bullet"/>
+      <w:lvlText w:val="o"/>
+      <w:lvlJc w:val="left"/>
+      <w:pPr>
+        <w:tabs>
+          <w:tab w:val="num" w:pos="1440"/>
+        </w:tabs>
+        <w:ind w:left="1440" w:hanging="360"/>
+      </w:pPr>
+      <w:rPr>
+        <w:rFonts w:ascii="Courier New" w:hAnsi="Courier New" w:hint="default"/>
+        <w:sz w:val="20"/>
+      </w:rPr>
+    </w:lvl>
+    <w:lvl w:ilvl="2" w:tentative="1">
+      <w:start w:val="1"/>
+      <w:numFmt w:val="bullet"/>
+      <w:lvlText w:val=""/>
+      <w:lvlJc w:val="left"/>
+      <w:pPr>
+        <w:tabs>
+          <w:tab w:val="num" w:pos="2160"/>
+        </w:tabs>
+        <w:ind w:left="2160" w:hanging="360"/>
+      </w:pPr>
+      <w:rPr>
+        <w:rFonts w:ascii="Wingdings" w:hAnsi="Wingdings" w:hint="default"/>
+        <w:sz w:val="20"/>
+      </w:rPr>
+    </w:lvl>
+    <w:lvl w:ilvl="3" w:tentative="1">
+      <w:start w:val="1"/>
+      <w:numFmt w:val="bullet"/>
+      <w:lvlText w:val=""/>
+      <w:lvlJc w:val="left"/>
+      <w:pPr>
+        <w:tabs>
+          <w:tab w:val="num" w:pos="2880"/>
+        </w:tabs>
+        <w:ind w:left="2880" w:hanging="360"/>
+      </w:pPr>
+      <w:rPr>
+        <w:rFonts w:ascii="Wingdings" w:hAnsi="Wingdings" w:hint="default"/>
+        <w:sz w:val="20"/>
+      </w:rPr>
+    </w:lvl>
+    <w:lvl w:ilvl="4" w:tentative="1">
+      <w:start w:val="1"/>
+      <w:numFmt w:val="bullet"/>
+      <w:lvlText w:val=""/>
+      <w:lvlJc w:val="left"/>
+      <w:pPr>
+        <w:tabs>
+          <w:tab w:val="num" w:pos="3600"/>
+        </w:tabs>
+        <w:ind w:left="3600" w:hanging="360"/>
+      </w:pPr>
+      <w:rPr>
+        <w:rFonts w:ascii="Wingdings" w:hAnsi="Wingdings" w:hint="default"/>
+        <w:sz w:val="20"/>
+      </w:rPr>
+    </w:lvl>
+    <w:lvl w:ilvl="5" w:tentative="1">
+      <w:start w:val="1"/>
+      <w:numFmt w:val="bullet"/>
+      <w:lvlText w:val=""/>
+      <w:lvlJc w:val="left"/>
+      <w:pPr>
+        <w:tabs>
+          <w:tab w:val="num" w:pos="4320"/>
+        </w:tabs>
+        <w:ind w:left="4320" w:hanging="360"/>
+      </w:pPr>
+      <w:rPr>
+        <w:rFonts w:ascii="Wingdings" w:hAnsi="Wingdings" w:hint="default"/>
+        <w:sz w:val="20"/>
+      </w:rPr>
+    </w:lvl>
+    <w:lvl w:ilvl="6" w:tentative="1">
+      <w:start w:val="1"/>
+      <w:numFmt w:val="bullet"/>
+      <w:lvlText w:val=""/>
+      <w:lvlJc w:val="left"/>
+      <w:pPr>
+        <w:tabs>
+          <w:tab w:val="num" w:pos="5040"/>
+        </w:tabs>
+        <w:ind w:left="5040" w:hanging="360"/>
+      </w:pPr>
+      <w:rPr>
+        <w:rFonts w:ascii="Wingdings" w:hAnsi="Wingdings" w:hint="default"/>
+        <w:sz w:val="20"/>
+      </w:rPr>
+    </w:lvl>
+    <w:lvl w:ilvl="7" w:tentative="1">
+      <w:start w:val="1"/>
+      <w:numFmt w:val="bullet"/>
+      <w:lvlText w:val=""/>
+      <w:lvlJc w:val="left"/>
+      <w:pPr>
+        <w:tabs>
+          <w:tab w:val="num" w:pos="5760"/>
+        </w:tabs>
+        <w:ind w:left="5760" w:hanging="360"/>
+      </w:pPr>
+      <w:rPr>
+        <w:rFonts w:ascii="Wingdings" w:hAnsi="Wingdings" w:hint="default"/>
+        <w:sz w:val="20"/>
+      </w:rPr>
+    </w:lvl>
+    <w:lvl w:ilvl="8" w:tentative="1">
+      <w:start w:val="1"/>
+      <w:numFmt w:val="bullet"/>
+      <w:lvlText w:val=""/>
+      <w:lvlJc w:val="left"/>
+      <w:pPr>
+        <w:tabs>
+          <w:tab w:val="num" w:pos="6480"/>
+        </w:tabs>
+        <w:ind w:left="6480" w:hanging="360"/>
+      </w:pPr>
+      <w:rPr>
+        <w:rFonts w:ascii="Wingdings" w:hAnsi="Wingdings" w:hint="default"/>
+        <w:sz w:val="20"/>
+      </w:rPr>
+    </w:lvl>
+  </w:abstractNum>
+  <w:abstractNum w:abstractNumId="2" w15:restartNumberingAfterBreak="0">
     <w:nsid w:val="18047F12"/>
     <w:multiLevelType w:val="multilevel"/>
     <w:tmpl w:val="3C2CE97E"/>
@@ -2563,7 +5997,305 @@
       </w:rPr>
     </w:lvl>
   </w:abstractNum>
-  <w:abstractNum w:abstractNumId="1" w15:restartNumberingAfterBreak="0">
+  <w:abstractNum w:abstractNumId="3" w15:restartNumberingAfterBreak="0">
+    <w:nsid w:val="19545823"/>
+    <w:multiLevelType w:val="multilevel"/>
+    <w:tmpl w:val="16EA9114"/>
+    <w:lvl w:ilvl="0">
+      <w:start w:val="1"/>
+      <w:numFmt w:val="bullet"/>
+      <w:lvlText w:val=""/>
+      <w:lvlJc w:val="left"/>
+      <w:pPr>
+        <w:tabs>
+          <w:tab w:val="num" w:pos="720"/>
+        </w:tabs>
+        <w:ind w:left="720" w:hanging="360"/>
+      </w:pPr>
+      <w:rPr>
+        <w:rFonts w:ascii="Symbol" w:hAnsi="Symbol" w:hint="default"/>
+        <w:sz w:val="20"/>
+      </w:rPr>
+    </w:lvl>
+    <w:lvl w:ilvl="1" w:tentative="1">
+      <w:start w:val="1"/>
+      <w:numFmt w:val="bullet"/>
+      <w:lvlText w:val="o"/>
+      <w:lvlJc w:val="left"/>
+      <w:pPr>
+        <w:tabs>
+          <w:tab w:val="num" w:pos="1440"/>
+        </w:tabs>
+        <w:ind w:left="1440" w:hanging="360"/>
+      </w:pPr>
+      <w:rPr>
+        <w:rFonts w:ascii="Courier New" w:hAnsi="Courier New" w:hint="default"/>
+        <w:sz w:val="20"/>
+      </w:rPr>
+    </w:lvl>
+    <w:lvl w:ilvl="2" w:tentative="1">
+      <w:start w:val="1"/>
+      <w:numFmt w:val="bullet"/>
+      <w:lvlText w:val=""/>
+      <w:lvlJc w:val="left"/>
+      <w:pPr>
+        <w:tabs>
+          <w:tab w:val="num" w:pos="2160"/>
+        </w:tabs>
+        <w:ind w:left="2160" w:hanging="360"/>
+      </w:pPr>
+      <w:rPr>
+        <w:rFonts w:ascii="Wingdings" w:hAnsi="Wingdings" w:hint="default"/>
+        <w:sz w:val="20"/>
+      </w:rPr>
+    </w:lvl>
+    <w:lvl w:ilvl="3" w:tentative="1">
+      <w:start w:val="1"/>
+      <w:numFmt w:val="bullet"/>
+      <w:lvlText w:val=""/>
+      <w:lvlJc w:val="left"/>
+      <w:pPr>
+        <w:tabs>
+          <w:tab w:val="num" w:pos="2880"/>
+        </w:tabs>
+        <w:ind w:left="2880" w:hanging="360"/>
+      </w:pPr>
+      <w:rPr>
+        <w:rFonts w:ascii="Wingdings" w:hAnsi="Wingdings" w:hint="default"/>
+        <w:sz w:val="20"/>
+      </w:rPr>
+    </w:lvl>
+    <w:lvl w:ilvl="4" w:tentative="1">
+      <w:start w:val="1"/>
+      <w:numFmt w:val="bullet"/>
+      <w:lvlText w:val=""/>
+      <w:lvlJc w:val="left"/>
+      <w:pPr>
+        <w:tabs>
+          <w:tab w:val="num" w:pos="3600"/>
+        </w:tabs>
+        <w:ind w:left="3600" w:hanging="360"/>
+      </w:pPr>
+      <w:rPr>
+        <w:rFonts w:ascii="Wingdings" w:hAnsi="Wingdings" w:hint="default"/>
+        <w:sz w:val="20"/>
+      </w:rPr>
+    </w:lvl>
+    <w:lvl w:ilvl="5" w:tentative="1">
+      <w:start w:val="1"/>
+      <w:numFmt w:val="bullet"/>
+      <w:lvlText w:val=""/>
+      <w:lvlJc w:val="left"/>
+      <w:pPr>
+        <w:tabs>
+          <w:tab w:val="num" w:pos="4320"/>
+        </w:tabs>
+        <w:ind w:left="4320" w:hanging="360"/>
+      </w:pPr>
+      <w:rPr>
+        <w:rFonts w:ascii="Wingdings" w:hAnsi="Wingdings" w:hint="default"/>
+        <w:sz w:val="20"/>
+      </w:rPr>
+    </w:lvl>
+    <w:lvl w:ilvl="6" w:tentative="1">
+      <w:start w:val="1"/>
+      <w:numFmt w:val="bullet"/>
+      <w:lvlText w:val=""/>
+      <w:lvlJc w:val="left"/>
+      <w:pPr>
+        <w:tabs>
+          <w:tab w:val="num" w:pos="5040"/>
+        </w:tabs>
+        <w:ind w:left="5040" w:hanging="360"/>
+      </w:pPr>
+      <w:rPr>
+        <w:rFonts w:ascii="Wingdings" w:hAnsi="Wingdings" w:hint="default"/>
+        <w:sz w:val="20"/>
+      </w:rPr>
+    </w:lvl>
+    <w:lvl w:ilvl="7" w:tentative="1">
+      <w:start w:val="1"/>
+      <w:numFmt w:val="bullet"/>
+      <w:lvlText w:val=""/>
+      <w:lvlJc w:val="left"/>
+      <w:pPr>
+        <w:tabs>
+          <w:tab w:val="num" w:pos="5760"/>
+        </w:tabs>
+        <w:ind w:left="5760" w:hanging="360"/>
+      </w:pPr>
+      <w:rPr>
+        <w:rFonts w:ascii="Wingdings" w:hAnsi="Wingdings" w:hint="default"/>
+        <w:sz w:val="20"/>
+      </w:rPr>
+    </w:lvl>
+    <w:lvl w:ilvl="8" w:tentative="1">
+      <w:start w:val="1"/>
+      <w:numFmt w:val="bullet"/>
+      <w:lvlText w:val=""/>
+      <w:lvlJc w:val="left"/>
+      <w:pPr>
+        <w:tabs>
+          <w:tab w:val="num" w:pos="6480"/>
+        </w:tabs>
+        <w:ind w:left="6480" w:hanging="360"/>
+      </w:pPr>
+      <w:rPr>
+        <w:rFonts w:ascii="Wingdings" w:hAnsi="Wingdings" w:hint="default"/>
+        <w:sz w:val="20"/>
+      </w:rPr>
+    </w:lvl>
+  </w:abstractNum>
+  <w:abstractNum w:abstractNumId="4" w15:restartNumberingAfterBreak="0">
+    <w:nsid w:val="1CF17059"/>
+    <w:multiLevelType w:val="multilevel"/>
+    <w:tmpl w:val="97BEEAA6"/>
+    <w:lvl w:ilvl="0">
+      <w:start w:val="1"/>
+      <w:numFmt w:val="bullet"/>
+      <w:lvlText w:val=""/>
+      <w:lvlJc w:val="left"/>
+      <w:pPr>
+        <w:tabs>
+          <w:tab w:val="num" w:pos="720"/>
+        </w:tabs>
+        <w:ind w:left="720" w:hanging="360"/>
+      </w:pPr>
+      <w:rPr>
+        <w:rFonts w:ascii="Symbol" w:hAnsi="Symbol" w:hint="default"/>
+        <w:sz w:val="20"/>
+      </w:rPr>
+    </w:lvl>
+    <w:lvl w:ilvl="1" w:tentative="1">
+      <w:start w:val="1"/>
+      <w:numFmt w:val="bullet"/>
+      <w:lvlText w:val="o"/>
+      <w:lvlJc w:val="left"/>
+      <w:pPr>
+        <w:tabs>
+          <w:tab w:val="num" w:pos="1440"/>
+        </w:tabs>
+        <w:ind w:left="1440" w:hanging="360"/>
+      </w:pPr>
+      <w:rPr>
+        <w:rFonts w:ascii="Courier New" w:hAnsi="Courier New" w:hint="default"/>
+        <w:sz w:val="20"/>
+      </w:rPr>
+    </w:lvl>
+    <w:lvl w:ilvl="2" w:tentative="1">
+      <w:start w:val="1"/>
+      <w:numFmt w:val="bullet"/>
+      <w:lvlText w:val=""/>
+      <w:lvlJc w:val="left"/>
+      <w:pPr>
+        <w:tabs>
+          <w:tab w:val="num" w:pos="2160"/>
+        </w:tabs>
+        <w:ind w:left="2160" w:hanging="360"/>
+      </w:pPr>
+      <w:rPr>
+        <w:rFonts w:ascii="Wingdings" w:hAnsi="Wingdings" w:hint="default"/>
+        <w:sz w:val="20"/>
+      </w:rPr>
+    </w:lvl>
+    <w:lvl w:ilvl="3" w:tentative="1">
+      <w:start w:val="1"/>
+      <w:numFmt w:val="bullet"/>
+      <w:lvlText w:val=""/>
+      <w:lvlJc w:val="left"/>
+      <w:pPr>
+        <w:tabs>
+          <w:tab w:val="num" w:pos="2880"/>
+        </w:tabs>
+        <w:ind w:left="2880" w:hanging="360"/>
+      </w:pPr>
+      <w:rPr>
+        <w:rFonts w:ascii="Wingdings" w:hAnsi="Wingdings" w:hint="default"/>
+        <w:sz w:val="20"/>
+      </w:rPr>
+    </w:lvl>
+    <w:lvl w:ilvl="4" w:tentative="1">
+      <w:start w:val="1"/>
+      <w:numFmt w:val="bullet"/>
+      <w:lvlText w:val=""/>
+      <w:lvlJc w:val="left"/>
+      <w:pPr>
+        <w:tabs>
+          <w:tab w:val="num" w:pos="3600"/>
+        </w:tabs>
+        <w:ind w:left="3600" w:hanging="360"/>
+      </w:pPr>
+      <w:rPr>
+        <w:rFonts w:ascii="Wingdings" w:hAnsi="Wingdings" w:hint="default"/>
+        <w:sz w:val="20"/>
+      </w:rPr>
+    </w:lvl>
+    <w:lvl w:ilvl="5" w:tentative="1">
+      <w:start w:val="1"/>
+      <w:numFmt w:val="bullet"/>
+      <w:lvlText w:val=""/>
+      <w:lvlJc w:val="left"/>
+      <w:pPr>
+        <w:tabs>
+          <w:tab w:val="num" w:pos="4320"/>
+        </w:tabs>
+        <w:ind w:left="4320" w:hanging="360"/>
+      </w:pPr>
+      <w:rPr>
+        <w:rFonts w:ascii="Wingdings" w:hAnsi="Wingdings" w:hint="default"/>
+        <w:sz w:val="20"/>
+      </w:rPr>
+    </w:lvl>
+    <w:lvl w:ilvl="6" w:tentative="1">
+      <w:start w:val="1"/>
+      <w:numFmt w:val="bullet"/>
+      <w:lvlText w:val=""/>
+      <w:lvlJc w:val="left"/>
+      <w:pPr>
+        <w:tabs>
+          <w:tab w:val="num" w:pos="5040"/>
+        </w:tabs>
+        <w:ind w:left="5040" w:hanging="360"/>
+      </w:pPr>
+      <w:rPr>
+        <w:rFonts w:ascii="Wingdings" w:hAnsi="Wingdings" w:hint="default"/>
+        <w:sz w:val="20"/>
+      </w:rPr>
+    </w:lvl>
+    <w:lvl w:ilvl="7" w:tentative="1">
+      <w:start w:val="1"/>
+      <w:numFmt w:val="bullet"/>
+      <w:lvlText w:val=""/>
+      <w:lvlJc w:val="left"/>
+      <w:pPr>
+        <w:tabs>
+          <w:tab w:val="num" w:pos="5760"/>
+        </w:tabs>
+        <w:ind w:left="5760" w:hanging="360"/>
+      </w:pPr>
+      <w:rPr>
+        <w:rFonts w:ascii="Wingdings" w:hAnsi="Wingdings" w:hint="default"/>
+        <w:sz w:val="20"/>
+      </w:rPr>
+    </w:lvl>
+    <w:lvl w:ilvl="8" w:tentative="1">
+      <w:start w:val="1"/>
+      <w:numFmt w:val="bullet"/>
+      <w:lvlText w:val=""/>
+      <w:lvlJc w:val="left"/>
+      <w:pPr>
+        <w:tabs>
+          <w:tab w:val="num" w:pos="6480"/>
+        </w:tabs>
+        <w:ind w:left="6480" w:hanging="360"/>
+      </w:pPr>
+      <w:rPr>
+        <w:rFonts w:ascii="Wingdings" w:hAnsi="Wingdings" w:hint="default"/>
+        <w:sz w:val="20"/>
+      </w:rPr>
+    </w:lvl>
+  </w:abstractNum>
+  <w:abstractNum w:abstractNumId="5" w15:restartNumberingAfterBreak="0">
     <w:nsid w:val="2050594B"/>
     <w:multiLevelType w:val="multilevel"/>
     <w:tmpl w:val="AEEAF8C0"/>
@@ -2712,7 +6444,156 @@
       </w:rPr>
     </w:lvl>
   </w:abstractNum>
-  <w:abstractNum w:abstractNumId="2" w15:restartNumberingAfterBreak="0">
+  <w:abstractNum w:abstractNumId="6" w15:restartNumberingAfterBreak="0">
+    <w:nsid w:val="21A90C1C"/>
+    <w:multiLevelType w:val="multilevel"/>
+    <w:tmpl w:val="8F6C9906"/>
+    <w:lvl w:ilvl="0">
+      <w:start w:val="1"/>
+      <w:numFmt w:val="bullet"/>
+      <w:lvlText w:val=""/>
+      <w:lvlJc w:val="left"/>
+      <w:pPr>
+        <w:tabs>
+          <w:tab w:val="num" w:pos="720"/>
+        </w:tabs>
+        <w:ind w:left="720" w:hanging="360"/>
+      </w:pPr>
+      <w:rPr>
+        <w:rFonts w:ascii="Symbol" w:hAnsi="Symbol" w:hint="default"/>
+        <w:sz w:val="20"/>
+      </w:rPr>
+    </w:lvl>
+    <w:lvl w:ilvl="1" w:tentative="1">
+      <w:start w:val="1"/>
+      <w:numFmt w:val="bullet"/>
+      <w:lvlText w:val="o"/>
+      <w:lvlJc w:val="left"/>
+      <w:pPr>
+        <w:tabs>
+          <w:tab w:val="num" w:pos="1440"/>
+        </w:tabs>
+        <w:ind w:left="1440" w:hanging="360"/>
+      </w:pPr>
+      <w:rPr>
+        <w:rFonts w:ascii="Courier New" w:hAnsi="Courier New" w:hint="default"/>
+        <w:sz w:val="20"/>
+      </w:rPr>
+    </w:lvl>
+    <w:lvl w:ilvl="2" w:tentative="1">
+      <w:start w:val="1"/>
+      <w:numFmt w:val="bullet"/>
+      <w:lvlText w:val=""/>
+      <w:lvlJc w:val="left"/>
+      <w:pPr>
+        <w:tabs>
+          <w:tab w:val="num" w:pos="2160"/>
+        </w:tabs>
+        <w:ind w:left="2160" w:hanging="360"/>
+      </w:pPr>
+      <w:rPr>
+        <w:rFonts w:ascii="Wingdings" w:hAnsi="Wingdings" w:hint="default"/>
+        <w:sz w:val="20"/>
+      </w:rPr>
+    </w:lvl>
+    <w:lvl w:ilvl="3" w:tentative="1">
+      <w:start w:val="1"/>
+      <w:numFmt w:val="bullet"/>
+      <w:lvlText w:val=""/>
+      <w:lvlJc w:val="left"/>
+      <w:pPr>
+        <w:tabs>
+          <w:tab w:val="num" w:pos="2880"/>
+        </w:tabs>
+        <w:ind w:left="2880" w:hanging="360"/>
+      </w:pPr>
+      <w:rPr>
+        <w:rFonts w:ascii="Wingdings" w:hAnsi="Wingdings" w:hint="default"/>
+        <w:sz w:val="20"/>
+      </w:rPr>
+    </w:lvl>
+    <w:lvl w:ilvl="4" w:tentative="1">
+      <w:start w:val="1"/>
+      <w:numFmt w:val="bullet"/>
+      <w:lvlText w:val=""/>
+      <w:lvlJc w:val="left"/>
+      <w:pPr>
+        <w:tabs>
+          <w:tab w:val="num" w:pos="3600"/>
+        </w:tabs>
+        <w:ind w:left="3600" w:hanging="360"/>
+      </w:pPr>
+      <w:rPr>
+        <w:rFonts w:ascii="Wingdings" w:hAnsi="Wingdings" w:hint="default"/>
+        <w:sz w:val="20"/>
+      </w:rPr>
+    </w:lvl>
+    <w:lvl w:ilvl="5" w:tentative="1">
+      <w:start w:val="1"/>
+      <w:numFmt w:val="bullet"/>
+      <w:lvlText w:val=""/>
+      <w:lvlJc w:val="left"/>
+      <w:pPr>
+        <w:tabs>
+          <w:tab w:val="num" w:pos="4320"/>
+        </w:tabs>
+        <w:ind w:left="4320" w:hanging="360"/>
+      </w:pPr>
+      <w:rPr>
+        <w:rFonts w:ascii="Wingdings" w:hAnsi="Wingdings" w:hint="default"/>
+        <w:sz w:val="20"/>
+      </w:rPr>
+    </w:lvl>
+    <w:lvl w:ilvl="6" w:tentative="1">
+      <w:start w:val="1"/>
+      <w:numFmt w:val="bullet"/>
+      <w:lvlText w:val=""/>
+      <w:lvlJc w:val="left"/>
+      <w:pPr>
+        <w:tabs>
+          <w:tab w:val="num" w:pos="5040"/>
+        </w:tabs>
+        <w:ind w:left="5040" w:hanging="360"/>
+      </w:pPr>
+      <w:rPr>
+        <w:rFonts w:ascii="Wingdings" w:hAnsi="Wingdings" w:hint="default"/>
+        <w:sz w:val="20"/>
+      </w:rPr>
+    </w:lvl>
+    <w:lvl w:ilvl="7" w:tentative="1">
+      <w:start w:val="1"/>
+      <w:numFmt w:val="bullet"/>
+      <w:lvlText w:val=""/>
+      <w:lvlJc w:val="left"/>
+      <w:pPr>
+        <w:tabs>
+          <w:tab w:val="num" w:pos="5760"/>
+        </w:tabs>
+        <w:ind w:left="5760" w:hanging="360"/>
+      </w:pPr>
+      <w:rPr>
+        <w:rFonts w:ascii="Wingdings" w:hAnsi="Wingdings" w:hint="default"/>
+        <w:sz w:val="20"/>
+      </w:rPr>
+    </w:lvl>
+    <w:lvl w:ilvl="8" w:tentative="1">
+      <w:start w:val="1"/>
+      <w:numFmt w:val="bullet"/>
+      <w:lvlText w:val=""/>
+      <w:lvlJc w:val="left"/>
+      <w:pPr>
+        <w:tabs>
+          <w:tab w:val="num" w:pos="6480"/>
+        </w:tabs>
+        <w:ind w:left="6480" w:hanging="360"/>
+      </w:pPr>
+      <w:rPr>
+        <w:rFonts w:ascii="Wingdings" w:hAnsi="Wingdings" w:hint="default"/>
+        <w:sz w:val="20"/>
+      </w:rPr>
+    </w:lvl>
+  </w:abstractNum>
+  <w:abstractNum w:abstractNumId="7" w15:restartNumberingAfterBreak="0">
     <w:nsid w:val="2C394A92"/>
     <w:multiLevelType w:val="multilevel"/>
     <w:tmpl w:val="2F846314"/>
@@ -2861,7 +6742,156 @@
       </w:rPr>
     </w:lvl>
   </w:abstractNum>
-  <w:abstractNum w:abstractNumId="3" w15:restartNumberingAfterBreak="0">
+  <w:abstractNum w:abstractNumId="8" w15:restartNumberingAfterBreak="0">
+    <w:nsid w:val="344F7C80"/>
+    <w:multiLevelType w:val="multilevel"/>
+    <w:tmpl w:val="04C67A3E"/>
+    <w:lvl w:ilvl="0">
+      <w:start w:val="1"/>
+      <w:numFmt w:val="bullet"/>
+      <w:lvlText w:val=""/>
+      <w:lvlJc w:val="left"/>
+      <w:pPr>
+        <w:tabs>
+          <w:tab w:val="num" w:pos="720"/>
+        </w:tabs>
+        <w:ind w:left="720" w:hanging="360"/>
+      </w:pPr>
+      <w:rPr>
+        <w:rFonts w:ascii="Symbol" w:hAnsi="Symbol" w:hint="default"/>
+        <w:sz w:val="20"/>
+      </w:rPr>
+    </w:lvl>
+    <w:lvl w:ilvl="1" w:tentative="1">
+      <w:start w:val="1"/>
+      <w:numFmt w:val="bullet"/>
+      <w:lvlText w:val="o"/>
+      <w:lvlJc w:val="left"/>
+      <w:pPr>
+        <w:tabs>
+          <w:tab w:val="num" w:pos="1440"/>
+        </w:tabs>
+        <w:ind w:left="1440" w:hanging="360"/>
+      </w:pPr>
+      <w:rPr>
+        <w:rFonts w:ascii="Courier New" w:hAnsi="Courier New" w:hint="default"/>
+        <w:sz w:val="20"/>
+      </w:rPr>
+    </w:lvl>
+    <w:lvl w:ilvl="2" w:tentative="1">
+      <w:start w:val="1"/>
+      <w:numFmt w:val="bullet"/>
+      <w:lvlText w:val=""/>
+      <w:lvlJc w:val="left"/>
+      <w:pPr>
+        <w:tabs>
+          <w:tab w:val="num" w:pos="2160"/>
+        </w:tabs>
+        <w:ind w:left="2160" w:hanging="360"/>
+      </w:pPr>
+      <w:rPr>
+        <w:rFonts w:ascii="Wingdings" w:hAnsi="Wingdings" w:hint="default"/>
+        <w:sz w:val="20"/>
+      </w:rPr>
+    </w:lvl>
+    <w:lvl w:ilvl="3" w:tentative="1">
+      <w:start w:val="1"/>
+      <w:numFmt w:val="bullet"/>
+      <w:lvlText w:val=""/>
+      <w:lvlJc w:val="left"/>
+      <w:pPr>
+        <w:tabs>
+          <w:tab w:val="num" w:pos="2880"/>
+        </w:tabs>
+        <w:ind w:left="2880" w:hanging="360"/>
+      </w:pPr>
+      <w:rPr>
+        <w:rFonts w:ascii="Wingdings" w:hAnsi="Wingdings" w:hint="default"/>
+        <w:sz w:val="20"/>
+      </w:rPr>
+    </w:lvl>
+    <w:lvl w:ilvl="4" w:tentative="1">
+      <w:start w:val="1"/>
+      <w:numFmt w:val="bullet"/>
+      <w:lvlText w:val=""/>
+      <w:lvlJc w:val="left"/>
+      <w:pPr>
+        <w:tabs>
+          <w:tab w:val="num" w:pos="3600"/>
+        </w:tabs>
+        <w:ind w:left="3600" w:hanging="360"/>
+      </w:pPr>
+      <w:rPr>
+        <w:rFonts w:ascii="Wingdings" w:hAnsi="Wingdings" w:hint="default"/>
+        <w:sz w:val="20"/>
+      </w:rPr>
+    </w:lvl>
+    <w:lvl w:ilvl="5" w:tentative="1">
+      <w:start w:val="1"/>
+      <w:numFmt w:val="bullet"/>
+      <w:lvlText w:val=""/>
+      <w:lvlJc w:val="left"/>
+      <w:pPr>
+        <w:tabs>
+          <w:tab w:val="num" w:pos="4320"/>
+        </w:tabs>
+        <w:ind w:left="4320" w:hanging="360"/>
+      </w:pPr>
+      <w:rPr>
+        <w:rFonts w:ascii="Wingdings" w:hAnsi="Wingdings" w:hint="default"/>
+        <w:sz w:val="20"/>
+      </w:rPr>
+    </w:lvl>
+    <w:lvl w:ilvl="6" w:tentative="1">
+      <w:start w:val="1"/>
+      <w:numFmt w:val="bullet"/>
+      <w:lvlText w:val=""/>
+      <w:lvlJc w:val="left"/>
+      <w:pPr>
+        <w:tabs>
+          <w:tab w:val="num" w:pos="5040"/>
+        </w:tabs>
+        <w:ind w:left="5040" w:hanging="360"/>
+      </w:pPr>
+      <w:rPr>
+        <w:rFonts w:ascii="Wingdings" w:hAnsi="Wingdings" w:hint="default"/>
+        <w:sz w:val="20"/>
+      </w:rPr>
+    </w:lvl>
+    <w:lvl w:ilvl="7" w:tentative="1">
+      <w:start w:val="1"/>
+      <w:numFmt w:val="bullet"/>
+      <w:lvlText w:val=""/>
+      <w:lvlJc w:val="left"/>
+      <w:pPr>
+        <w:tabs>
+          <w:tab w:val="num" w:pos="5760"/>
+        </w:tabs>
+        <w:ind w:left="5760" w:hanging="360"/>
+      </w:pPr>
+      <w:rPr>
+        <w:rFonts w:ascii="Wingdings" w:hAnsi="Wingdings" w:hint="default"/>
+        <w:sz w:val="20"/>
+      </w:rPr>
+    </w:lvl>
+    <w:lvl w:ilvl="8" w:tentative="1">
+      <w:start w:val="1"/>
+      <w:numFmt w:val="bullet"/>
+      <w:lvlText w:val=""/>
+      <w:lvlJc w:val="left"/>
+      <w:pPr>
+        <w:tabs>
+          <w:tab w:val="num" w:pos="6480"/>
+        </w:tabs>
+        <w:ind w:left="6480" w:hanging="360"/>
+      </w:pPr>
+      <w:rPr>
+        <w:rFonts w:ascii="Wingdings" w:hAnsi="Wingdings" w:hint="default"/>
+        <w:sz w:val="20"/>
+      </w:rPr>
+    </w:lvl>
+  </w:abstractNum>
+  <w:abstractNum w:abstractNumId="9" w15:restartNumberingAfterBreak="0">
     <w:nsid w:val="3AD54258"/>
     <w:multiLevelType w:val="multilevel"/>
     <w:tmpl w:val="DDA23D0E"/>
@@ -3010,7 +7040,305 @@
       </w:rPr>
     </w:lvl>
   </w:abstractNum>
-  <w:abstractNum w:abstractNumId="4" w15:restartNumberingAfterBreak="0">
+  <w:abstractNum w:abstractNumId="10" w15:restartNumberingAfterBreak="0">
+    <w:nsid w:val="3F653EC0"/>
+    <w:multiLevelType w:val="multilevel"/>
+    <w:tmpl w:val="2F5EA78C"/>
+    <w:lvl w:ilvl="0">
+      <w:start w:val="1"/>
+      <w:numFmt w:val="bullet"/>
+      <w:lvlText w:val=""/>
+      <w:lvlJc w:val="left"/>
+      <w:pPr>
+        <w:tabs>
+          <w:tab w:val="num" w:pos="720"/>
+        </w:tabs>
+        <w:ind w:left="720" w:hanging="360"/>
+      </w:pPr>
+      <w:rPr>
+        <w:rFonts w:ascii="Symbol" w:hAnsi="Symbol" w:hint="default"/>
+        <w:sz w:val="20"/>
+      </w:rPr>
+    </w:lvl>
+    <w:lvl w:ilvl="1" w:tentative="1">
+      <w:start w:val="1"/>
+      <w:numFmt w:val="bullet"/>
+      <w:lvlText w:val="o"/>
+      <w:lvlJc w:val="left"/>
+      <w:pPr>
+        <w:tabs>
+          <w:tab w:val="num" w:pos="1440"/>
+        </w:tabs>
+        <w:ind w:left="1440" w:hanging="360"/>
+      </w:pPr>
+      <w:rPr>
+        <w:rFonts w:ascii="Courier New" w:hAnsi="Courier New" w:hint="default"/>
+        <w:sz w:val="20"/>
+      </w:rPr>
+    </w:lvl>
+    <w:lvl w:ilvl="2" w:tentative="1">
+      <w:start w:val="1"/>
+      <w:numFmt w:val="bullet"/>
+      <w:lvlText w:val=""/>
+      <w:lvlJc w:val="left"/>
+      <w:pPr>
+        <w:tabs>
+          <w:tab w:val="num" w:pos="2160"/>
+        </w:tabs>
+        <w:ind w:left="2160" w:hanging="360"/>
+      </w:pPr>
+      <w:rPr>
+        <w:rFonts w:ascii="Wingdings" w:hAnsi="Wingdings" w:hint="default"/>
+        <w:sz w:val="20"/>
+      </w:rPr>
+    </w:lvl>
+    <w:lvl w:ilvl="3" w:tentative="1">
+      <w:start w:val="1"/>
+      <w:numFmt w:val="bullet"/>
+      <w:lvlText w:val=""/>
+      <w:lvlJc w:val="left"/>
+      <w:pPr>
+        <w:tabs>
+          <w:tab w:val="num" w:pos="2880"/>
+        </w:tabs>
+        <w:ind w:left="2880" w:hanging="360"/>
+      </w:pPr>
+      <w:rPr>
+        <w:rFonts w:ascii="Wingdings" w:hAnsi="Wingdings" w:hint="default"/>
+        <w:sz w:val="20"/>
+      </w:rPr>
+    </w:lvl>
+    <w:lvl w:ilvl="4" w:tentative="1">
+      <w:start w:val="1"/>
+      <w:numFmt w:val="bullet"/>
+      <w:lvlText w:val=""/>
+      <w:lvlJc w:val="left"/>
+      <w:pPr>
+        <w:tabs>
+          <w:tab w:val="num" w:pos="3600"/>
+        </w:tabs>
+        <w:ind w:left="3600" w:hanging="360"/>
+      </w:pPr>
+      <w:rPr>
+        <w:rFonts w:ascii="Wingdings" w:hAnsi="Wingdings" w:hint="default"/>
+        <w:sz w:val="20"/>
+      </w:rPr>
+    </w:lvl>
+    <w:lvl w:ilvl="5" w:tentative="1">
+      <w:start w:val="1"/>
+      <w:numFmt w:val="bullet"/>
+      <w:lvlText w:val=""/>
+      <w:lvlJc w:val="left"/>
+      <w:pPr>
+        <w:tabs>
+          <w:tab w:val="num" w:pos="4320"/>
+        </w:tabs>
+        <w:ind w:left="4320" w:hanging="360"/>
+      </w:pPr>
+      <w:rPr>
+        <w:rFonts w:ascii="Wingdings" w:hAnsi="Wingdings" w:hint="default"/>
+        <w:sz w:val="20"/>
+      </w:rPr>
+    </w:lvl>
+    <w:lvl w:ilvl="6" w:tentative="1">
+      <w:start w:val="1"/>
+      <w:numFmt w:val="bullet"/>
+      <w:lvlText w:val=""/>
+      <w:lvlJc w:val="left"/>
+      <w:pPr>
+        <w:tabs>
+          <w:tab w:val="num" w:pos="5040"/>
+        </w:tabs>
+        <w:ind w:left="5040" w:hanging="360"/>
+      </w:pPr>
+      <w:rPr>
+        <w:rFonts w:ascii="Wingdings" w:hAnsi="Wingdings" w:hint="default"/>
+        <w:sz w:val="20"/>
+      </w:rPr>
+    </w:lvl>
+    <w:lvl w:ilvl="7" w:tentative="1">
+      <w:start w:val="1"/>
+      <w:numFmt w:val="bullet"/>
+      <w:lvlText w:val=""/>
+      <w:lvlJc w:val="left"/>
+      <w:pPr>
+        <w:tabs>
+          <w:tab w:val="num" w:pos="5760"/>
+        </w:tabs>
+        <w:ind w:left="5760" w:hanging="360"/>
+      </w:pPr>
+      <w:rPr>
+        <w:rFonts w:ascii="Wingdings" w:hAnsi="Wingdings" w:hint="default"/>
+        <w:sz w:val="20"/>
+      </w:rPr>
+    </w:lvl>
+    <w:lvl w:ilvl="8" w:tentative="1">
+      <w:start w:val="1"/>
+      <w:numFmt w:val="bullet"/>
+      <w:lvlText w:val=""/>
+      <w:lvlJc w:val="left"/>
+      <w:pPr>
+        <w:tabs>
+          <w:tab w:val="num" w:pos="6480"/>
+        </w:tabs>
+        <w:ind w:left="6480" w:hanging="360"/>
+      </w:pPr>
+      <w:rPr>
+        <w:rFonts w:ascii="Wingdings" w:hAnsi="Wingdings" w:hint="default"/>
+        <w:sz w:val="20"/>
+      </w:rPr>
+    </w:lvl>
+  </w:abstractNum>
+  <w:abstractNum w:abstractNumId="11" w15:restartNumberingAfterBreak="0">
+    <w:nsid w:val="43247CE5"/>
+    <w:multiLevelType w:val="multilevel"/>
+    <w:tmpl w:val="3E8C11CC"/>
+    <w:lvl w:ilvl="0">
+      <w:start w:val="1"/>
+      <w:numFmt w:val="bullet"/>
+      <w:lvlText w:val=""/>
+      <w:lvlJc w:val="left"/>
+      <w:pPr>
+        <w:tabs>
+          <w:tab w:val="num" w:pos="720"/>
+        </w:tabs>
+        <w:ind w:left="720" w:hanging="360"/>
+      </w:pPr>
+      <w:rPr>
+        <w:rFonts w:ascii="Symbol" w:hAnsi="Symbol" w:hint="default"/>
+        <w:sz w:val="20"/>
+      </w:rPr>
+    </w:lvl>
+    <w:lvl w:ilvl="1" w:tentative="1">
+      <w:start w:val="1"/>
+      <w:numFmt w:val="bullet"/>
+      <w:lvlText w:val="o"/>
+      <w:lvlJc w:val="left"/>
+      <w:pPr>
+        <w:tabs>
+          <w:tab w:val="num" w:pos="1440"/>
+        </w:tabs>
+        <w:ind w:left="1440" w:hanging="360"/>
+      </w:pPr>
+      <w:rPr>
+        <w:rFonts w:ascii="Courier New" w:hAnsi="Courier New" w:hint="default"/>
+        <w:sz w:val="20"/>
+      </w:rPr>
+    </w:lvl>
+    <w:lvl w:ilvl="2" w:tentative="1">
+      <w:start w:val="1"/>
+      <w:numFmt w:val="bullet"/>
+      <w:lvlText w:val=""/>
+      <w:lvlJc w:val="left"/>
+      <w:pPr>
+        <w:tabs>
+          <w:tab w:val="num" w:pos="2160"/>
+        </w:tabs>
+        <w:ind w:left="2160" w:hanging="360"/>
+      </w:pPr>
+      <w:rPr>
+        <w:rFonts w:ascii="Wingdings" w:hAnsi="Wingdings" w:hint="default"/>
+        <w:sz w:val="20"/>
+      </w:rPr>
+    </w:lvl>
+    <w:lvl w:ilvl="3" w:tentative="1">
+      <w:start w:val="1"/>
+      <w:numFmt w:val="bullet"/>
+      <w:lvlText w:val=""/>
+      <w:lvlJc w:val="left"/>
+      <w:pPr>
+        <w:tabs>
+          <w:tab w:val="num" w:pos="2880"/>
+        </w:tabs>
+        <w:ind w:left="2880" w:hanging="360"/>
+      </w:pPr>
+      <w:rPr>
+        <w:rFonts w:ascii="Wingdings" w:hAnsi="Wingdings" w:hint="default"/>
+        <w:sz w:val="20"/>
+      </w:rPr>
+    </w:lvl>
+    <w:lvl w:ilvl="4" w:tentative="1">
+      <w:start w:val="1"/>
+      <w:numFmt w:val="bullet"/>
+      <w:lvlText w:val=""/>
+      <w:lvlJc w:val="left"/>
+      <w:pPr>
+        <w:tabs>
+          <w:tab w:val="num" w:pos="3600"/>
+        </w:tabs>
+        <w:ind w:left="3600" w:hanging="360"/>
+      </w:pPr>
+      <w:rPr>
+        <w:rFonts w:ascii="Wingdings" w:hAnsi="Wingdings" w:hint="default"/>
+        <w:sz w:val="20"/>
+      </w:rPr>
+    </w:lvl>
+    <w:lvl w:ilvl="5" w:tentative="1">
+      <w:start w:val="1"/>
+      <w:numFmt w:val="bullet"/>
+      <w:lvlText w:val=""/>
+      <w:lvlJc w:val="left"/>
+      <w:pPr>
+        <w:tabs>
+          <w:tab w:val="num" w:pos="4320"/>
+        </w:tabs>
+        <w:ind w:left="4320" w:hanging="360"/>
+      </w:pPr>
+      <w:rPr>
+        <w:rFonts w:ascii="Wingdings" w:hAnsi="Wingdings" w:hint="default"/>
+        <w:sz w:val="20"/>
+      </w:rPr>
+    </w:lvl>
+    <w:lvl w:ilvl="6" w:tentative="1">
+      <w:start w:val="1"/>
+      <w:numFmt w:val="bullet"/>
+      <w:lvlText w:val=""/>
+      <w:lvlJc w:val="left"/>
+      <w:pPr>
+        <w:tabs>
+          <w:tab w:val="num" w:pos="5040"/>
+        </w:tabs>
+        <w:ind w:left="5040" w:hanging="360"/>
+      </w:pPr>
+      <w:rPr>
+        <w:rFonts w:ascii="Wingdings" w:hAnsi="Wingdings" w:hint="default"/>
+        <w:sz w:val="20"/>
+      </w:rPr>
+    </w:lvl>
+    <w:lvl w:ilvl="7" w:tentative="1">
+      <w:start w:val="1"/>
+      <w:numFmt w:val="bullet"/>
+      <w:lvlText w:val=""/>
+      <w:lvlJc w:val="left"/>
+      <w:pPr>
+        <w:tabs>
+          <w:tab w:val="num" w:pos="5760"/>
+        </w:tabs>
+        <w:ind w:left="5760" w:hanging="360"/>
+      </w:pPr>
+      <w:rPr>
+        <w:rFonts w:ascii="Wingdings" w:hAnsi="Wingdings" w:hint="default"/>
+        <w:sz w:val="20"/>
+      </w:rPr>
+    </w:lvl>
+    <w:lvl w:ilvl="8" w:tentative="1">
+      <w:start w:val="1"/>
+      <w:numFmt w:val="bullet"/>
+      <w:lvlText w:val=""/>
+      <w:lvlJc w:val="left"/>
+      <w:pPr>
+        <w:tabs>
+          <w:tab w:val="num" w:pos="6480"/>
+        </w:tabs>
+        <w:ind w:left="6480" w:hanging="360"/>
+      </w:pPr>
+      <w:rPr>
+        <w:rFonts w:ascii="Wingdings" w:hAnsi="Wingdings" w:hint="default"/>
+        <w:sz w:val="20"/>
+      </w:rPr>
+    </w:lvl>
+  </w:abstractNum>
+  <w:abstractNum w:abstractNumId="12" w15:restartNumberingAfterBreak="0">
     <w:nsid w:val="44F82B59"/>
     <w:multiLevelType w:val="multilevel"/>
     <w:tmpl w:val="4A482A26"/>
@@ -3159,7 +7487,7 @@
       </w:rPr>
     </w:lvl>
   </w:abstractNum>
-  <w:abstractNum w:abstractNumId="5" w15:restartNumberingAfterBreak="0">
+  <w:abstractNum w:abstractNumId="13" w15:restartNumberingAfterBreak="0">
     <w:nsid w:val="490929B5"/>
     <w:multiLevelType w:val="multilevel"/>
     <w:tmpl w:val="99804B0C"/>
@@ -3308,7 +7636,305 @@
       </w:rPr>
     </w:lvl>
   </w:abstractNum>
-  <w:abstractNum w:abstractNumId="6" w15:restartNumberingAfterBreak="0">
+  <w:abstractNum w:abstractNumId="14" w15:restartNumberingAfterBreak="0">
+    <w:nsid w:val="4B400FF6"/>
+    <w:multiLevelType w:val="multilevel"/>
+    <w:tmpl w:val="ECBC773A"/>
+    <w:lvl w:ilvl="0">
+      <w:start w:val="1"/>
+      <w:numFmt w:val="bullet"/>
+      <w:lvlText w:val=""/>
+      <w:lvlJc w:val="left"/>
+      <w:pPr>
+        <w:tabs>
+          <w:tab w:val="num" w:pos="720"/>
+        </w:tabs>
+        <w:ind w:left="720" w:hanging="360"/>
+      </w:pPr>
+      <w:rPr>
+        <w:rFonts w:ascii="Symbol" w:hAnsi="Symbol" w:hint="default"/>
+        <w:sz w:val="20"/>
+      </w:rPr>
+    </w:lvl>
+    <w:lvl w:ilvl="1" w:tentative="1">
+      <w:start w:val="1"/>
+      <w:numFmt w:val="bullet"/>
+      <w:lvlText w:val="o"/>
+      <w:lvlJc w:val="left"/>
+      <w:pPr>
+        <w:tabs>
+          <w:tab w:val="num" w:pos="1440"/>
+        </w:tabs>
+        <w:ind w:left="1440" w:hanging="360"/>
+      </w:pPr>
+      <w:rPr>
+        <w:rFonts w:ascii="Courier New" w:hAnsi="Courier New" w:hint="default"/>
+        <w:sz w:val="20"/>
+      </w:rPr>
+    </w:lvl>
+    <w:lvl w:ilvl="2" w:tentative="1">
+      <w:start w:val="1"/>
+      <w:numFmt w:val="bullet"/>
+      <w:lvlText w:val=""/>
+      <w:lvlJc w:val="left"/>
+      <w:pPr>
+        <w:tabs>
+          <w:tab w:val="num" w:pos="2160"/>
+        </w:tabs>
+        <w:ind w:left="2160" w:hanging="360"/>
+      </w:pPr>
+      <w:rPr>
+        <w:rFonts w:ascii="Wingdings" w:hAnsi="Wingdings" w:hint="default"/>
+        <w:sz w:val="20"/>
+      </w:rPr>
+    </w:lvl>
+    <w:lvl w:ilvl="3" w:tentative="1">
+      <w:start w:val="1"/>
+      <w:numFmt w:val="bullet"/>
+      <w:lvlText w:val=""/>
+      <w:lvlJc w:val="left"/>
+      <w:pPr>
+        <w:tabs>
+          <w:tab w:val="num" w:pos="2880"/>
+        </w:tabs>
+        <w:ind w:left="2880" w:hanging="360"/>
+      </w:pPr>
+      <w:rPr>
+        <w:rFonts w:ascii="Wingdings" w:hAnsi="Wingdings" w:hint="default"/>
+        <w:sz w:val="20"/>
+      </w:rPr>
+    </w:lvl>
+    <w:lvl w:ilvl="4" w:tentative="1">
+      <w:start w:val="1"/>
+      <w:numFmt w:val="bullet"/>
+      <w:lvlText w:val=""/>
+      <w:lvlJc w:val="left"/>
+      <w:pPr>
+        <w:tabs>
+          <w:tab w:val="num" w:pos="3600"/>
+        </w:tabs>
+        <w:ind w:left="3600" w:hanging="360"/>
+      </w:pPr>
+      <w:rPr>
+        <w:rFonts w:ascii="Wingdings" w:hAnsi="Wingdings" w:hint="default"/>
+        <w:sz w:val="20"/>
+      </w:rPr>
+    </w:lvl>
+    <w:lvl w:ilvl="5" w:tentative="1">
+      <w:start w:val="1"/>
+      <w:numFmt w:val="bullet"/>
+      <w:lvlText w:val=""/>
+      <w:lvlJc w:val="left"/>
+      <w:pPr>
+        <w:tabs>
+          <w:tab w:val="num" w:pos="4320"/>
+        </w:tabs>
+        <w:ind w:left="4320" w:hanging="360"/>
+      </w:pPr>
+      <w:rPr>
+        <w:rFonts w:ascii="Wingdings" w:hAnsi="Wingdings" w:hint="default"/>
+        <w:sz w:val="20"/>
+      </w:rPr>
+    </w:lvl>
+    <w:lvl w:ilvl="6" w:tentative="1">
+      <w:start w:val="1"/>
+      <w:numFmt w:val="bullet"/>
+      <w:lvlText w:val=""/>
+      <w:lvlJc w:val="left"/>
+      <w:pPr>
+        <w:tabs>
+          <w:tab w:val="num" w:pos="5040"/>
+        </w:tabs>
+        <w:ind w:left="5040" w:hanging="360"/>
+      </w:pPr>
+      <w:rPr>
+        <w:rFonts w:ascii="Wingdings" w:hAnsi="Wingdings" w:hint="default"/>
+        <w:sz w:val="20"/>
+      </w:rPr>
+    </w:lvl>
+    <w:lvl w:ilvl="7" w:tentative="1">
+      <w:start w:val="1"/>
+      <w:numFmt w:val="bullet"/>
+      <w:lvlText w:val=""/>
+      <w:lvlJc w:val="left"/>
+      <w:pPr>
+        <w:tabs>
+          <w:tab w:val="num" w:pos="5760"/>
+        </w:tabs>
+        <w:ind w:left="5760" w:hanging="360"/>
+      </w:pPr>
+      <w:rPr>
+        <w:rFonts w:ascii="Wingdings" w:hAnsi="Wingdings" w:hint="default"/>
+        <w:sz w:val="20"/>
+      </w:rPr>
+    </w:lvl>
+    <w:lvl w:ilvl="8" w:tentative="1">
+      <w:start w:val="1"/>
+      <w:numFmt w:val="bullet"/>
+      <w:lvlText w:val=""/>
+      <w:lvlJc w:val="left"/>
+      <w:pPr>
+        <w:tabs>
+          <w:tab w:val="num" w:pos="6480"/>
+        </w:tabs>
+        <w:ind w:left="6480" w:hanging="360"/>
+      </w:pPr>
+      <w:rPr>
+        <w:rFonts w:ascii="Wingdings" w:hAnsi="Wingdings" w:hint="default"/>
+        <w:sz w:val="20"/>
+      </w:rPr>
+    </w:lvl>
+  </w:abstractNum>
+  <w:abstractNum w:abstractNumId="15" w15:restartNumberingAfterBreak="0">
+    <w:nsid w:val="51E57644"/>
+    <w:multiLevelType w:val="multilevel"/>
+    <w:tmpl w:val="9D068A12"/>
+    <w:lvl w:ilvl="0">
+      <w:start w:val="1"/>
+      <w:numFmt w:val="bullet"/>
+      <w:lvlText w:val=""/>
+      <w:lvlJc w:val="left"/>
+      <w:pPr>
+        <w:tabs>
+          <w:tab w:val="num" w:pos="720"/>
+        </w:tabs>
+        <w:ind w:left="720" w:hanging="360"/>
+      </w:pPr>
+      <w:rPr>
+        <w:rFonts w:ascii="Symbol" w:hAnsi="Symbol" w:hint="default"/>
+        <w:sz w:val="20"/>
+      </w:rPr>
+    </w:lvl>
+    <w:lvl w:ilvl="1" w:tentative="1">
+      <w:start w:val="1"/>
+      <w:numFmt w:val="bullet"/>
+      <w:lvlText w:val="o"/>
+      <w:lvlJc w:val="left"/>
+      <w:pPr>
+        <w:tabs>
+          <w:tab w:val="num" w:pos="1440"/>
+        </w:tabs>
+        <w:ind w:left="1440" w:hanging="360"/>
+      </w:pPr>
+      <w:rPr>
+        <w:rFonts w:ascii="Courier New" w:hAnsi="Courier New" w:hint="default"/>
+        <w:sz w:val="20"/>
+      </w:rPr>
+    </w:lvl>
+    <w:lvl w:ilvl="2" w:tentative="1">
+      <w:start w:val="1"/>
+      <w:numFmt w:val="bullet"/>
+      <w:lvlText w:val=""/>
+      <w:lvlJc w:val="left"/>
+      <w:pPr>
+        <w:tabs>
+          <w:tab w:val="num" w:pos="2160"/>
+        </w:tabs>
+        <w:ind w:left="2160" w:hanging="360"/>
+      </w:pPr>
+      <w:rPr>
+        <w:rFonts w:ascii="Wingdings" w:hAnsi="Wingdings" w:hint="default"/>
+        <w:sz w:val="20"/>
+      </w:rPr>
+    </w:lvl>
+    <w:lvl w:ilvl="3" w:tentative="1">
+      <w:start w:val="1"/>
+      <w:numFmt w:val="bullet"/>
+      <w:lvlText w:val=""/>
+      <w:lvlJc w:val="left"/>
+      <w:pPr>
+        <w:tabs>
+          <w:tab w:val="num" w:pos="2880"/>
+        </w:tabs>
+        <w:ind w:left="2880" w:hanging="360"/>
+      </w:pPr>
+      <w:rPr>
+        <w:rFonts w:ascii="Wingdings" w:hAnsi="Wingdings" w:hint="default"/>
+        <w:sz w:val="20"/>
+      </w:rPr>
+    </w:lvl>
+    <w:lvl w:ilvl="4" w:tentative="1">
+      <w:start w:val="1"/>
+      <w:numFmt w:val="bullet"/>
+      <w:lvlText w:val=""/>
+      <w:lvlJc w:val="left"/>
+      <w:pPr>
+        <w:tabs>
+          <w:tab w:val="num" w:pos="3600"/>
+        </w:tabs>
+        <w:ind w:left="3600" w:hanging="360"/>
+      </w:pPr>
+      <w:rPr>
+        <w:rFonts w:ascii="Wingdings" w:hAnsi="Wingdings" w:hint="default"/>
+        <w:sz w:val="20"/>
+      </w:rPr>
+    </w:lvl>
+    <w:lvl w:ilvl="5" w:tentative="1">
+      <w:start w:val="1"/>
+      <w:numFmt w:val="bullet"/>
+      <w:lvlText w:val=""/>
+      <w:lvlJc w:val="left"/>
+      <w:pPr>
+        <w:tabs>
+          <w:tab w:val="num" w:pos="4320"/>
+        </w:tabs>
+        <w:ind w:left="4320" w:hanging="360"/>
+      </w:pPr>
+      <w:rPr>
+        <w:rFonts w:ascii="Wingdings" w:hAnsi="Wingdings" w:hint="default"/>
+        <w:sz w:val="20"/>
+      </w:rPr>
+    </w:lvl>
+    <w:lvl w:ilvl="6" w:tentative="1">
+      <w:start w:val="1"/>
+      <w:numFmt w:val="bullet"/>
+      <w:lvlText w:val=""/>
+      <w:lvlJc w:val="left"/>
+      <w:pPr>
+        <w:tabs>
+          <w:tab w:val="num" w:pos="5040"/>
+        </w:tabs>
+        <w:ind w:left="5040" w:hanging="360"/>
+      </w:pPr>
+      <w:rPr>
+        <w:rFonts w:ascii="Wingdings" w:hAnsi="Wingdings" w:hint="default"/>
+        <w:sz w:val="20"/>
+      </w:rPr>
+    </w:lvl>
+    <w:lvl w:ilvl="7" w:tentative="1">
+      <w:start w:val="1"/>
+      <w:numFmt w:val="bullet"/>
+      <w:lvlText w:val=""/>
+      <w:lvlJc w:val="left"/>
+      <w:pPr>
+        <w:tabs>
+          <w:tab w:val="num" w:pos="5760"/>
+        </w:tabs>
+        <w:ind w:left="5760" w:hanging="360"/>
+      </w:pPr>
+      <w:rPr>
+        <w:rFonts w:ascii="Wingdings" w:hAnsi="Wingdings" w:hint="default"/>
+        <w:sz w:val="20"/>
+      </w:rPr>
+    </w:lvl>
+    <w:lvl w:ilvl="8" w:tentative="1">
+      <w:start w:val="1"/>
+      <w:numFmt w:val="bullet"/>
+      <w:lvlText w:val=""/>
+      <w:lvlJc w:val="left"/>
+      <w:pPr>
+        <w:tabs>
+          <w:tab w:val="num" w:pos="6480"/>
+        </w:tabs>
+        <w:ind w:left="6480" w:hanging="360"/>
+      </w:pPr>
+      <w:rPr>
+        <w:rFonts w:ascii="Wingdings" w:hAnsi="Wingdings" w:hint="default"/>
+        <w:sz w:val="20"/>
+      </w:rPr>
+    </w:lvl>
+  </w:abstractNum>
+  <w:abstractNum w:abstractNumId="16" w15:restartNumberingAfterBreak="0">
     <w:nsid w:val="55A96AFC"/>
     <w:multiLevelType w:val="multilevel"/>
     <w:tmpl w:val="16484F54"/>
@@ -3457,7 +8083,156 @@
       </w:rPr>
     </w:lvl>
   </w:abstractNum>
-  <w:abstractNum w:abstractNumId="7" w15:restartNumberingAfterBreak="0">
+  <w:abstractNum w:abstractNumId="17" w15:restartNumberingAfterBreak="0">
+    <w:nsid w:val="59072E50"/>
+    <w:multiLevelType w:val="multilevel"/>
+    <w:tmpl w:val="F74A6F3C"/>
+    <w:lvl w:ilvl="0">
+      <w:start w:val="1"/>
+      <w:numFmt w:val="bullet"/>
+      <w:lvlText w:val=""/>
+      <w:lvlJc w:val="left"/>
+      <w:pPr>
+        <w:tabs>
+          <w:tab w:val="num" w:pos="720"/>
+        </w:tabs>
+        <w:ind w:left="720" w:hanging="360"/>
+      </w:pPr>
+      <w:rPr>
+        <w:rFonts w:ascii="Symbol" w:hAnsi="Symbol" w:hint="default"/>
+        <w:sz w:val="20"/>
+      </w:rPr>
+    </w:lvl>
+    <w:lvl w:ilvl="1" w:tentative="1">
+      <w:start w:val="1"/>
+      <w:numFmt w:val="bullet"/>
+      <w:lvlText w:val="o"/>
+      <w:lvlJc w:val="left"/>
+      <w:pPr>
+        <w:tabs>
+          <w:tab w:val="num" w:pos="1440"/>
+        </w:tabs>
+        <w:ind w:left="1440" w:hanging="360"/>
+      </w:pPr>
+      <w:rPr>
+        <w:rFonts w:ascii="Courier New" w:hAnsi="Courier New" w:hint="default"/>
+        <w:sz w:val="20"/>
+      </w:rPr>
+    </w:lvl>
+    <w:lvl w:ilvl="2" w:tentative="1">
+      <w:start w:val="1"/>
+      <w:numFmt w:val="bullet"/>
+      <w:lvlText w:val=""/>
+      <w:lvlJc w:val="left"/>
+      <w:pPr>
+        <w:tabs>
+          <w:tab w:val="num" w:pos="2160"/>
+        </w:tabs>
+        <w:ind w:left="2160" w:hanging="360"/>
+      </w:pPr>
+      <w:rPr>
+        <w:rFonts w:ascii="Wingdings" w:hAnsi="Wingdings" w:hint="default"/>
+        <w:sz w:val="20"/>
+      </w:rPr>
+    </w:lvl>
+    <w:lvl w:ilvl="3" w:tentative="1">
+      <w:start w:val="1"/>
+      <w:numFmt w:val="bullet"/>
+      <w:lvlText w:val=""/>
+      <w:lvlJc w:val="left"/>
+      <w:pPr>
+        <w:tabs>
+          <w:tab w:val="num" w:pos="2880"/>
+        </w:tabs>
+        <w:ind w:left="2880" w:hanging="360"/>
+      </w:pPr>
+      <w:rPr>
+        <w:rFonts w:ascii="Wingdings" w:hAnsi="Wingdings" w:hint="default"/>
+        <w:sz w:val="20"/>
+      </w:rPr>
+    </w:lvl>
+    <w:lvl w:ilvl="4" w:tentative="1">
+      <w:start w:val="1"/>
+      <w:numFmt w:val="bullet"/>
+      <w:lvlText w:val=""/>
+      <w:lvlJc w:val="left"/>
+      <w:pPr>
+        <w:tabs>
+          <w:tab w:val="num" w:pos="3600"/>
+        </w:tabs>
+        <w:ind w:left="3600" w:hanging="360"/>
+      </w:pPr>
+      <w:rPr>
+        <w:rFonts w:ascii="Wingdings" w:hAnsi="Wingdings" w:hint="default"/>
+        <w:sz w:val="20"/>
+      </w:rPr>
+    </w:lvl>
+    <w:lvl w:ilvl="5" w:tentative="1">
+      <w:start w:val="1"/>
+      <w:numFmt w:val="bullet"/>
+      <w:lvlText w:val=""/>
+      <w:lvlJc w:val="left"/>
+      <w:pPr>
+        <w:tabs>
+          <w:tab w:val="num" w:pos="4320"/>
+        </w:tabs>
+        <w:ind w:left="4320" w:hanging="360"/>
+      </w:pPr>
+      <w:rPr>
+        <w:rFonts w:ascii="Wingdings" w:hAnsi="Wingdings" w:hint="default"/>
+        <w:sz w:val="20"/>
+      </w:rPr>
+    </w:lvl>
+    <w:lvl w:ilvl="6" w:tentative="1">
+      <w:start w:val="1"/>
+      <w:numFmt w:val="bullet"/>
+      <w:lvlText w:val=""/>
+      <w:lvlJc w:val="left"/>
+      <w:pPr>
+        <w:tabs>
+          <w:tab w:val="num" w:pos="5040"/>
+        </w:tabs>
+        <w:ind w:left="5040" w:hanging="360"/>
+      </w:pPr>
+      <w:rPr>
+        <w:rFonts w:ascii="Wingdings" w:hAnsi="Wingdings" w:hint="default"/>
+        <w:sz w:val="20"/>
+      </w:rPr>
+    </w:lvl>
+    <w:lvl w:ilvl="7" w:tentative="1">
+      <w:start w:val="1"/>
+      <w:numFmt w:val="bullet"/>
+      <w:lvlText w:val=""/>
+      <w:lvlJc w:val="left"/>
+      <w:pPr>
+        <w:tabs>
+          <w:tab w:val="num" w:pos="5760"/>
+        </w:tabs>
+        <w:ind w:left="5760" w:hanging="360"/>
+      </w:pPr>
+      <w:rPr>
+        <w:rFonts w:ascii="Wingdings" w:hAnsi="Wingdings" w:hint="default"/>
+        <w:sz w:val="20"/>
+      </w:rPr>
+    </w:lvl>
+    <w:lvl w:ilvl="8" w:tentative="1">
+      <w:start w:val="1"/>
+      <w:numFmt w:val="bullet"/>
+      <w:lvlText w:val=""/>
+      <w:lvlJc w:val="left"/>
+      <w:pPr>
+        <w:tabs>
+          <w:tab w:val="num" w:pos="6480"/>
+        </w:tabs>
+        <w:ind w:left="6480" w:hanging="360"/>
+      </w:pPr>
+      <w:rPr>
+        <w:rFonts w:ascii="Wingdings" w:hAnsi="Wingdings" w:hint="default"/>
+        <w:sz w:val="20"/>
+      </w:rPr>
+    </w:lvl>
+  </w:abstractNum>
+  <w:abstractNum w:abstractNumId="18" w15:restartNumberingAfterBreak="0">
     <w:nsid w:val="5A0F3B42"/>
     <w:multiLevelType w:val="multilevel"/>
     <w:tmpl w:val="244276EE"/>
@@ -3606,7 +8381,7 @@
       </w:rPr>
     </w:lvl>
   </w:abstractNum>
-  <w:abstractNum w:abstractNumId="8" w15:restartNumberingAfterBreak="0">
+  <w:abstractNum w:abstractNumId="19" w15:restartNumberingAfterBreak="0">
     <w:nsid w:val="6799210A"/>
     <w:multiLevelType w:val="multilevel"/>
     <w:tmpl w:val="8C6EB83C"/>
@@ -3756,31 +8531,64 @@
     </w:lvl>
   </w:abstractNum>
   <w:num w:numId="1" w16cid:durableId="1968703735">
+    <w:abstractNumId w:val="18"/>
+  </w:num>
+  <w:num w:numId="2" w16cid:durableId="343870018">
+    <w:abstractNumId w:val="2"/>
+  </w:num>
+  <w:num w:numId="3" w16cid:durableId="893203086">
+    <w:abstractNumId w:val="19"/>
+  </w:num>
+  <w:num w:numId="4" w16cid:durableId="870148278">
     <w:abstractNumId w:val="7"/>
   </w:num>
-  <w:num w:numId="2" w16cid:durableId="343870018">
+  <w:num w:numId="5" w16cid:durableId="996034549">
+    <w:abstractNumId w:val="5"/>
+  </w:num>
+  <w:num w:numId="6" w16cid:durableId="1753816387">
+    <w:abstractNumId w:val="9"/>
+  </w:num>
+  <w:num w:numId="7" w16cid:durableId="1178816197">
+    <w:abstractNumId w:val="13"/>
+  </w:num>
+  <w:num w:numId="8" w16cid:durableId="1536693777">
+    <w:abstractNumId w:val="16"/>
+  </w:num>
+  <w:num w:numId="9" w16cid:durableId="629243401">
+    <w:abstractNumId w:val="12"/>
+  </w:num>
+  <w:num w:numId="10" w16cid:durableId="153224315">
+    <w:abstractNumId w:val="6"/>
+  </w:num>
+  <w:num w:numId="11" w16cid:durableId="1196164204">
+    <w:abstractNumId w:val="4"/>
+  </w:num>
+  <w:num w:numId="12" w16cid:durableId="390932610">
+    <w:abstractNumId w:val="8"/>
+  </w:num>
+  <w:num w:numId="13" w16cid:durableId="747309750">
+    <w:abstractNumId w:val="10"/>
+  </w:num>
+  <w:num w:numId="14" w16cid:durableId="1026522285">
+    <w:abstractNumId w:val="14"/>
+  </w:num>
+  <w:num w:numId="15" w16cid:durableId="1751806830">
+    <w:abstractNumId w:val="17"/>
+  </w:num>
+  <w:num w:numId="16" w16cid:durableId="1504205113">
+    <w:abstractNumId w:val="1"/>
+  </w:num>
+  <w:num w:numId="17" w16cid:durableId="639580009">
+    <w:abstractNumId w:val="15"/>
+  </w:num>
+  <w:num w:numId="18" w16cid:durableId="476848492">
     <w:abstractNumId w:val="0"/>
   </w:num>
-  <w:num w:numId="3" w16cid:durableId="893203086">
-    <w:abstractNumId w:val="8"/>
+  <w:num w:numId="19" w16cid:durableId="102044436">
+    <w:abstractNumId w:val="11"/>
   </w:num>
-  <w:num w:numId="4" w16cid:durableId="870148278">
-    <w:abstractNumId w:val="2"/>
-  </w:num>
-  <w:num w:numId="5" w16cid:durableId="996034549">
-    <w:abstractNumId w:val="1"/>
-  </w:num>
-  <w:num w:numId="6" w16cid:durableId="1753816387">
+  <w:num w:numId="20" w16cid:durableId="268858273">
     <w:abstractNumId w:val="3"/>
-  </w:num>
-  <w:num w:numId="7" w16cid:durableId="1178816197">
-    <w:abstractNumId w:val="5"/>
-  </w:num>
-  <w:num w:numId="8" w16cid:durableId="1536693777">
-    <w:abstractNumId w:val="6"/>
-  </w:num>
-  <w:num w:numId="9" w16cid:durableId="629243401">
-    <w:abstractNumId w:val="4"/>
   </w:num>
 </w:numbering>
 </file>
